--- a/doc/CV_Raphael_Scapolan.docx
+++ b/doc/CV_Raphael_Scapolan.docx
@@ -144,21 +144,70 @@
             <w:pPr>
               <w:spacing w:before="80" w:after="0"/>
               <w:rPr>
+                <w:sz w:val="21"/>
+                <w:szCs w:val="21"/>
                 <w:lang w:val="fr-FR"/>
               </w:rPr>
             </w:pPr>
             <w:r>
               <w:rPr>
                 <w:color w:val="FFFFFF"/>
-                <w:sz w:val="23"/>
-                <w:lang w:val="fr-FR"/>
-              </w:rPr>
-              <w:t>Développeur Senior .NET / WPF</w:t>
+                <w:sz w:val="21"/>
+                <w:szCs w:val="21"/>
+                <w:lang w:val="fr-FR"/>
+              </w:rPr>
+              <w:t xml:space="preserve">Architecte Logiciel .NET </w:t>
             </w:r>
             <w:r>
               <w:rPr>
                 <w:color w:val="FFFFFF"/>
-                <w:sz w:val="23"/>
+                <w:sz w:val="21"/>
+                <w:szCs w:val="21"/>
+                <w:lang w:val="fr-FR"/>
+              </w:rPr>
+              <w:t>·</w:t>
+            </w:r>
+            <w:r>
+              <w:rPr>
+                <w:color w:val="FFFFFF"/>
+                <w:sz w:val="21"/>
+                <w:szCs w:val="21"/>
+                <w:lang w:val="fr-FR"/>
+              </w:rPr>
+              <w:t xml:space="preserve"> Modernisation ERP &amp; Applications Métier </w:t>
+            </w:r>
+            <w:r>
+              <w:rPr>
+                <w:color w:val="FFFFFF"/>
+                <w:sz w:val="21"/>
+                <w:szCs w:val="21"/>
+                <w:lang w:val="fr-FR"/>
+              </w:rPr>
+              <w:t>·</w:t>
+            </w:r>
+            <w:r>
+              <w:rPr>
+                <w:color w:val="FFFFFF"/>
+                <w:sz w:val="21"/>
+                <w:szCs w:val="21"/>
+                <w:lang w:val="fr-FR"/>
+              </w:rPr>
+              <w:t xml:space="preserve"> IA Générative </w:t>
+            </w:r>
+            <w:r>
+              <w:rPr>
+                <w:color w:val="FFFFFF"/>
+                <w:sz w:val="21"/>
+                <w:szCs w:val="21"/>
+                <w:lang w:val="fr-FR"/>
+              </w:rPr>
+              <w:t>·</w:t>
+            </w:r>
+            <w:r>
+              <w:rPr>
+                <w:color w:val="FFFFFF"/>
+                <w:sz w:val="21"/>
+                <w:szCs w:val="21"/>
                 <w:lang w:val="fr-FR"/>
               </w:rPr>
               <w:t xml:space="preserve"> </w:t>
@@ -166,10 +215,11 @@
             <w:r>
               <w:rPr>
                 <w:color w:val="FFFFFF"/>
-                <w:sz w:val="23"/>
-                <w:lang w:val="fr-FR"/>
-              </w:rPr>
-              <w:t>· Architecte logiciel · PhD</w:t>
+                <w:sz w:val="21"/>
+                <w:szCs w:val="21"/>
+                <w:lang w:val="fr-FR"/>
+              </w:rPr>
+              <w:t>PhD</w:t>
             </w:r>
           </w:p>
         </w:tc>
@@ -220,6 +270,7 @@
                 <w:caps/>
                 <w:color w:val="2C4C68"/>
                 <w:sz w:val="24"/>
+                <w:lang w:val="fr-FR"/>
               </w:rPr>
               <w:t>é</w:t>
             </w:r>
@@ -338,12 +389,21 @@
                 <w:lang w:val="fi-FI"/>
               </w:rPr>
             </w:pPr>
+            <w:proofErr w:type="gramStart"/>
             <w:r>
               <w:rPr>
                 <w:b/>
                 <w:lang w:val="fi-FI"/>
               </w:rPr>
-              <w:t xml:space="preserve">Portfolio : </w:t>
+              <w:t>Portfolio :</w:t>
+            </w:r>
+            <w:proofErr w:type="gramEnd"/>
+            <w:r>
+              <w:rPr>
+                <w:b/>
+                <w:lang w:val="fi-FI"/>
+              </w:rPr>
+              <w:t xml:space="preserve"> </w:t>
             </w:r>
             <w:hyperlink r:id="rId11" w:history="1">
               <w:r>
@@ -387,7 +447,14 @@
               <w:rPr>
                 <w:b/>
               </w:rPr>
-              <w:t>/ WPF</w:t>
+              <w:t xml:space="preserve">/ </w:t>
+            </w:r>
+            <w:proofErr w:type="gramStart"/>
+            <w:r>
+              <w:rPr>
+                <w:b/>
+              </w:rPr>
+              <w:t>WPF</w:t>
             </w:r>
             <w:r>
               <w:rPr>
@@ -396,11 +463,13 @@
               </w:rPr>
               <w:t xml:space="preserve">  expert</w:t>
             </w:r>
+            <w:proofErr w:type="gramEnd"/>
           </w:p>
           <w:p>
             <w:pPr>
               <w:pStyle w:val="ListBullet"/>
             </w:pPr>
+            <w:proofErr w:type="gramStart"/>
             <w:r>
               <w:rPr>
                 <w:b/>
@@ -412,8 +481,18 @@
                 <w:i/>
                 <w:sz w:val="17"/>
               </w:rPr>
-              <w:t xml:space="preserve">  confirmé</w:t>
-            </w:r>
+              <w:t xml:space="preserve">  </w:t>
+            </w:r>
+            <w:proofErr w:type="spellStart"/>
+            <w:r>
+              <w:rPr>
+                <w:i/>
+                <w:sz w:val="17"/>
+              </w:rPr>
+              <w:t>confirmé</w:t>
+            </w:r>
+            <w:proofErr w:type="spellEnd"/>
+            <w:proofErr w:type="gramEnd"/>
           </w:p>
           <w:p>
             <w:pPr>
@@ -435,8 +514,21 @@
             <w:pPr>
               <w:pStyle w:val="ListBullet"/>
             </w:pPr>
-            <w:r>
-              <w:t>Specflow / Reqnroll (BDD)</w:t>
+            <w:proofErr w:type="spellStart"/>
+            <w:r>
+              <w:t>Specflow</w:t>
+            </w:r>
+            <w:proofErr w:type="spellEnd"/>
+            <w:r>
+              <w:t xml:space="preserve"> / </w:t>
+            </w:r>
+            <w:proofErr w:type="spellStart"/>
+            <w:r>
+              <w:t>Reqnroll</w:t>
+            </w:r>
+            <w:proofErr w:type="spellEnd"/>
+            <w:r>
+              <w:t xml:space="preserve"> (BDD)</w:t>
             </w:r>
           </w:p>
           <w:p>
@@ -444,23 +536,41 @@
               <w:pStyle w:val="ListBullet"/>
             </w:pPr>
             <w:r>
-              <w:t>Architecture logicielle</w:t>
-            </w:r>
+              <w:t xml:space="preserve">Architecture </w:t>
+            </w:r>
+            <w:proofErr w:type="spellStart"/>
+            <w:r>
+              <w:t>logicielle</w:t>
+            </w:r>
+            <w:proofErr w:type="spellEnd"/>
           </w:p>
           <w:p>
             <w:pPr>
               <w:pStyle w:val="ListBullet"/>
             </w:pPr>
             <w:r>
-              <w:t>Migration d'applications legacy</w:t>
+              <w:t xml:space="preserve">Migration </w:t>
+            </w:r>
+            <w:proofErr w:type="spellStart"/>
+            <w:r>
+              <w:t>d'applications</w:t>
+            </w:r>
+            <w:proofErr w:type="spellEnd"/>
+            <w:r>
+              <w:t xml:space="preserve"> legacy</w:t>
             </w:r>
           </w:p>
           <w:p>
             <w:pPr>
               <w:pStyle w:val="ListBullet"/>
             </w:pPr>
-            <w:r>
-              <w:t>Méthode Agile</w:t>
+            <w:proofErr w:type="spellStart"/>
+            <w:r>
+              <w:t>Méthode</w:t>
+            </w:r>
+            <w:proofErr w:type="spellEnd"/>
+            <w:r>
+              <w:t xml:space="preserve"> Agile</w:t>
             </w:r>
           </w:p>
           <w:p>
@@ -492,8 +602,13 @@
             <w:pPr>
               <w:pStyle w:val="ListBullet"/>
             </w:pPr>
-            <w:r>
-              <w:t>Automatisation de processus métier</w:t>
+            <w:proofErr w:type="spellStart"/>
+            <w:r>
+              <w:t>Automatisation</w:t>
+            </w:r>
+            <w:proofErr w:type="spellEnd"/>
+            <w:r>
+              <w:t xml:space="preserve"> de processus métier</w:t>
             </w:r>
           </w:p>
           <w:p>
@@ -791,16 +906,31 @@
               <w:pStyle w:val="ListBullet"/>
             </w:pPr>
             <w:r>
-              <w:t>Français — langue maternelle</w:t>
-            </w:r>
+              <w:t xml:space="preserve">Français — langue </w:t>
+            </w:r>
+            <w:proofErr w:type="spellStart"/>
+            <w:r>
+              <w:t>maternelle</w:t>
+            </w:r>
+            <w:proofErr w:type="spellEnd"/>
           </w:p>
           <w:p>
             <w:pPr>
               <w:pStyle w:val="ListBullet"/>
             </w:pPr>
-            <w:r>
-              <w:t>Anglais — professionnel</w:t>
-            </w:r>
+            <w:proofErr w:type="spellStart"/>
+            <w:r>
+              <w:t>Anglais</w:t>
+            </w:r>
+            <w:proofErr w:type="spellEnd"/>
+            <w:r>
+              <w:t xml:space="preserve"> — </w:t>
+            </w:r>
+            <w:proofErr w:type="spellStart"/>
+            <w:r>
+              <w:t>professionnel</w:t>
+            </w:r>
+            <w:proofErr w:type="spellEnd"/>
           </w:p>
           <w:p>
             <w:pPr>
@@ -873,9 +1003,11 @@
                 <w:lang w:val="fr-FR"/>
               </w:rPr>
             </w:pPr>
+            <w:proofErr w:type="spellStart"/>
             <w:r>
               <w:t>Bénévolat</w:t>
             </w:r>
+            <w:proofErr w:type="spellEnd"/>
           </w:p>
         </w:tc>
         <w:tc>
@@ -1243,18 +1375,41 @@
                 <w:lang w:val="fr-FR"/>
               </w:rPr>
             </w:pPr>
+            <w:proofErr w:type="spellStart"/>
             <w:r>
               <w:rPr>
                 <w:b/>
                 <w:lang w:val="fr-FR"/>
               </w:rPr>
-              <w:t xml:space="preserve">Core ERP &amp; e-commerce — </w:t>
-            </w:r>
-            <w:r>
-              <w:rPr>
-                <w:lang w:val="fr-FR"/>
-              </w:rPr>
-              <w:t>développement du module d'achats intégré et de l'interconnexion e-commerce par flux cXML.</w:t>
+              <w:t>Core</w:t>
+            </w:r>
+            <w:proofErr w:type="spellEnd"/>
+            <w:r>
+              <w:rPr>
+                <w:b/>
+                <w:lang w:val="fr-FR"/>
+              </w:rPr>
+              <w:t xml:space="preserve"> ERP &amp; e-commerce — </w:t>
+            </w:r>
+            <w:r>
+              <w:rPr>
+                <w:lang w:val="fr-FR"/>
+              </w:rPr>
+              <w:t xml:space="preserve">développement du module d'achats intégré et de l'interconnexion e-commerce par flux </w:t>
+            </w:r>
+            <w:proofErr w:type="spellStart"/>
+            <w:r>
+              <w:rPr>
+                <w:lang w:val="fr-FR"/>
+              </w:rPr>
+              <w:t>cXML</w:t>
+            </w:r>
+            <w:proofErr w:type="spellEnd"/>
+            <w:r>
+              <w:rPr>
+                <w:lang w:val="fr-FR"/>
+              </w:rPr>
+              <w:t>.</w:t>
             </w:r>
           </w:p>
           <w:p>
@@ -1275,7 +1430,21 @@
               <w:rPr>
                 <w:lang w:val="fr-FR"/>
               </w:rPr>
-              <w:t xml:space="preserve">client lourd adossé à un serveur, chaîne CI/CD GitLab, outillage interne de pilotage local </w:t>
+              <w:t xml:space="preserve">client lourd adossé à un serveur, chaîne CI/CD </w:t>
+            </w:r>
+            <w:proofErr w:type="spellStart"/>
+            <w:r>
+              <w:rPr>
+                <w:lang w:val="fr-FR"/>
+              </w:rPr>
+              <w:t>GitLab</w:t>
+            </w:r>
+            <w:proofErr w:type="spellEnd"/>
+            <w:r>
+              <w:rPr>
+                <w:lang w:val="fr-FR"/>
+              </w:rPr>
+              <w:t xml:space="preserve">, outillage interne de pilotage local </w:t>
             </w:r>
             <w:r>
               <w:rPr>
@@ -1320,7 +1489,35 @@
               <w:rPr>
                 <w:lang w:val="fr-FR"/>
               </w:rPr>
-              <w:t>tests automatisés BDD (Specflow / Reqnroll), indexation des règles métier, revue de code systématique.</w:t>
+              <w:t>tests automatisés BDD (</w:t>
+            </w:r>
+            <w:proofErr w:type="spellStart"/>
+            <w:r>
+              <w:rPr>
+                <w:lang w:val="fr-FR"/>
+              </w:rPr>
+              <w:t>Specflow</w:t>
+            </w:r>
+            <w:proofErr w:type="spellEnd"/>
+            <w:r>
+              <w:rPr>
+                <w:lang w:val="fr-FR"/>
+              </w:rPr>
+              <w:t xml:space="preserve"> / </w:t>
+            </w:r>
+            <w:proofErr w:type="spellStart"/>
+            <w:r>
+              <w:rPr>
+                <w:lang w:val="fr-FR"/>
+              </w:rPr>
+              <w:t>Reqnroll</w:t>
+            </w:r>
+            <w:proofErr w:type="spellEnd"/>
+            <w:r>
+              <w:rPr>
+                <w:lang w:val="fr-FR"/>
+              </w:rPr>
+              <w:t>), indexation des règles métier, revue de code systématique.</w:t>
             </w:r>
           </w:p>
           <w:p>
@@ -1341,7 +1538,21 @@
               <w:rPr>
                 <w:lang w:val="fr-FR"/>
               </w:rPr>
-              <w:t>automatisation des demandes d'achat et du traitement des factures, extraction intelligente, matching.</w:t>
+              <w:t xml:space="preserve">automatisation des demandes d'achat et du traitement des factures, extraction intelligente, </w:t>
+            </w:r>
+            <w:proofErr w:type="spellStart"/>
+            <w:r>
+              <w:rPr>
+                <w:lang w:val="fr-FR"/>
+              </w:rPr>
+              <w:t>matching</w:t>
+            </w:r>
+            <w:proofErr w:type="spellEnd"/>
+            <w:r>
+              <w:rPr>
+                <w:lang w:val="fr-FR"/>
+              </w:rPr>
+              <w:t>.</w:t>
             </w:r>
           </w:p>
           <w:p>
@@ -1362,7 +1573,49 @@
               <w:rPr>
                 <w:lang w:val="fr-FR"/>
               </w:rPr>
-              <w:t>développement assisté par IA, revue de code augmentée, écosystème de MCPs (indexation de codebase, GitLab / Redmine), AI Buildathons.</w:t>
+              <w:t xml:space="preserve">développement assisté par IA, revue de code augmentée, écosystème de </w:t>
+            </w:r>
+            <w:proofErr w:type="spellStart"/>
+            <w:r>
+              <w:rPr>
+                <w:lang w:val="fr-FR"/>
+              </w:rPr>
+              <w:t>MCPs</w:t>
+            </w:r>
+            <w:proofErr w:type="spellEnd"/>
+            <w:r>
+              <w:rPr>
+                <w:lang w:val="fr-FR"/>
+              </w:rPr>
+              <w:t xml:space="preserve"> (indexation de codebase, </w:t>
+            </w:r>
+            <w:proofErr w:type="spellStart"/>
+            <w:r>
+              <w:rPr>
+                <w:lang w:val="fr-FR"/>
+              </w:rPr>
+              <w:t>GitLab</w:t>
+            </w:r>
+            <w:proofErr w:type="spellEnd"/>
+            <w:r>
+              <w:rPr>
+                <w:lang w:val="fr-FR"/>
+              </w:rPr>
+              <w:t xml:space="preserve"> / Redmine), AI </w:t>
+            </w:r>
+            <w:proofErr w:type="spellStart"/>
+            <w:r>
+              <w:rPr>
+                <w:lang w:val="fr-FR"/>
+              </w:rPr>
+              <w:t>Buildathons</w:t>
+            </w:r>
+            <w:proofErr w:type="spellEnd"/>
+            <w:r>
+              <w:rPr>
+                <w:lang w:val="fr-FR"/>
+              </w:rPr>
+              <w:t>.</w:t>
             </w:r>
           </w:p>
           <w:p>
@@ -1478,13 +1731,23 @@
                 <w:lang w:val="fr-FR"/>
               </w:rPr>
             </w:pPr>
+            <w:proofErr w:type="spellStart"/>
             <w:r>
               <w:rPr>
                 <w:b/>
                 <w:sz w:val="19"/>
                 <w:lang w:val="fr-FR"/>
               </w:rPr>
-              <w:t>Akkodis (ex-Akka Technologies) – mission Schneider Electric, Grenoble</w:t>
+              <w:t>Akkodis</w:t>
+            </w:r>
+            <w:proofErr w:type="spellEnd"/>
+            <w:r>
+              <w:rPr>
+                <w:b/>
+                <w:sz w:val="19"/>
+                <w:lang w:val="fr-FR"/>
+              </w:rPr>
+              <w:t xml:space="preserve"> (ex-Akka Technologies) – mission Schneider Electric, Grenoble</w:t>
             </w:r>
           </w:p>
           <w:p>
@@ -1607,13 +1870,23 @@
                 <w:lang w:val="fr-FR"/>
               </w:rPr>
             </w:pPr>
+            <w:proofErr w:type="spellStart"/>
             <w:r>
               <w:rPr>
                 <w:b/>
                 <w:sz w:val="19"/>
                 <w:lang w:val="fr-FR"/>
               </w:rPr>
-              <w:t>SIMaP, Laboratoire de Recherche sur les Matériaux – Grenoble</w:t>
+              <w:t>SIMaP</w:t>
+            </w:r>
+            <w:proofErr w:type="spellEnd"/>
+            <w:r>
+              <w:rPr>
+                <w:b/>
+                <w:sz w:val="19"/>
+                <w:lang w:val="fr-FR"/>
+              </w:rPr>
+              <w:t>, Laboratoire de Recherche sur les Matériaux – Grenoble</w:t>
             </w:r>
           </w:p>
           <w:p>
@@ -1640,18 +1913,41 @@
                 <w:lang w:val="fr-FR"/>
               </w:rPr>
             </w:pPr>
+            <w:proofErr w:type="spellStart"/>
             <w:r>
               <w:rPr>
                 <w:b/>
                 <w:lang w:val="fr-FR"/>
               </w:rPr>
-              <w:t xml:space="preserve">ModeLitz — </w:t>
-            </w:r>
-            <w:r>
-              <w:rPr>
-                <w:lang w:val="fr-FR"/>
-              </w:rPr>
-              <w:t>conception et implémentation d'un solveur HPC parallèle par méthode intégrale, déposé auprès de l'Agence pour la protection des programmes (IDDN.FR.001.120006.000.S).</w:t>
+              <w:t>ModeLitz</w:t>
+            </w:r>
+            <w:proofErr w:type="spellEnd"/>
+            <w:r>
+              <w:rPr>
+                <w:b/>
+                <w:lang w:val="fr-FR"/>
+              </w:rPr>
+              <w:t xml:space="preserve"> — </w:t>
+            </w:r>
+            <w:r>
+              <w:rPr>
+                <w:lang w:val="fr-FR"/>
+              </w:rPr>
+              <w:t>conception et implémentation d'un solveur HPC parallèle par méthode intégrale, déposé auprès de l'Agence pour la protection des programmes (IDDN.FR.001.</w:t>
+            </w:r>
+            <w:proofErr w:type="gramStart"/>
+            <w:r>
+              <w:rPr>
+                <w:lang w:val="fr-FR"/>
+              </w:rPr>
+              <w:t>120006.000.S</w:t>
+            </w:r>
+            <w:proofErr w:type="gramEnd"/>
+            <w:r>
+              <w:rPr>
+                <w:lang w:val="fr-FR"/>
+              </w:rPr>
+              <w:t>).</w:t>
             </w:r>
           </w:p>
           <w:p>
@@ -2002,12 +2298,23 @@
               <w:t xml:space="preserve">Thèse en texte intégral sur HAL : </w:t>
             </w:r>
             <w:hyperlink r:id="rId12" w:history="1">
+              <w:proofErr w:type="spellStart"/>
+              <w:proofErr w:type="gramStart"/>
               <w:r>
                 <w:rPr>
                   <w:rStyle w:val="Hyperlink"/>
                   <w:lang w:val="fr-FR"/>
                 </w:rPr>
-                <w:t>theses.hal.science/tel-01104637v1</w:t>
+                <w:t>theses.hal.science</w:t>
+              </w:r>
+              <w:proofErr w:type="spellEnd"/>
+              <w:proofErr w:type="gramEnd"/>
+              <w:r>
+                <w:rPr>
+                  <w:rStyle w:val="Hyperlink"/>
+                  <w:lang w:val="fr-FR"/>
+                </w:rPr>
+                <w:t>/tel-01104637v1</w:t>
               </w:r>
             </w:hyperlink>
             <w:r>
@@ -2032,7 +2339,15 @@
               <w:t>IEEE Transactions on Magnetics</w:t>
             </w:r>
             <w:r>
-              <w:t>, 50(2), février 2014 (DOI 10.1109/TMAG.2013.2282502).</w:t>
+              <w:t xml:space="preserve">, 50(2), </w:t>
+            </w:r>
+            <w:proofErr w:type="spellStart"/>
+            <w:r>
+              <w:t>février</w:t>
+            </w:r>
+            <w:proofErr w:type="spellEnd"/>
+            <w:r>
+              <w:t xml:space="preserve"> 2014 (DOI 10.1109/TMAG.2013.2282502).</w:t>
             </w:r>
           </w:p>
           <w:p>
@@ -2040,7 +2355,15 @@
               <w:pStyle w:val="ListBullet"/>
             </w:pPr>
             <w:r>
-              <w:t xml:space="preserve">3D Integral Method for Electromagnetic Processes Modelling — colloque scientifique </w:t>
+              <w:t xml:space="preserve">3D Integral Method for Electromagnetic Processes Modelling — colloque </w:t>
+            </w:r>
+            <w:proofErr w:type="spellStart"/>
+            <w:r>
+              <w:t>scientifique</w:t>
+            </w:r>
+            <w:proofErr w:type="spellEnd"/>
+            <w:r>
+              <w:t xml:space="preserve"> </w:t>
             </w:r>
             <w:r>
               <w:rPr>
@@ -2057,7 +2380,15 @@
               <w:t>nternational Modelling for Electromagnetic Processing</w:t>
             </w:r>
             <w:r>
-              <w:t>, septembre 2014.</w:t>
+              <w:t xml:space="preserve">, </w:t>
+            </w:r>
+            <w:proofErr w:type="spellStart"/>
+            <w:r>
+              <w:t>septembre</w:t>
+            </w:r>
+            <w:proofErr w:type="spellEnd"/>
+            <w:r>
+              <w:t xml:space="preserve"> 2014.</w:t>
             </w:r>
           </w:p>
           <w:p>
@@ -2123,7 +2454,21 @@
               <w:rPr>
                 <w:lang w:val="fr-FR"/>
               </w:rPr>
-              <w:t xml:space="preserve">interface Razor partagée entre </w:t>
+              <w:t xml:space="preserve">interface </w:t>
+            </w:r>
+            <w:proofErr w:type="spellStart"/>
+            <w:r>
+              <w:rPr>
+                <w:lang w:val="fr-FR"/>
+              </w:rPr>
+              <w:t>Razor</w:t>
+            </w:r>
+            <w:proofErr w:type="spellEnd"/>
+            <w:r>
+              <w:rPr>
+                <w:lang w:val="fr-FR"/>
+              </w:rPr>
+              <w:t xml:space="preserve"> partagée entre </w:t>
             </w:r>
             <w:r>
               <w:rPr>
@@ -2171,7 +2516,35 @@
               <w:rPr>
                 <w:lang w:val="fr-FR"/>
               </w:rPr>
-              <w:t>(.NET 10, MAUI, Blazor Hybrid, PostgreSQL, Docker).</w:t>
+              <w:t xml:space="preserve">(.NET 10, MAUI, </w:t>
+            </w:r>
+            <w:proofErr w:type="spellStart"/>
+            <w:r>
+              <w:rPr>
+                <w:lang w:val="fr-FR"/>
+              </w:rPr>
+              <w:t>Blazor</w:t>
+            </w:r>
+            <w:proofErr w:type="spellEnd"/>
+            <w:r>
+              <w:rPr>
+                <w:lang w:val="fr-FR"/>
+              </w:rPr>
+              <w:t xml:space="preserve"> </w:t>
+            </w:r>
+            <w:proofErr w:type="spellStart"/>
+            <w:r>
+              <w:rPr>
+                <w:lang w:val="fr-FR"/>
+              </w:rPr>
+              <w:t>Hybrid</w:t>
+            </w:r>
+            <w:proofErr w:type="spellEnd"/>
+            <w:r>
+              <w:rPr>
+                <w:lang w:val="fr-FR"/>
+              </w:rPr>
+              <w:t>, PostgreSQL, Docker).</w:t>
             </w:r>
           </w:p>
           <w:p>
@@ -2206,7 +2579,35 @@
               <w:rPr>
                 <w:lang w:val="fr-FR"/>
               </w:rPr>
-              <w:t>physique de vol, génération procédurale déterministe, suite de tests en headless (Godot 4, GDScript).</w:t>
+              <w:t xml:space="preserve">physique de vol, génération procédurale déterministe, suite de tests en </w:t>
+            </w:r>
+            <w:proofErr w:type="spellStart"/>
+            <w:r>
+              <w:rPr>
+                <w:lang w:val="fr-FR"/>
+              </w:rPr>
+              <w:t>headless</w:t>
+            </w:r>
+            <w:proofErr w:type="spellEnd"/>
+            <w:r>
+              <w:rPr>
+                <w:lang w:val="fr-FR"/>
+              </w:rPr>
+              <w:t xml:space="preserve"> (Godot 4, </w:t>
+            </w:r>
+            <w:proofErr w:type="spellStart"/>
+            <w:r>
+              <w:rPr>
+                <w:lang w:val="fr-FR"/>
+              </w:rPr>
+              <w:t>GDScript</w:t>
+            </w:r>
+            <w:proofErr w:type="spellEnd"/>
+            <w:r>
+              <w:rPr>
+                <w:lang w:val="fr-FR"/>
+              </w:rPr>
+              <w:t>).</w:t>
             </w:r>
           </w:p>
         </w:tc>
@@ -3115,7 +3516,6 @@
   <w:style w:type="character" w:default="1" w:styleId="DefaultParagraphFont">
     <w:name w:val="Default Paragraph Font"/>
     <w:uiPriority w:val="1"/>
-    <w:semiHidden/>
     <w:unhideWhenUsed/>
   </w:style>
   <w:style w:type="table" w:default="1" w:styleId="TableNormal">

--- a/doc/CV_Raphael_Scapolan.docx
+++ b/doc/CV_Raphael_Scapolan.docx
@@ -389,21 +389,12 @@
                 <w:lang w:val="fi-FI"/>
               </w:rPr>
             </w:pPr>
-            <w:proofErr w:type="gramStart"/>
             <w:r>
               <w:rPr>
                 <w:b/>
                 <w:lang w:val="fi-FI"/>
               </w:rPr>
-              <w:t>Portfolio :</w:t>
-            </w:r>
-            <w:proofErr w:type="gramEnd"/>
-            <w:r>
-              <w:rPr>
-                <w:b/>
-                <w:lang w:val="fi-FI"/>
-              </w:rPr>
-              <w:t xml:space="preserve"> </w:t>
+              <w:t xml:space="preserve">Portfolio : </w:t>
             </w:r>
             <w:hyperlink r:id="rId11" w:history="1">
               <w:r>
@@ -447,14 +438,7 @@
               <w:rPr>
                 <w:b/>
               </w:rPr>
-              <w:t xml:space="preserve">/ </w:t>
-            </w:r>
-            <w:proofErr w:type="gramStart"/>
-            <w:r>
-              <w:rPr>
-                <w:b/>
-              </w:rPr>
-              <w:t>WPF</w:t>
+              <w:t>/ WPF</w:t>
             </w:r>
             <w:r>
               <w:rPr>
@@ -463,13 +447,11 @@
               </w:rPr>
               <w:t xml:space="preserve">  expert</w:t>
             </w:r>
-            <w:proofErr w:type="gramEnd"/>
           </w:p>
           <w:p>
             <w:pPr>
               <w:pStyle w:val="ListBullet"/>
             </w:pPr>
-            <w:proofErr w:type="gramStart"/>
             <w:r>
               <w:rPr>
                 <w:b/>
@@ -481,18 +463,8 @@
                 <w:i/>
                 <w:sz w:val="17"/>
               </w:rPr>
-              <w:t xml:space="preserve">  </w:t>
-            </w:r>
-            <w:proofErr w:type="spellStart"/>
-            <w:r>
-              <w:rPr>
-                <w:i/>
-                <w:sz w:val="17"/>
-              </w:rPr>
-              <w:t>confirmé</w:t>
-            </w:r>
-            <w:proofErr w:type="spellEnd"/>
-            <w:proofErr w:type="gramEnd"/>
+              <w:t xml:space="preserve">  confirmé</w:t>
+            </w:r>
           </w:p>
           <w:p>
             <w:pPr>
@@ -514,21 +486,8 @@
             <w:pPr>
               <w:pStyle w:val="ListBullet"/>
             </w:pPr>
-            <w:proofErr w:type="spellStart"/>
-            <w:r>
-              <w:t>Specflow</w:t>
-            </w:r>
-            <w:proofErr w:type="spellEnd"/>
-            <w:r>
-              <w:t xml:space="preserve"> / </w:t>
-            </w:r>
-            <w:proofErr w:type="spellStart"/>
-            <w:r>
-              <w:t>Reqnroll</w:t>
-            </w:r>
-            <w:proofErr w:type="spellEnd"/>
-            <w:r>
-              <w:t xml:space="preserve"> (BDD)</w:t>
+            <w:r>
+              <w:t>Specflow / Reqnroll (BDD)</w:t>
             </w:r>
           </w:p>
           <w:p>
@@ -536,41 +495,23 @@
               <w:pStyle w:val="ListBullet"/>
             </w:pPr>
             <w:r>
-              <w:t xml:space="preserve">Architecture </w:t>
-            </w:r>
-            <w:proofErr w:type="spellStart"/>
-            <w:r>
-              <w:t>logicielle</w:t>
-            </w:r>
-            <w:proofErr w:type="spellEnd"/>
+              <w:t>Architecture logicielle</w:t>
+            </w:r>
           </w:p>
           <w:p>
             <w:pPr>
               <w:pStyle w:val="ListBullet"/>
             </w:pPr>
             <w:r>
-              <w:t xml:space="preserve">Migration </w:t>
-            </w:r>
-            <w:proofErr w:type="spellStart"/>
-            <w:r>
-              <w:t>d'applications</w:t>
-            </w:r>
-            <w:proofErr w:type="spellEnd"/>
-            <w:r>
-              <w:t xml:space="preserve"> legacy</w:t>
+              <w:t>Migration d'applications legacy</w:t>
             </w:r>
           </w:p>
           <w:p>
             <w:pPr>
               <w:pStyle w:val="ListBullet"/>
             </w:pPr>
-            <w:proofErr w:type="spellStart"/>
-            <w:r>
-              <w:t>Méthode</w:t>
-            </w:r>
-            <w:proofErr w:type="spellEnd"/>
-            <w:r>
-              <w:t xml:space="preserve"> Agile</w:t>
+            <w:r>
+              <w:t>Méthode Agile</w:t>
             </w:r>
           </w:p>
           <w:p>
@@ -602,13 +543,8 @@
             <w:pPr>
               <w:pStyle w:val="ListBullet"/>
             </w:pPr>
-            <w:proofErr w:type="spellStart"/>
-            <w:r>
-              <w:t>Automatisation</w:t>
-            </w:r>
-            <w:proofErr w:type="spellEnd"/>
-            <w:r>
-              <w:t xml:space="preserve"> de processus métier</w:t>
+            <w:r>
+              <w:t>Automatisation de processus métier</w:t>
             </w:r>
           </w:p>
           <w:p>
@@ -906,31 +842,16 @@
               <w:pStyle w:val="ListBullet"/>
             </w:pPr>
             <w:r>
-              <w:t xml:space="preserve">Français — langue </w:t>
-            </w:r>
-            <w:proofErr w:type="spellStart"/>
-            <w:r>
-              <w:t>maternelle</w:t>
-            </w:r>
-            <w:proofErr w:type="spellEnd"/>
+              <w:t>Français — langue maternelle</w:t>
+            </w:r>
           </w:p>
           <w:p>
             <w:pPr>
               <w:pStyle w:val="ListBullet"/>
             </w:pPr>
-            <w:proofErr w:type="spellStart"/>
-            <w:r>
-              <w:t>Anglais</w:t>
-            </w:r>
-            <w:proofErr w:type="spellEnd"/>
-            <w:r>
-              <w:t xml:space="preserve"> — </w:t>
-            </w:r>
-            <w:proofErr w:type="spellStart"/>
-            <w:r>
-              <w:t>professionnel</w:t>
-            </w:r>
-            <w:proofErr w:type="spellEnd"/>
+            <w:r>
+              <w:t>Anglais — professionnel</w:t>
+            </w:r>
           </w:p>
           <w:p>
             <w:pPr>
@@ -1003,11 +924,9 @@
                 <w:lang w:val="fr-FR"/>
               </w:rPr>
             </w:pPr>
-            <w:proofErr w:type="spellStart"/>
             <w:r>
               <w:t>Bénévolat</w:t>
             </w:r>
-            <w:proofErr w:type="spellEnd"/>
           </w:p>
         </w:tc>
         <w:tc>
@@ -1375,41 +1294,18 @@
                 <w:lang w:val="fr-FR"/>
               </w:rPr>
             </w:pPr>
-            <w:proofErr w:type="spellStart"/>
             <w:r>
               <w:rPr>
                 <w:b/>
                 <w:lang w:val="fr-FR"/>
               </w:rPr>
-              <w:t>Core</w:t>
-            </w:r>
-            <w:proofErr w:type="spellEnd"/>
-            <w:r>
-              <w:rPr>
-                <w:b/>
-                <w:lang w:val="fr-FR"/>
-              </w:rPr>
-              <w:t xml:space="preserve"> ERP &amp; e-commerce — </w:t>
-            </w:r>
-            <w:r>
-              <w:rPr>
-                <w:lang w:val="fr-FR"/>
-              </w:rPr>
-              <w:t xml:space="preserve">développement du module d'achats intégré et de l'interconnexion e-commerce par flux </w:t>
-            </w:r>
-            <w:proofErr w:type="spellStart"/>
-            <w:r>
-              <w:rPr>
-                <w:lang w:val="fr-FR"/>
-              </w:rPr>
-              <w:t>cXML</w:t>
-            </w:r>
-            <w:proofErr w:type="spellEnd"/>
-            <w:r>
-              <w:rPr>
-                <w:lang w:val="fr-FR"/>
-              </w:rPr>
-              <w:t>.</w:t>
+              <w:t xml:space="preserve">Core ERP &amp; e-commerce — </w:t>
+            </w:r>
+            <w:r>
+              <w:rPr>
+                <w:lang w:val="fr-FR"/>
+              </w:rPr>
+              <w:t>développement du module d'achats intégré et de l'interconnexion e-commerce par flux cXML.</w:t>
             </w:r>
           </w:p>
           <w:p>
@@ -1430,21 +1326,7 @@
               <w:rPr>
                 <w:lang w:val="fr-FR"/>
               </w:rPr>
-              <w:t xml:space="preserve">client lourd adossé à un serveur, chaîne CI/CD </w:t>
-            </w:r>
-            <w:proofErr w:type="spellStart"/>
-            <w:r>
-              <w:rPr>
-                <w:lang w:val="fr-FR"/>
-              </w:rPr>
-              <w:t>GitLab</w:t>
-            </w:r>
-            <w:proofErr w:type="spellEnd"/>
-            <w:r>
-              <w:rPr>
-                <w:lang w:val="fr-FR"/>
-              </w:rPr>
-              <w:t xml:space="preserve">, outillage interne de pilotage local </w:t>
+              <w:t xml:space="preserve">client lourd adossé à un serveur, chaîne CI/CD GitLab, outillage interne de pilotage local </w:t>
             </w:r>
             <w:r>
               <w:rPr>
@@ -1489,35 +1371,7 @@
               <w:rPr>
                 <w:lang w:val="fr-FR"/>
               </w:rPr>
-              <w:t>tests automatisés BDD (</w:t>
-            </w:r>
-            <w:proofErr w:type="spellStart"/>
-            <w:r>
-              <w:rPr>
-                <w:lang w:val="fr-FR"/>
-              </w:rPr>
-              <w:t>Specflow</w:t>
-            </w:r>
-            <w:proofErr w:type="spellEnd"/>
-            <w:r>
-              <w:rPr>
-                <w:lang w:val="fr-FR"/>
-              </w:rPr>
-              <w:t xml:space="preserve"> / </w:t>
-            </w:r>
-            <w:proofErr w:type="spellStart"/>
-            <w:r>
-              <w:rPr>
-                <w:lang w:val="fr-FR"/>
-              </w:rPr>
-              <w:t>Reqnroll</w:t>
-            </w:r>
-            <w:proofErr w:type="spellEnd"/>
-            <w:r>
-              <w:rPr>
-                <w:lang w:val="fr-FR"/>
-              </w:rPr>
-              <w:t>), indexation des règles métier, revue de code systématique.</w:t>
+              <w:t>tests automatisés BDD (Specflow / Reqnroll), indexation des règles métier, revue de code systématique.</w:t>
             </w:r>
           </w:p>
           <w:p>
@@ -1538,21 +1392,7 @@
               <w:rPr>
                 <w:lang w:val="fr-FR"/>
               </w:rPr>
-              <w:t xml:space="preserve">automatisation des demandes d'achat et du traitement des factures, extraction intelligente, </w:t>
-            </w:r>
-            <w:proofErr w:type="spellStart"/>
-            <w:r>
-              <w:rPr>
-                <w:lang w:val="fr-FR"/>
-              </w:rPr>
-              <w:t>matching</w:t>
-            </w:r>
-            <w:proofErr w:type="spellEnd"/>
-            <w:r>
-              <w:rPr>
-                <w:lang w:val="fr-FR"/>
-              </w:rPr>
-              <w:t>.</w:t>
+              <w:t>automatisation des demandes d'achat et du traitement des factures, extraction intelligente, matching.</w:t>
             </w:r>
           </w:p>
           <w:p>
@@ -1573,49 +1413,7 @@
               <w:rPr>
                 <w:lang w:val="fr-FR"/>
               </w:rPr>
-              <w:t xml:space="preserve">développement assisté par IA, revue de code augmentée, écosystème de </w:t>
-            </w:r>
-            <w:proofErr w:type="spellStart"/>
-            <w:r>
-              <w:rPr>
-                <w:lang w:val="fr-FR"/>
-              </w:rPr>
-              <w:t>MCPs</w:t>
-            </w:r>
-            <w:proofErr w:type="spellEnd"/>
-            <w:r>
-              <w:rPr>
-                <w:lang w:val="fr-FR"/>
-              </w:rPr>
-              <w:t xml:space="preserve"> (indexation de codebase, </w:t>
-            </w:r>
-            <w:proofErr w:type="spellStart"/>
-            <w:r>
-              <w:rPr>
-                <w:lang w:val="fr-FR"/>
-              </w:rPr>
-              <w:t>GitLab</w:t>
-            </w:r>
-            <w:proofErr w:type="spellEnd"/>
-            <w:r>
-              <w:rPr>
-                <w:lang w:val="fr-FR"/>
-              </w:rPr>
-              <w:t xml:space="preserve"> / Redmine), AI </w:t>
-            </w:r>
-            <w:proofErr w:type="spellStart"/>
-            <w:r>
-              <w:rPr>
-                <w:lang w:val="fr-FR"/>
-              </w:rPr>
-              <w:t>Buildathons</w:t>
-            </w:r>
-            <w:proofErr w:type="spellEnd"/>
-            <w:r>
-              <w:rPr>
-                <w:lang w:val="fr-FR"/>
-              </w:rPr>
-              <w:t>.</w:t>
+              <w:t>développement assisté par IA, revue de code augmentée, écosystème de MCPs (indexation de codebase, GitLab / Redmine), AI Buildathons.</w:t>
             </w:r>
           </w:p>
           <w:p>
@@ -1731,23 +1529,13 @@
                 <w:lang w:val="fr-FR"/>
               </w:rPr>
             </w:pPr>
-            <w:proofErr w:type="spellStart"/>
             <w:r>
               <w:rPr>
                 <w:b/>
                 <w:sz w:val="19"/>
                 <w:lang w:val="fr-FR"/>
               </w:rPr>
-              <w:t>Akkodis</w:t>
-            </w:r>
-            <w:proofErr w:type="spellEnd"/>
-            <w:r>
-              <w:rPr>
-                <w:b/>
-                <w:sz w:val="19"/>
-                <w:lang w:val="fr-FR"/>
-              </w:rPr>
-              <w:t xml:space="preserve"> (ex-Akka Technologies) – mission Schneider Electric, Grenoble</w:t>
+              <w:t>Akkodis (ex-Akka Technologies) – mission Schneider Electric, Grenoble</w:t>
             </w:r>
           </w:p>
           <w:p>
@@ -1870,23 +1658,13 @@
                 <w:lang w:val="fr-FR"/>
               </w:rPr>
             </w:pPr>
-            <w:proofErr w:type="spellStart"/>
             <w:r>
               <w:rPr>
                 <w:b/>
                 <w:sz w:val="19"/>
                 <w:lang w:val="fr-FR"/>
               </w:rPr>
-              <w:t>SIMaP</w:t>
-            </w:r>
-            <w:proofErr w:type="spellEnd"/>
-            <w:r>
-              <w:rPr>
-                <w:b/>
-                <w:sz w:val="19"/>
-                <w:lang w:val="fr-FR"/>
-              </w:rPr>
-              <w:t>, Laboratoire de Recherche sur les Matériaux – Grenoble</w:t>
+              <w:t>SIMaP, Laboratoire de Recherche sur les Matériaux – Grenoble</w:t>
             </w:r>
           </w:p>
           <w:p>
@@ -1913,41 +1691,18 @@
                 <w:lang w:val="fr-FR"/>
               </w:rPr>
             </w:pPr>
-            <w:proofErr w:type="spellStart"/>
             <w:r>
               <w:rPr>
                 <w:b/>
                 <w:lang w:val="fr-FR"/>
               </w:rPr>
-              <w:t>ModeLitz</w:t>
-            </w:r>
-            <w:proofErr w:type="spellEnd"/>
-            <w:r>
-              <w:rPr>
-                <w:b/>
-                <w:lang w:val="fr-FR"/>
-              </w:rPr>
-              <w:t xml:space="preserve"> — </w:t>
-            </w:r>
-            <w:r>
-              <w:rPr>
-                <w:lang w:val="fr-FR"/>
-              </w:rPr>
-              <w:t>conception et implémentation d'un solveur HPC parallèle par méthode intégrale, déposé auprès de l'Agence pour la protection des programmes (IDDN.FR.001.</w:t>
-            </w:r>
-            <w:proofErr w:type="gramStart"/>
-            <w:r>
-              <w:rPr>
-                <w:lang w:val="fr-FR"/>
-              </w:rPr>
-              <w:t>120006.000.S</w:t>
-            </w:r>
-            <w:proofErr w:type="gramEnd"/>
-            <w:r>
-              <w:rPr>
-                <w:lang w:val="fr-FR"/>
-              </w:rPr>
-              <w:t>).</w:t>
+              <w:t xml:space="preserve">ModeLitz — </w:t>
+            </w:r>
+            <w:r>
+              <w:rPr>
+                <w:lang w:val="fr-FR"/>
+              </w:rPr>
+              <w:t>conception et implémentation d'un solveur HPC parallèle par méthode intégrale, déposé auprès de l'Agence pour la protection des programmes</w:t>
             </w:r>
           </w:p>
           <w:p>
@@ -2166,7 +1921,6 @@
                 <w:sz w:val="19"/>
                 <w:lang w:val="fr-FR"/>
               </w:rPr>
-              <w:lastRenderedPageBreak/>
               <w:t>Stage de recherche</w:t>
             </w:r>
             <w:r>
@@ -2250,6 +2004,7 @@
                 <w:sz w:val="19"/>
                 <w:lang w:val="fr-FR"/>
               </w:rPr>
+              <w:lastRenderedPageBreak/>
               <w:t>Laboratoire d'Annecy-le-Vieux de Physique Théorique (LAPTH) – Annecy</w:t>
             </w:r>
           </w:p>
@@ -2298,23 +2053,12 @@
               <w:t xml:space="preserve">Thèse en texte intégral sur HAL : </w:t>
             </w:r>
             <w:hyperlink r:id="rId12" w:history="1">
-              <w:proofErr w:type="spellStart"/>
-              <w:proofErr w:type="gramStart"/>
               <w:r>
                 <w:rPr>
                   <w:rStyle w:val="Hyperlink"/>
                   <w:lang w:val="fr-FR"/>
                 </w:rPr>
-                <w:t>theses.hal.science</w:t>
-              </w:r>
-              <w:proofErr w:type="spellEnd"/>
-              <w:proofErr w:type="gramEnd"/>
-              <w:r>
-                <w:rPr>
-                  <w:rStyle w:val="Hyperlink"/>
-                  <w:lang w:val="fr-FR"/>
-                </w:rPr>
-                <w:t>/tel-01104637v1</w:t>
+                <w:t>theses.hal.science/tel-01104637v1</w:t>
               </w:r>
             </w:hyperlink>
             <w:r>
@@ -2339,15 +2083,7 @@
               <w:t>IEEE Transactions on Magnetics</w:t>
             </w:r>
             <w:r>
-              <w:t xml:space="preserve">, 50(2), </w:t>
-            </w:r>
-            <w:proofErr w:type="spellStart"/>
-            <w:r>
-              <w:t>février</w:t>
-            </w:r>
-            <w:proofErr w:type="spellEnd"/>
-            <w:r>
-              <w:t xml:space="preserve"> 2014 (DOI 10.1109/TMAG.2013.2282502).</w:t>
+              <w:t>, 50(2), février 2014 (DOI 10.1109/TMAG.2013.2282502).</w:t>
             </w:r>
           </w:p>
           <w:p>
@@ -2355,15 +2091,7 @@
               <w:pStyle w:val="ListBullet"/>
             </w:pPr>
             <w:r>
-              <w:t xml:space="preserve">3D Integral Method for Electromagnetic Processes Modelling — colloque </w:t>
-            </w:r>
-            <w:proofErr w:type="spellStart"/>
-            <w:r>
-              <w:t>scientifique</w:t>
-            </w:r>
-            <w:proofErr w:type="spellEnd"/>
-            <w:r>
-              <w:t xml:space="preserve"> </w:t>
+              <w:t xml:space="preserve">3D Integral Method for Electromagnetic Processes Modelling — colloque scientifique </w:t>
             </w:r>
             <w:r>
               <w:rPr>
@@ -2380,15 +2108,7 @@
               <w:t>nternational Modelling for Electromagnetic Processing</w:t>
             </w:r>
             <w:r>
-              <w:t xml:space="preserve">, </w:t>
-            </w:r>
-            <w:proofErr w:type="spellStart"/>
-            <w:r>
-              <w:t>septembre</w:t>
-            </w:r>
-            <w:proofErr w:type="spellEnd"/>
-            <w:r>
-              <w:t xml:space="preserve"> 2014.</w:t>
+              <w:t>, septembre 2014.</w:t>
             </w:r>
           </w:p>
           <w:p>
@@ -2454,21 +2174,7 @@
               <w:rPr>
                 <w:lang w:val="fr-FR"/>
               </w:rPr>
-              <w:t xml:space="preserve">interface </w:t>
-            </w:r>
-            <w:proofErr w:type="spellStart"/>
-            <w:r>
-              <w:rPr>
-                <w:lang w:val="fr-FR"/>
-              </w:rPr>
-              <w:t>Razor</w:t>
-            </w:r>
-            <w:proofErr w:type="spellEnd"/>
-            <w:r>
-              <w:rPr>
-                <w:lang w:val="fr-FR"/>
-              </w:rPr>
-              <w:t xml:space="preserve"> partagée entre </w:t>
+              <w:t xml:space="preserve">interface Razor partagée entre </w:t>
             </w:r>
             <w:r>
               <w:rPr>
@@ -2516,35 +2222,7 @@
               <w:rPr>
                 <w:lang w:val="fr-FR"/>
               </w:rPr>
-              <w:t xml:space="preserve">(.NET 10, MAUI, </w:t>
-            </w:r>
-            <w:proofErr w:type="spellStart"/>
-            <w:r>
-              <w:rPr>
-                <w:lang w:val="fr-FR"/>
-              </w:rPr>
-              <w:t>Blazor</w:t>
-            </w:r>
-            <w:proofErr w:type="spellEnd"/>
-            <w:r>
-              <w:rPr>
-                <w:lang w:val="fr-FR"/>
-              </w:rPr>
-              <w:t xml:space="preserve"> </w:t>
-            </w:r>
-            <w:proofErr w:type="spellStart"/>
-            <w:r>
-              <w:rPr>
-                <w:lang w:val="fr-FR"/>
-              </w:rPr>
-              <w:t>Hybrid</w:t>
-            </w:r>
-            <w:proofErr w:type="spellEnd"/>
-            <w:r>
-              <w:rPr>
-                <w:lang w:val="fr-FR"/>
-              </w:rPr>
-              <w:t>, PostgreSQL, Docker).</w:t>
+              <w:t>(.NET 10, MAUI, Blazor Hybrid, PostgreSQL, Docker).</w:t>
             </w:r>
           </w:p>
           <w:p>
@@ -2579,35 +2257,7 @@
               <w:rPr>
                 <w:lang w:val="fr-FR"/>
               </w:rPr>
-              <w:t xml:space="preserve">physique de vol, génération procédurale déterministe, suite de tests en </w:t>
-            </w:r>
-            <w:proofErr w:type="spellStart"/>
-            <w:r>
-              <w:rPr>
-                <w:lang w:val="fr-FR"/>
-              </w:rPr>
-              <w:t>headless</w:t>
-            </w:r>
-            <w:proofErr w:type="spellEnd"/>
-            <w:r>
-              <w:rPr>
-                <w:lang w:val="fr-FR"/>
-              </w:rPr>
-              <w:t xml:space="preserve"> (Godot 4, </w:t>
-            </w:r>
-            <w:proofErr w:type="spellStart"/>
-            <w:r>
-              <w:rPr>
-                <w:lang w:val="fr-FR"/>
-              </w:rPr>
-              <w:t>GDScript</w:t>
-            </w:r>
-            <w:proofErr w:type="spellEnd"/>
-            <w:r>
-              <w:rPr>
-                <w:lang w:val="fr-FR"/>
-              </w:rPr>
-              <w:t>).</w:t>
+              <w:t>physique de vol, génération procédurale déterministe, suite de tests en headless (Godot 4, GDScript).</w:t>
             </w:r>
           </w:p>
         </w:tc>

--- a/doc/CV_Raphael_Scapolan.docx
+++ b/doc/CV_Raphael_Scapolan.docx
@@ -389,12 +389,21 @@
                 <w:lang w:val="fi-FI"/>
               </w:rPr>
             </w:pPr>
+            <w:proofErr w:type="gramStart"/>
             <w:r>
               <w:rPr>
                 <w:b/>
                 <w:lang w:val="fi-FI"/>
               </w:rPr>
-              <w:t xml:space="preserve">Portfolio : </w:t>
+              <w:t>Portfolio :</w:t>
+            </w:r>
+            <w:proofErr w:type="gramEnd"/>
+            <w:r>
+              <w:rPr>
+                <w:b/>
+                <w:lang w:val="fi-FI"/>
+              </w:rPr>
+              <w:t xml:space="preserve"> </w:t>
             </w:r>
             <w:hyperlink r:id="rId11" w:history="1">
               <w:r>
@@ -438,7 +447,14 @@
               <w:rPr>
                 <w:b/>
               </w:rPr>
-              <w:t>/ WPF</w:t>
+              <w:t xml:space="preserve">/ </w:t>
+            </w:r>
+            <w:proofErr w:type="gramStart"/>
+            <w:r>
+              <w:rPr>
+                <w:b/>
+              </w:rPr>
+              <w:t>WPF</w:t>
             </w:r>
             <w:r>
               <w:rPr>
@@ -447,11 +463,13 @@
               </w:rPr>
               <w:t xml:space="preserve">  expert</w:t>
             </w:r>
+            <w:proofErr w:type="gramEnd"/>
           </w:p>
           <w:p>
             <w:pPr>
               <w:pStyle w:val="ListBullet"/>
             </w:pPr>
+            <w:proofErr w:type="gramStart"/>
             <w:r>
               <w:rPr>
                 <w:b/>
@@ -463,8 +481,18 @@
                 <w:i/>
                 <w:sz w:val="17"/>
               </w:rPr>
-              <w:t xml:space="preserve">  confirmé</w:t>
-            </w:r>
+              <w:t xml:space="preserve">  </w:t>
+            </w:r>
+            <w:proofErr w:type="spellStart"/>
+            <w:r>
+              <w:rPr>
+                <w:i/>
+                <w:sz w:val="17"/>
+              </w:rPr>
+              <w:t>confirmé</w:t>
+            </w:r>
+            <w:proofErr w:type="spellEnd"/>
+            <w:proofErr w:type="gramEnd"/>
           </w:p>
           <w:p>
             <w:pPr>
@@ -486,8 +514,21 @@
             <w:pPr>
               <w:pStyle w:val="ListBullet"/>
             </w:pPr>
-            <w:r>
-              <w:t>Specflow / Reqnroll (BDD)</w:t>
+            <w:proofErr w:type="spellStart"/>
+            <w:r>
+              <w:t>Specflow</w:t>
+            </w:r>
+            <w:proofErr w:type="spellEnd"/>
+            <w:r>
+              <w:t xml:space="preserve"> / </w:t>
+            </w:r>
+            <w:proofErr w:type="spellStart"/>
+            <w:r>
+              <w:t>Reqnroll</w:t>
+            </w:r>
+            <w:proofErr w:type="spellEnd"/>
+            <w:r>
+              <w:t xml:space="preserve"> (BDD)</w:t>
             </w:r>
           </w:p>
           <w:p>
@@ -495,23 +536,41 @@
               <w:pStyle w:val="ListBullet"/>
             </w:pPr>
             <w:r>
-              <w:t>Architecture logicielle</w:t>
-            </w:r>
+              <w:t xml:space="preserve">Architecture </w:t>
+            </w:r>
+            <w:proofErr w:type="spellStart"/>
+            <w:r>
+              <w:t>logicielle</w:t>
+            </w:r>
+            <w:proofErr w:type="spellEnd"/>
           </w:p>
           <w:p>
             <w:pPr>
               <w:pStyle w:val="ListBullet"/>
             </w:pPr>
             <w:r>
-              <w:t>Migration d'applications legacy</w:t>
+              <w:t xml:space="preserve">Migration </w:t>
+            </w:r>
+            <w:proofErr w:type="spellStart"/>
+            <w:r>
+              <w:t>d'applications</w:t>
+            </w:r>
+            <w:proofErr w:type="spellEnd"/>
+            <w:r>
+              <w:t xml:space="preserve"> legacy</w:t>
             </w:r>
           </w:p>
           <w:p>
             <w:pPr>
               <w:pStyle w:val="ListBullet"/>
             </w:pPr>
-            <w:r>
-              <w:t>Méthode Agile</w:t>
+            <w:proofErr w:type="spellStart"/>
+            <w:r>
+              <w:t>Méthode</w:t>
+            </w:r>
+            <w:proofErr w:type="spellEnd"/>
+            <w:r>
+              <w:t xml:space="preserve"> Agile</w:t>
             </w:r>
           </w:p>
           <w:p>
@@ -543,8 +602,13 @@
             <w:pPr>
               <w:pStyle w:val="ListBullet"/>
             </w:pPr>
-            <w:r>
-              <w:t>Automatisation de processus métier</w:t>
+            <w:proofErr w:type="spellStart"/>
+            <w:r>
+              <w:t>Automatisation</w:t>
+            </w:r>
+            <w:proofErr w:type="spellEnd"/>
+            <w:r>
+              <w:t xml:space="preserve"> de processus métier</w:t>
             </w:r>
           </w:p>
           <w:p>
@@ -842,16 +906,31 @@
               <w:pStyle w:val="ListBullet"/>
             </w:pPr>
             <w:r>
-              <w:t>Français — langue maternelle</w:t>
-            </w:r>
+              <w:t xml:space="preserve">Français — langue </w:t>
+            </w:r>
+            <w:proofErr w:type="spellStart"/>
+            <w:r>
+              <w:t>maternelle</w:t>
+            </w:r>
+            <w:proofErr w:type="spellEnd"/>
           </w:p>
           <w:p>
             <w:pPr>
               <w:pStyle w:val="ListBullet"/>
             </w:pPr>
-            <w:r>
-              <w:t>Anglais — professionnel</w:t>
-            </w:r>
+            <w:proofErr w:type="spellStart"/>
+            <w:r>
+              <w:t>Anglais</w:t>
+            </w:r>
+            <w:proofErr w:type="spellEnd"/>
+            <w:r>
+              <w:t xml:space="preserve"> — </w:t>
+            </w:r>
+            <w:proofErr w:type="spellStart"/>
+            <w:r>
+              <w:t>professionnel</w:t>
+            </w:r>
+            <w:proofErr w:type="spellEnd"/>
           </w:p>
           <w:p>
             <w:pPr>
@@ -924,9 +1003,11 @@
                 <w:lang w:val="fr-FR"/>
               </w:rPr>
             </w:pPr>
+            <w:proofErr w:type="spellStart"/>
             <w:r>
               <w:t>Bénévolat</w:t>
             </w:r>
+            <w:proofErr w:type="spellEnd"/>
           </w:p>
         </w:tc>
         <w:tc>
@@ -1294,18 +1375,41 @@
                 <w:lang w:val="fr-FR"/>
               </w:rPr>
             </w:pPr>
+            <w:proofErr w:type="spellStart"/>
             <w:r>
               <w:rPr>
                 <w:b/>
                 <w:lang w:val="fr-FR"/>
               </w:rPr>
-              <w:t xml:space="preserve">Core ERP &amp; e-commerce — </w:t>
-            </w:r>
-            <w:r>
-              <w:rPr>
-                <w:lang w:val="fr-FR"/>
-              </w:rPr>
-              <w:t>développement du module d'achats intégré et de l'interconnexion e-commerce par flux cXML.</w:t>
+              <w:t>Core</w:t>
+            </w:r>
+            <w:proofErr w:type="spellEnd"/>
+            <w:r>
+              <w:rPr>
+                <w:b/>
+                <w:lang w:val="fr-FR"/>
+              </w:rPr>
+              <w:t xml:space="preserve"> ERP &amp; e-commerce — </w:t>
+            </w:r>
+            <w:r>
+              <w:rPr>
+                <w:lang w:val="fr-FR"/>
+              </w:rPr>
+              <w:t xml:space="preserve">développement du module d'achats intégré et de l'interconnexion e-commerce par flux </w:t>
+            </w:r>
+            <w:proofErr w:type="spellStart"/>
+            <w:r>
+              <w:rPr>
+                <w:lang w:val="fr-FR"/>
+              </w:rPr>
+              <w:t>cXML</w:t>
+            </w:r>
+            <w:proofErr w:type="spellEnd"/>
+            <w:r>
+              <w:rPr>
+                <w:lang w:val="fr-FR"/>
+              </w:rPr>
+              <w:t>.</w:t>
             </w:r>
           </w:p>
           <w:p>
@@ -1326,7 +1430,21 @@
               <w:rPr>
                 <w:lang w:val="fr-FR"/>
               </w:rPr>
-              <w:t xml:space="preserve">client lourd adossé à un serveur, chaîne CI/CD GitLab, outillage interne de pilotage local </w:t>
+              <w:t xml:space="preserve">client lourd adossé à un serveur, chaîne CI/CD </w:t>
+            </w:r>
+            <w:proofErr w:type="spellStart"/>
+            <w:r>
+              <w:rPr>
+                <w:lang w:val="fr-FR"/>
+              </w:rPr>
+              <w:t>GitLab</w:t>
+            </w:r>
+            <w:proofErr w:type="spellEnd"/>
+            <w:r>
+              <w:rPr>
+                <w:lang w:val="fr-FR"/>
+              </w:rPr>
+              <w:t xml:space="preserve">, outillage interne de pilotage local </w:t>
             </w:r>
             <w:r>
               <w:rPr>
@@ -1371,7 +1489,35 @@
               <w:rPr>
                 <w:lang w:val="fr-FR"/>
               </w:rPr>
-              <w:t>tests automatisés BDD (Specflow / Reqnroll), indexation des règles métier, revue de code systématique.</w:t>
+              <w:t>tests automatisés BDD (</w:t>
+            </w:r>
+            <w:proofErr w:type="spellStart"/>
+            <w:r>
+              <w:rPr>
+                <w:lang w:val="fr-FR"/>
+              </w:rPr>
+              <w:t>Specflow</w:t>
+            </w:r>
+            <w:proofErr w:type="spellEnd"/>
+            <w:r>
+              <w:rPr>
+                <w:lang w:val="fr-FR"/>
+              </w:rPr>
+              <w:t xml:space="preserve"> / </w:t>
+            </w:r>
+            <w:proofErr w:type="spellStart"/>
+            <w:r>
+              <w:rPr>
+                <w:lang w:val="fr-FR"/>
+              </w:rPr>
+              <w:t>Reqnroll</w:t>
+            </w:r>
+            <w:proofErr w:type="spellEnd"/>
+            <w:r>
+              <w:rPr>
+                <w:lang w:val="fr-FR"/>
+              </w:rPr>
+              <w:t>), indexation des règles métier, revue de code systématique.</w:t>
             </w:r>
           </w:p>
           <w:p>
@@ -1392,7 +1538,21 @@
               <w:rPr>
                 <w:lang w:val="fr-FR"/>
               </w:rPr>
-              <w:t>automatisation des demandes d'achat et du traitement des factures, extraction intelligente, matching.</w:t>
+              <w:t xml:space="preserve">automatisation des demandes d'achat et du traitement des factures, extraction intelligente, </w:t>
+            </w:r>
+            <w:proofErr w:type="spellStart"/>
+            <w:r>
+              <w:rPr>
+                <w:lang w:val="fr-FR"/>
+              </w:rPr>
+              <w:t>matching</w:t>
+            </w:r>
+            <w:proofErr w:type="spellEnd"/>
+            <w:r>
+              <w:rPr>
+                <w:lang w:val="fr-FR"/>
+              </w:rPr>
+              <w:t>.</w:t>
             </w:r>
           </w:p>
           <w:p>
@@ -1413,7 +1573,49 @@
               <w:rPr>
                 <w:lang w:val="fr-FR"/>
               </w:rPr>
-              <w:t>développement assisté par IA, revue de code augmentée, écosystème de MCPs (indexation de codebase, GitLab / Redmine), AI Buildathons.</w:t>
+              <w:t xml:space="preserve">développement assisté par IA, revue de code augmentée, écosystème de </w:t>
+            </w:r>
+            <w:proofErr w:type="spellStart"/>
+            <w:r>
+              <w:rPr>
+                <w:lang w:val="fr-FR"/>
+              </w:rPr>
+              <w:t>MCPs</w:t>
+            </w:r>
+            <w:proofErr w:type="spellEnd"/>
+            <w:r>
+              <w:rPr>
+                <w:lang w:val="fr-FR"/>
+              </w:rPr>
+              <w:t xml:space="preserve"> (indexation de codebase, </w:t>
+            </w:r>
+            <w:proofErr w:type="spellStart"/>
+            <w:r>
+              <w:rPr>
+                <w:lang w:val="fr-FR"/>
+              </w:rPr>
+              <w:t>GitLab</w:t>
+            </w:r>
+            <w:proofErr w:type="spellEnd"/>
+            <w:r>
+              <w:rPr>
+                <w:lang w:val="fr-FR"/>
+              </w:rPr>
+              <w:t xml:space="preserve"> / Redmine), AI </w:t>
+            </w:r>
+            <w:proofErr w:type="spellStart"/>
+            <w:r>
+              <w:rPr>
+                <w:lang w:val="fr-FR"/>
+              </w:rPr>
+              <w:t>Buildathons</w:t>
+            </w:r>
+            <w:proofErr w:type="spellEnd"/>
+            <w:r>
+              <w:rPr>
+                <w:lang w:val="fr-FR"/>
+              </w:rPr>
+              <w:t>.</w:t>
             </w:r>
           </w:p>
           <w:p>
@@ -1529,13 +1731,23 @@
                 <w:lang w:val="fr-FR"/>
               </w:rPr>
             </w:pPr>
+            <w:proofErr w:type="spellStart"/>
             <w:r>
               <w:rPr>
                 <w:b/>
                 <w:sz w:val="19"/>
                 <w:lang w:val="fr-FR"/>
               </w:rPr>
-              <w:t>Akkodis (ex-Akka Technologies) – mission Schneider Electric, Grenoble</w:t>
+              <w:t>Akkodis</w:t>
+            </w:r>
+            <w:proofErr w:type="spellEnd"/>
+            <w:r>
+              <w:rPr>
+                <w:b/>
+                <w:sz w:val="19"/>
+                <w:lang w:val="fr-FR"/>
+              </w:rPr>
+              <w:t xml:space="preserve"> (ex-Akka Technologies) – mission Schneider Electric, Grenoble</w:t>
             </w:r>
           </w:p>
           <w:p>
@@ -1658,13 +1870,23 @@
                 <w:lang w:val="fr-FR"/>
               </w:rPr>
             </w:pPr>
+            <w:proofErr w:type="spellStart"/>
             <w:r>
               <w:rPr>
                 <w:b/>
                 <w:sz w:val="19"/>
                 <w:lang w:val="fr-FR"/>
               </w:rPr>
-              <w:t>SIMaP, Laboratoire de Recherche sur les Matériaux – Grenoble</w:t>
+              <w:t>SIMaP</w:t>
+            </w:r>
+            <w:proofErr w:type="spellEnd"/>
+            <w:r>
+              <w:rPr>
+                <w:b/>
+                <w:sz w:val="19"/>
+                <w:lang w:val="fr-FR"/>
+              </w:rPr>
+              <w:t>, Laboratoire de Recherche sur les Matériaux – Grenoble</w:t>
             </w:r>
           </w:p>
           <w:p>
@@ -1691,12 +1913,21 @@
                 <w:lang w:val="fr-FR"/>
               </w:rPr>
             </w:pPr>
+            <w:proofErr w:type="spellStart"/>
             <w:r>
               <w:rPr>
                 <w:b/>
                 <w:lang w:val="fr-FR"/>
               </w:rPr>
-              <w:t xml:space="preserve">ModeLitz — </w:t>
+              <w:t>ModeLitz</w:t>
+            </w:r>
+            <w:proofErr w:type="spellEnd"/>
+            <w:r>
+              <w:rPr>
+                <w:b/>
+                <w:lang w:val="fr-FR"/>
+              </w:rPr>
+              <w:t xml:space="preserve"> — </w:t>
             </w:r>
             <w:r>
               <w:rPr>
@@ -1908,6 +2139,19 @@
           </w:p>
           <w:p>
             <w:pPr>
+              <w:pStyle w:val="ListBullet"/>
+              <w:numPr>
+                <w:ilvl w:val="0"/>
+                <w:numId w:val="0"/>
+              </w:numPr>
+              <w:ind w:left="238" w:hanging="170"/>
+              <w:rPr>
+                <w:lang w:val="fr-FR"/>
+              </w:rPr>
+            </w:pPr>
+          </w:p>
+          <w:p>
+            <w:pPr>
               <w:keepNext/>
               <w:spacing w:before="240" w:after="0"/>
               <w:rPr>
@@ -1921,6 +2165,7 @@
                 <w:sz w:val="19"/>
                 <w:lang w:val="fr-FR"/>
               </w:rPr>
+              <w:lastRenderedPageBreak/>
               <w:t>Stage de recherche</w:t>
             </w:r>
             <w:r>
@@ -2004,7 +2249,6 @@
                 <w:sz w:val="19"/>
                 <w:lang w:val="fr-FR"/>
               </w:rPr>
-              <w:lastRenderedPageBreak/>
               <w:t>Laboratoire d'Annecy-le-Vieux de Physique Théorique (LAPTH) – Annecy</w:t>
             </w:r>
           </w:p>
@@ -2053,12 +2297,23 @@
               <w:t xml:space="preserve">Thèse en texte intégral sur HAL : </w:t>
             </w:r>
             <w:hyperlink r:id="rId12" w:history="1">
+              <w:proofErr w:type="spellStart"/>
+              <w:proofErr w:type="gramStart"/>
               <w:r>
                 <w:rPr>
                   <w:rStyle w:val="Hyperlink"/>
                   <w:lang w:val="fr-FR"/>
                 </w:rPr>
-                <w:t>theses.hal.science/tel-01104637v1</w:t>
+                <w:t>theses.hal.science</w:t>
+              </w:r>
+              <w:proofErr w:type="spellEnd"/>
+              <w:proofErr w:type="gramEnd"/>
+              <w:r>
+                <w:rPr>
+                  <w:rStyle w:val="Hyperlink"/>
+                  <w:lang w:val="fr-FR"/>
+                </w:rPr>
+                <w:t>/tel-01104637v1</w:t>
               </w:r>
             </w:hyperlink>
             <w:r>
@@ -2083,7 +2338,15 @@
               <w:t>IEEE Transactions on Magnetics</w:t>
             </w:r>
             <w:r>
-              <w:t>, 50(2), février 2014 (DOI 10.1109/TMAG.2013.2282502).</w:t>
+              <w:t xml:space="preserve">, 50(2), </w:t>
+            </w:r>
+            <w:proofErr w:type="spellStart"/>
+            <w:r>
+              <w:t>février</w:t>
+            </w:r>
+            <w:proofErr w:type="spellEnd"/>
+            <w:r>
+              <w:t xml:space="preserve"> 2014 (DOI 10.1109/TMAG.2013.2282502).</w:t>
             </w:r>
           </w:p>
           <w:p>
@@ -2091,7 +2354,15 @@
               <w:pStyle w:val="ListBullet"/>
             </w:pPr>
             <w:r>
-              <w:t xml:space="preserve">3D Integral Method for Electromagnetic Processes Modelling — colloque scientifique </w:t>
+              <w:t xml:space="preserve">3D Integral Method for Electromagnetic Processes Modelling — colloque </w:t>
+            </w:r>
+            <w:proofErr w:type="spellStart"/>
+            <w:r>
+              <w:t>scientifique</w:t>
+            </w:r>
+            <w:proofErr w:type="spellEnd"/>
+            <w:r>
+              <w:t xml:space="preserve"> </w:t>
             </w:r>
             <w:r>
               <w:rPr>
@@ -2108,7 +2379,15 @@
               <w:t>nternational Modelling for Electromagnetic Processing</w:t>
             </w:r>
             <w:r>
-              <w:t>, septembre 2014.</w:t>
+              <w:t xml:space="preserve">, </w:t>
+            </w:r>
+            <w:proofErr w:type="spellStart"/>
+            <w:r>
+              <w:t>septembre</w:t>
+            </w:r>
+            <w:proofErr w:type="spellEnd"/>
+            <w:r>
+              <w:t xml:space="preserve"> 2014.</w:t>
             </w:r>
           </w:p>
           <w:p>
@@ -2174,7 +2453,21 @@
               <w:rPr>
                 <w:lang w:val="fr-FR"/>
               </w:rPr>
-              <w:t xml:space="preserve">interface Razor partagée entre </w:t>
+              <w:t xml:space="preserve">interface </w:t>
+            </w:r>
+            <w:proofErr w:type="spellStart"/>
+            <w:r>
+              <w:rPr>
+                <w:lang w:val="fr-FR"/>
+              </w:rPr>
+              <w:t>Razor</w:t>
+            </w:r>
+            <w:proofErr w:type="spellEnd"/>
+            <w:r>
+              <w:rPr>
+                <w:lang w:val="fr-FR"/>
+              </w:rPr>
+              <w:t xml:space="preserve"> partagée entre </w:t>
             </w:r>
             <w:r>
               <w:rPr>
@@ -2222,7 +2515,35 @@
               <w:rPr>
                 <w:lang w:val="fr-FR"/>
               </w:rPr>
-              <w:t>(.NET 10, MAUI, Blazor Hybrid, PostgreSQL, Docker).</w:t>
+              <w:t xml:space="preserve">(.NET 10, MAUI, </w:t>
+            </w:r>
+            <w:proofErr w:type="spellStart"/>
+            <w:r>
+              <w:rPr>
+                <w:lang w:val="fr-FR"/>
+              </w:rPr>
+              <w:t>Blazor</w:t>
+            </w:r>
+            <w:proofErr w:type="spellEnd"/>
+            <w:r>
+              <w:rPr>
+                <w:lang w:val="fr-FR"/>
+              </w:rPr>
+              <w:t xml:space="preserve"> </w:t>
+            </w:r>
+            <w:proofErr w:type="spellStart"/>
+            <w:r>
+              <w:rPr>
+                <w:lang w:val="fr-FR"/>
+              </w:rPr>
+              <w:t>Hybrid</w:t>
+            </w:r>
+            <w:proofErr w:type="spellEnd"/>
+            <w:r>
+              <w:rPr>
+                <w:lang w:val="fr-FR"/>
+              </w:rPr>
+              <w:t>, PostgreSQL, Docker).</w:t>
             </w:r>
           </w:p>
           <w:p>
@@ -2257,7 +2578,35 @@
               <w:rPr>
                 <w:lang w:val="fr-FR"/>
               </w:rPr>
-              <w:t>physique de vol, génération procédurale déterministe, suite de tests en headless (Godot 4, GDScript).</w:t>
+              <w:t xml:space="preserve">physique de vol, génération procédurale déterministe, suite de tests en </w:t>
+            </w:r>
+            <w:proofErr w:type="spellStart"/>
+            <w:r>
+              <w:rPr>
+                <w:lang w:val="fr-FR"/>
+              </w:rPr>
+              <w:t>headless</w:t>
+            </w:r>
+            <w:proofErr w:type="spellEnd"/>
+            <w:r>
+              <w:rPr>
+                <w:lang w:val="fr-FR"/>
+              </w:rPr>
+              <w:t xml:space="preserve"> (Godot 4, </w:t>
+            </w:r>
+            <w:proofErr w:type="spellStart"/>
+            <w:r>
+              <w:rPr>
+                <w:lang w:val="fr-FR"/>
+              </w:rPr>
+              <w:t>GDScript</w:t>
+            </w:r>
+            <w:proofErr w:type="spellEnd"/>
+            <w:r>
+              <w:rPr>
+                <w:lang w:val="fr-FR"/>
+              </w:rPr>
+              <w:t>).</w:t>
             </w:r>
           </w:p>
         </w:tc>

--- a/doc/CV_Raphael_Scapolan.docx
+++ b/doc/CV_Raphael_Scapolan.docx
@@ -389,21 +389,12 @@
                 <w:lang w:val="fi-FI"/>
               </w:rPr>
             </w:pPr>
-            <w:proofErr w:type="gramStart"/>
             <w:r>
               <w:rPr>
                 <w:b/>
                 <w:lang w:val="fi-FI"/>
               </w:rPr>
-              <w:t>Portfolio :</w:t>
-            </w:r>
-            <w:proofErr w:type="gramEnd"/>
-            <w:r>
-              <w:rPr>
-                <w:b/>
-                <w:lang w:val="fi-FI"/>
-              </w:rPr>
-              <w:t xml:space="preserve"> </w:t>
+              <w:t xml:space="preserve">Portfolio : </w:t>
             </w:r>
             <w:hyperlink r:id="rId11" w:history="1">
               <w:r>
@@ -447,14 +438,7 @@
               <w:rPr>
                 <w:b/>
               </w:rPr>
-              <w:t xml:space="preserve">/ </w:t>
-            </w:r>
-            <w:proofErr w:type="gramStart"/>
-            <w:r>
-              <w:rPr>
-                <w:b/>
-              </w:rPr>
-              <w:t>WPF</w:t>
+              <w:t>/ WPF</w:t>
             </w:r>
             <w:r>
               <w:rPr>
@@ -463,13 +447,11 @@
               </w:rPr>
               <w:t xml:space="preserve">  expert</w:t>
             </w:r>
-            <w:proofErr w:type="gramEnd"/>
           </w:p>
           <w:p>
             <w:pPr>
               <w:pStyle w:val="ListBullet"/>
             </w:pPr>
-            <w:proofErr w:type="gramStart"/>
             <w:r>
               <w:rPr>
                 <w:b/>
@@ -481,25 +463,15 @@
                 <w:i/>
                 <w:sz w:val="17"/>
               </w:rPr>
-              <w:t xml:space="preserve">  </w:t>
-            </w:r>
-            <w:proofErr w:type="spellStart"/>
-            <w:r>
-              <w:rPr>
-                <w:i/>
-                <w:sz w:val="17"/>
-              </w:rPr>
-              <w:t>confirmé</w:t>
-            </w:r>
-            <w:proofErr w:type="spellEnd"/>
-            <w:proofErr w:type="gramEnd"/>
+              <w:t xml:space="preserve">  confirmé</w:t>
+            </w:r>
           </w:p>
           <w:p>
             <w:pPr>
               <w:pStyle w:val="ListBullet"/>
             </w:pPr>
             <w:r>
-              <w:t>Azure Service Bus</w:t>
+              <w:t>Architecture logicielle</w:t>
             </w:r>
           </w:p>
           <w:p>
@@ -507,28 +479,15 @@
               <w:pStyle w:val="ListBullet"/>
             </w:pPr>
             <w:r>
-              <w:t>GitLab CI/CD</w:t>
+              <w:t>Azure Service Bus</w:t>
             </w:r>
           </w:p>
           <w:p>
             <w:pPr>
               <w:pStyle w:val="ListBullet"/>
             </w:pPr>
-            <w:proofErr w:type="spellStart"/>
-            <w:r>
-              <w:t>Specflow</w:t>
-            </w:r>
-            <w:proofErr w:type="spellEnd"/>
-            <w:r>
-              <w:t xml:space="preserve"> / </w:t>
-            </w:r>
-            <w:proofErr w:type="spellStart"/>
-            <w:r>
-              <w:t>Reqnroll</w:t>
-            </w:r>
-            <w:proofErr w:type="spellEnd"/>
-            <w:r>
-              <w:t xml:space="preserve"> (BDD)</w:t>
+            <w:r>
+              <w:t>GitLab CI/CD</w:t>
             </w:r>
           </w:p>
           <w:p>
@@ -536,41 +495,23 @@
               <w:pStyle w:val="ListBullet"/>
             </w:pPr>
             <w:r>
-              <w:t xml:space="preserve">Architecture </w:t>
-            </w:r>
-            <w:proofErr w:type="spellStart"/>
-            <w:r>
-              <w:t>logicielle</w:t>
-            </w:r>
-            <w:proofErr w:type="spellEnd"/>
+              <w:t>Specflow / Reqnroll (BDD)</w:t>
+            </w:r>
           </w:p>
           <w:p>
             <w:pPr>
               <w:pStyle w:val="ListBullet"/>
             </w:pPr>
             <w:r>
-              <w:t xml:space="preserve">Migration </w:t>
-            </w:r>
-            <w:proofErr w:type="spellStart"/>
-            <w:r>
-              <w:t>d'applications</w:t>
-            </w:r>
-            <w:proofErr w:type="spellEnd"/>
-            <w:r>
-              <w:t xml:space="preserve"> legacy</w:t>
+              <w:t>Migration d'applications legacy</w:t>
             </w:r>
           </w:p>
           <w:p>
             <w:pPr>
               <w:pStyle w:val="ListBullet"/>
             </w:pPr>
-            <w:proofErr w:type="spellStart"/>
-            <w:r>
-              <w:t>Méthode</w:t>
-            </w:r>
-            <w:proofErr w:type="spellEnd"/>
-            <w:r>
-              <w:t xml:space="preserve"> Agile</w:t>
+            <w:r>
+              <w:t>Méthode Agile</w:t>
             </w:r>
           </w:p>
           <w:p>
@@ -602,13 +543,8 @@
             <w:pPr>
               <w:pStyle w:val="ListBullet"/>
             </w:pPr>
-            <w:proofErr w:type="spellStart"/>
-            <w:r>
-              <w:t>Automatisation</w:t>
-            </w:r>
-            <w:proofErr w:type="spellEnd"/>
-            <w:r>
-              <w:t xml:space="preserve"> de processus métier</w:t>
+            <w:r>
+              <w:t>Automatisation de processus métier</w:t>
             </w:r>
           </w:p>
           <w:p>
@@ -906,31 +842,16 @@
               <w:pStyle w:val="ListBullet"/>
             </w:pPr>
             <w:r>
-              <w:t xml:space="preserve">Français — langue </w:t>
-            </w:r>
-            <w:proofErr w:type="spellStart"/>
-            <w:r>
-              <w:t>maternelle</w:t>
-            </w:r>
-            <w:proofErr w:type="spellEnd"/>
+              <w:t>Français — langue maternelle</w:t>
+            </w:r>
           </w:p>
           <w:p>
             <w:pPr>
               <w:pStyle w:val="ListBullet"/>
             </w:pPr>
-            <w:proofErr w:type="spellStart"/>
-            <w:r>
-              <w:t>Anglais</w:t>
-            </w:r>
-            <w:proofErr w:type="spellEnd"/>
-            <w:r>
-              <w:t xml:space="preserve"> — </w:t>
-            </w:r>
-            <w:proofErr w:type="spellStart"/>
-            <w:r>
-              <w:t>professionnel</w:t>
-            </w:r>
-            <w:proofErr w:type="spellEnd"/>
+            <w:r>
+              <w:t>Anglais — professionnel</w:t>
+            </w:r>
           </w:p>
           <w:p>
             <w:pPr>
@@ -1003,11 +924,9 @@
                 <w:lang w:val="fr-FR"/>
               </w:rPr>
             </w:pPr>
-            <w:proofErr w:type="spellStart"/>
             <w:r>
               <w:t>Bénévolat</w:t>
             </w:r>
-            <w:proofErr w:type="spellEnd"/>
           </w:p>
         </w:tc>
         <w:tc>
@@ -1375,41 +1294,18 @@
                 <w:lang w:val="fr-FR"/>
               </w:rPr>
             </w:pPr>
-            <w:proofErr w:type="spellStart"/>
             <w:r>
               <w:rPr>
                 <w:b/>
                 <w:lang w:val="fr-FR"/>
               </w:rPr>
-              <w:t>Core</w:t>
-            </w:r>
-            <w:proofErr w:type="spellEnd"/>
-            <w:r>
-              <w:rPr>
-                <w:b/>
-                <w:lang w:val="fr-FR"/>
-              </w:rPr>
-              <w:t xml:space="preserve"> ERP &amp; e-commerce — </w:t>
-            </w:r>
-            <w:r>
-              <w:rPr>
-                <w:lang w:val="fr-FR"/>
-              </w:rPr>
-              <w:t xml:space="preserve">développement du module d'achats intégré et de l'interconnexion e-commerce par flux </w:t>
-            </w:r>
-            <w:proofErr w:type="spellStart"/>
-            <w:r>
-              <w:rPr>
-                <w:lang w:val="fr-FR"/>
-              </w:rPr>
-              <w:t>cXML</w:t>
-            </w:r>
-            <w:proofErr w:type="spellEnd"/>
-            <w:r>
-              <w:rPr>
-                <w:lang w:val="fr-FR"/>
-              </w:rPr>
-              <w:t>.</w:t>
+              <w:t xml:space="preserve">Core ERP &amp; e-commerce — </w:t>
+            </w:r>
+            <w:r>
+              <w:rPr>
+                <w:lang w:val="fr-FR"/>
+              </w:rPr>
+              <w:t>développement du module d'achats intégré et de l'interconnexion e-commerce par flux cXML.</w:t>
             </w:r>
           </w:p>
           <w:p>
@@ -1430,21 +1326,7 @@
               <w:rPr>
                 <w:lang w:val="fr-FR"/>
               </w:rPr>
-              <w:t xml:space="preserve">client lourd adossé à un serveur, chaîne CI/CD </w:t>
-            </w:r>
-            <w:proofErr w:type="spellStart"/>
-            <w:r>
-              <w:rPr>
-                <w:lang w:val="fr-FR"/>
-              </w:rPr>
-              <w:t>GitLab</w:t>
-            </w:r>
-            <w:proofErr w:type="spellEnd"/>
-            <w:r>
-              <w:rPr>
-                <w:lang w:val="fr-FR"/>
-              </w:rPr>
-              <w:t xml:space="preserve">, outillage interne de pilotage local </w:t>
+              <w:t xml:space="preserve">client lourd adossé à un serveur, chaîne CI/CD GitLab, outillage interne de pilotage local </w:t>
             </w:r>
             <w:r>
               <w:rPr>
@@ -1489,35 +1371,7 @@
               <w:rPr>
                 <w:lang w:val="fr-FR"/>
               </w:rPr>
-              <w:t>tests automatisés BDD (</w:t>
-            </w:r>
-            <w:proofErr w:type="spellStart"/>
-            <w:r>
-              <w:rPr>
-                <w:lang w:val="fr-FR"/>
-              </w:rPr>
-              <w:t>Specflow</w:t>
-            </w:r>
-            <w:proofErr w:type="spellEnd"/>
-            <w:r>
-              <w:rPr>
-                <w:lang w:val="fr-FR"/>
-              </w:rPr>
-              <w:t xml:space="preserve"> / </w:t>
-            </w:r>
-            <w:proofErr w:type="spellStart"/>
-            <w:r>
-              <w:rPr>
-                <w:lang w:val="fr-FR"/>
-              </w:rPr>
-              <w:t>Reqnroll</w:t>
-            </w:r>
-            <w:proofErr w:type="spellEnd"/>
-            <w:r>
-              <w:rPr>
-                <w:lang w:val="fr-FR"/>
-              </w:rPr>
-              <w:t>), indexation des règles métier, revue de code systématique.</w:t>
+              <w:t>tests automatisés BDD (Specflow / Reqnroll), indexation des règles métier, revue de code systématique.</w:t>
             </w:r>
           </w:p>
           <w:p>
@@ -1538,21 +1392,7 @@
               <w:rPr>
                 <w:lang w:val="fr-FR"/>
               </w:rPr>
-              <w:t xml:space="preserve">automatisation des demandes d'achat et du traitement des factures, extraction intelligente, </w:t>
-            </w:r>
-            <w:proofErr w:type="spellStart"/>
-            <w:r>
-              <w:rPr>
-                <w:lang w:val="fr-FR"/>
-              </w:rPr>
-              <w:t>matching</w:t>
-            </w:r>
-            <w:proofErr w:type="spellEnd"/>
-            <w:r>
-              <w:rPr>
-                <w:lang w:val="fr-FR"/>
-              </w:rPr>
-              <w:t>.</w:t>
+              <w:t>automatisation des demandes d'achat et du traitement des factures, extraction intelligente, matching.</w:t>
             </w:r>
           </w:p>
           <w:p>
@@ -1573,49 +1413,7 @@
               <w:rPr>
                 <w:lang w:val="fr-FR"/>
               </w:rPr>
-              <w:t xml:space="preserve">développement assisté par IA, revue de code augmentée, écosystème de </w:t>
-            </w:r>
-            <w:proofErr w:type="spellStart"/>
-            <w:r>
-              <w:rPr>
-                <w:lang w:val="fr-FR"/>
-              </w:rPr>
-              <w:t>MCPs</w:t>
-            </w:r>
-            <w:proofErr w:type="spellEnd"/>
-            <w:r>
-              <w:rPr>
-                <w:lang w:val="fr-FR"/>
-              </w:rPr>
-              <w:t xml:space="preserve"> (indexation de codebase, </w:t>
-            </w:r>
-            <w:proofErr w:type="spellStart"/>
-            <w:r>
-              <w:rPr>
-                <w:lang w:val="fr-FR"/>
-              </w:rPr>
-              <w:t>GitLab</w:t>
-            </w:r>
-            <w:proofErr w:type="spellEnd"/>
-            <w:r>
-              <w:rPr>
-                <w:lang w:val="fr-FR"/>
-              </w:rPr>
-              <w:t xml:space="preserve"> / Redmine), AI </w:t>
-            </w:r>
-            <w:proofErr w:type="spellStart"/>
-            <w:r>
-              <w:rPr>
-                <w:lang w:val="fr-FR"/>
-              </w:rPr>
-              <w:t>Buildathons</w:t>
-            </w:r>
-            <w:proofErr w:type="spellEnd"/>
-            <w:r>
-              <w:rPr>
-                <w:lang w:val="fr-FR"/>
-              </w:rPr>
-              <w:t>.</w:t>
+              <w:t>développement assisté par IA, revue de code augmentée, écosystème de MCPs (indexation de codebase, GitLab / Redmine), AI Buildathons.</w:t>
             </w:r>
           </w:p>
           <w:p>
@@ -1731,23 +1529,13 @@
                 <w:lang w:val="fr-FR"/>
               </w:rPr>
             </w:pPr>
-            <w:proofErr w:type="spellStart"/>
             <w:r>
               <w:rPr>
                 <w:b/>
                 <w:sz w:val="19"/>
                 <w:lang w:val="fr-FR"/>
               </w:rPr>
-              <w:t>Akkodis</w:t>
-            </w:r>
-            <w:proofErr w:type="spellEnd"/>
-            <w:r>
-              <w:rPr>
-                <w:b/>
-                <w:sz w:val="19"/>
-                <w:lang w:val="fr-FR"/>
-              </w:rPr>
-              <w:t xml:space="preserve"> (ex-Akka Technologies) – mission Schneider Electric, Grenoble</w:t>
+              <w:t>Akkodis (ex-Akka Technologies) – mission Schneider Electric, Grenoble</w:t>
             </w:r>
           </w:p>
           <w:p>
@@ -1870,23 +1658,13 @@
                 <w:lang w:val="fr-FR"/>
               </w:rPr>
             </w:pPr>
-            <w:proofErr w:type="spellStart"/>
             <w:r>
               <w:rPr>
                 <w:b/>
                 <w:sz w:val="19"/>
                 <w:lang w:val="fr-FR"/>
               </w:rPr>
-              <w:t>SIMaP</w:t>
-            </w:r>
-            <w:proofErr w:type="spellEnd"/>
-            <w:r>
-              <w:rPr>
-                <w:b/>
-                <w:sz w:val="19"/>
-                <w:lang w:val="fr-FR"/>
-              </w:rPr>
-              <w:t>, Laboratoire de Recherche sur les Matériaux – Grenoble</w:t>
+              <w:t>SIMaP, Laboratoire de Recherche sur les Matériaux – Grenoble</w:t>
             </w:r>
           </w:p>
           <w:p>
@@ -1913,21 +1691,12 @@
                 <w:lang w:val="fr-FR"/>
               </w:rPr>
             </w:pPr>
-            <w:proofErr w:type="spellStart"/>
             <w:r>
               <w:rPr>
                 <w:b/>
                 <w:lang w:val="fr-FR"/>
               </w:rPr>
-              <w:t>ModeLitz</w:t>
-            </w:r>
-            <w:proofErr w:type="spellEnd"/>
-            <w:r>
-              <w:rPr>
-                <w:b/>
-                <w:lang w:val="fr-FR"/>
-              </w:rPr>
-              <w:t xml:space="preserve"> — </w:t>
+              <w:t xml:space="preserve">ModeLitz — </w:t>
             </w:r>
             <w:r>
               <w:rPr>
@@ -2297,23 +2066,12 @@
               <w:t xml:space="preserve">Thèse en texte intégral sur HAL : </w:t>
             </w:r>
             <w:hyperlink r:id="rId12" w:history="1">
-              <w:proofErr w:type="spellStart"/>
-              <w:proofErr w:type="gramStart"/>
               <w:r>
                 <w:rPr>
                   <w:rStyle w:val="Hyperlink"/>
                   <w:lang w:val="fr-FR"/>
                 </w:rPr>
-                <w:t>theses.hal.science</w:t>
-              </w:r>
-              <w:proofErr w:type="spellEnd"/>
-              <w:proofErr w:type="gramEnd"/>
-              <w:r>
-                <w:rPr>
-                  <w:rStyle w:val="Hyperlink"/>
-                  <w:lang w:val="fr-FR"/>
-                </w:rPr>
-                <w:t>/tel-01104637v1</w:t>
+                <w:t>theses.hal.science/tel-01104637v1</w:t>
               </w:r>
             </w:hyperlink>
             <w:r>
@@ -2338,15 +2096,7 @@
               <w:t>IEEE Transactions on Magnetics</w:t>
             </w:r>
             <w:r>
-              <w:t xml:space="preserve">, 50(2), </w:t>
-            </w:r>
-            <w:proofErr w:type="spellStart"/>
-            <w:r>
-              <w:t>février</w:t>
-            </w:r>
-            <w:proofErr w:type="spellEnd"/>
-            <w:r>
-              <w:t xml:space="preserve"> 2014 (DOI 10.1109/TMAG.2013.2282502).</w:t>
+              <w:t>, 50(2), février 2014 (DOI 10.1109/TMAG.2013.2282502).</w:t>
             </w:r>
           </w:p>
           <w:p>
@@ -2354,15 +2104,7 @@
               <w:pStyle w:val="ListBullet"/>
             </w:pPr>
             <w:r>
-              <w:t xml:space="preserve">3D Integral Method for Electromagnetic Processes Modelling — colloque </w:t>
-            </w:r>
-            <w:proofErr w:type="spellStart"/>
-            <w:r>
-              <w:t>scientifique</w:t>
-            </w:r>
-            <w:proofErr w:type="spellEnd"/>
-            <w:r>
-              <w:t xml:space="preserve"> </w:t>
+              <w:t xml:space="preserve">3D Integral Method for Electromagnetic Processes Modelling — colloque scientifique </w:t>
             </w:r>
             <w:r>
               <w:rPr>
@@ -2379,15 +2121,7 @@
               <w:t>nternational Modelling for Electromagnetic Processing</w:t>
             </w:r>
             <w:r>
-              <w:t xml:space="preserve">, </w:t>
-            </w:r>
-            <w:proofErr w:type="spellStart"/>
-            <w:r>
-              <w:t>septembre</w:t>
-            </w:r>
-            <w:proofErr w:type="spellEnd"/>
-            <w:r>
-              <w:t xml:space="preserve"> 2014.</w:t>
+              <w:t>, septembre 2014.</w:t>
             </w:r>
           </w:p>
           <w:p>
@@ -2453,21 +2187,7 @@
               <w:rPr>
                 <w:lang w:val="fr-FR"/>
               </w:rPr>
-              <w:t xml:space="preserve">interface </w:t>
-            </w:r>
-            <w:proofErr w:type="spellStart"/>
-            <w:r>
-              <w:rPr>
-                <w:lang w:val="fr-FR"/>
-              </w:rPr>
-              <w:t>Razor</w:t>
-            </w:r>
-            <w:proofErr w:type="spellEnd"/>
-            <w:r>
-              <w:rPr>
-                <w:lang w:val="fr-FR"/>
-              </w:rPr>
-              <w:t xml:space="preserve"> partagée entre </w:t>
+              <w:t xml:space="preserve">interface Razor partagée entre </w:t>
             </w:r>
             <w:r>
               <w:rPr>
@@ -2515,35 +2235,7 @@
               <w:rPr>
                 <w:lang w:val="fr-FR"/>
               </w:rPr>
-              <w:t xml:space="preserve">(.NET 10, MAUI, </w:t>
-            </w:r>
-            <w:proofErr w:type="spellStart"/>
-            <w:r>
-              <w:rPr>
-                <w:lang w:val="fr-FR"/>
-              </w:rPr>
-              <w:t>Blazor</w:t>
-            </w:r>
-            <w:proofErr w:type="spellEnd"/>
-            <w:r>
-              <w:rPr>
-                <w:lang w:val="fr-FR"/>
-              </w:rPr>
-              <w:t xml:space="preserve"> </w:t>
-            </w:r>
-            <w:proofErr w:type="spellStart"/>
-            <w:r>
-              <w:rPr>
-                <w:lang w:val="fr-FR"/>
-              </w:rPr>
-              <w:t>Hybrid</w:t>
-            </w:r>
-            <w:proofErr w:type="spellEnd"/>
-            <w:r>
-              <w:rPr>
-                <w:lang w:val="fr-FR"/>
-              </w:rPr>
-              <w:t>, PostgreSQL, Docker).</w:t>
+              <w:t>(.NET 10, MAUI, Blazor Hybrid, PostgreSQL, Docker).</w:t>
             </w:r>
           </w:p>
           <w:p>
@@ -2578,35 +2270,7 @@
               <w:rPr>
                 <w:lang w:val="fr-FR"/>
               </w:rPr>
-              <w:t xml:space="preserve">physique de vol, génération procédurale déterministe, suite de tests en </w:t>
-            </w:r>
-            <w:proofErr w:type="spellStart"/>
-            <w:r>
-              <w:rPr>
-                <w:lang w:val="fr-FR"/>
-              </w:rPr>
-              <w:t>headless</w:t>
-            </w:r>
-            <w:proofErr w:type="spellEnd"/>
-            <w:r>
-              <w:rPr>
-                <w:lang w:val="fr-FR"/>
-              </w:rPr>
-              <w:t xml:space="preserve"> (Godot 4, </w:t>
-            </w:r>
-            <w:proofErr w:type="spellStart"/>
-            <w:r>
-              <w:rPr>
-                <w:lang w:val="fr-FR"/>
-              </w:rPr>
-              <w:t>GDScript</w:t>
-            </w:r>
-            <w:proofErr w:type="spellEnd"/>
-            <w:r>
-              <w:rPr>
-                <w:lang w:val="fr-FR"/>
-              </w:rPr>
-              <w:t>).</w:t>
+              <w:t>physique de vol, génération procédurale déterministe, suite de tests en headless (Godot 4, GDScript).</w:t>
             </w:r>
           </w:p>
         </w:tc>
@@ -2856,7 +2520,7 @@
   <w:abstractNum w:abstractNumId="8" w15:restartNumberingAfterBreak="0">
     <w:nsid w:val="FFFFFF89"/>
     <w:multiLevelType w:val="singleLevel"/>
-    <w:tmpl w:val="AC5612C8"/>
+    <w:tmpl w:val="4426DF14"/>
     <w:lvl w:ilvl="0">
       <w:start w:val="1"/>
       <w:numFmt w:val="bullet"/>

--- a/doc/CV_Raphael_Scapolan.docx
+++ b/doc/CV_Raphael_Scapolan.docx
@@ -46,7 +46,7 @@
                 <w:sz w:val="2"/>
               </w:rPr>
               <w:drawing>
-                <wp:anchor distT="0" distB="0" distL="0" distR="0" simplePos="0" relativeHeight="251657216" behindDoc="0" locked="0" layoutInCell="0" allowOverlap="1" wp14:anchorId="3D3DEAE3" wp14:editId="3FC998E5">
+                <wp:anchor distT="0" distB="0" distL="0" distR="0" simplePos="0" relativeHeight="251657216" behindDoc="0" locked="0" layoutInCell="0" allowOverlap="1" wp14:anchorId="3D3DEAE3" wp14:editId="58F734F1">
                   <wp:simplePos x="0" y="0"/>
                   <wp:positionH relativeFrom="page">
                     <wp:posOffset>381000</wp:posOffset>
@@ -55,7 +55,7 @@
                     <wp:posOffset>735965</wp:posOffset>
                   </wp:positionV>
                   <wp:extent cx="1403985" cy="1403985"/>
-                  <wp:effectExtent l="95250" t="19050" r="100965" b="862965"/>
+                  <wp:effectExtent l="19050" t="19050" r="24765" b="24765"/>
                   <wp:wrapNone/>
                   <wp:docPr id="1" name="Picture 1"/>
                   <wp:cNvGraphicFramePr/>
@@ -88,13 +88,7 @@
                               </a:schemeClr>
                             </a:solidFill>
                           </a:ln>
-                          <a:effectLst>
-                            <a:outerShdw blurRad="381000" dist="292100" dir="5400000" sx="-80000" sy="-18000" rotWithShape="0">
-                              <a:srgbClr val="000000">
-                                <a:alpha val="22000"/>
-                              </a:srgbClr>
-                            </a:outerShdw>
-                          </a:effectLst>
+                          <a:effectLst/>
                         </pic:spPr>
                       </pic:pic>
                     </a:graphicData>
@@ -126,16 +120,12 @@
                 <w:bottom w:val="single" w:sz="4" w:space="3" w:color="FFFFFF"/>
               </w:pBdr>
               <w:spacing w:after="80"/>
-              <w:rPr>
-                <w:lang w:val="fr-FR"/>
-              </w:rPr>
             </w:pPr>
             <w:r>
               <w:rPr>
                 <w:b/>
                 <w:color w:val="FFFFFF"/>
                 <w:sz w:val="50"/>
-                <w:lang w:val="fr-FR"/>
               </w:rPr>
               <w:t>RAPHAËL SCAPOLAN</w:t>
             </w:r>
@@ -146,7 +136,6 @@
               <w:rPr>
                 <w:sz w:val="21"/>
                 <w:szCs w:val="21"/>
-                <w:lang w:val="fr-FR"/>
               </w:rPr>
             </w:pPr>
             <w:r>
@@ -154,7 +143,6 @@
                 <w:color w:val="FFFFFF"/>
                 <w:sz w:val="21"/>
                 <w:szCs w:val="21"/>
-                <w:lang w:val="fr-FR"/>
               </w:rPr>
               <w:t xml:space="preserve">Architecte Logiciel .NET </w:t>
             </w:r>
@@ -163,7 +151,6 @@
                 <w:color w:val="FFFFFF"/>
                 <w:sz w:val="21"/>
                 <w:szCs w:val="21"/>
-                <w:lang w:val="fr-FR"/>
               </w:rPr>
               <w:t>·</w:t>
             </w:r>
@@ -172,7 +159,6 @@
                 <w:color w:val="FFFFFF"/>
                 <w:sz w:val="21"/>
                 <w:szCs w:val="21"/>
-                <w:lang w:val="fr-FR"/>
               </w:rPr>
               <w:t xml:space="preserve"> Modernisation ERP &amp; Applications Métier </w:t>
             </w:r>
@@ -181,7 +167,6 @@
                 <w:color w:val="FFFFFF"/>
                 <w:sz w:val="21"/>
                 <w:szCs w:val="21"/>
-                <w:lang w:val="fr-FR"/>
               </w:rPr>
               <w:t>·</w:t>
             </w:r>
@@ -190,7 +175,6 @@
                 <w:color w:val="FFFFFF"/>
                 <w:sz w:val="21"/>
                 <w:szCs w:val="21"/>
-                <w:lang w:val="fr-FR"/>
               </w:rPr>
               <w:t xml:space="preserve"> IA Générative </w:t>
             </w:r>
@@ -199,27 +183,8 @@
                 <w:color w:val="FFFFFF"/>
                 <w:sz w:val="21"/>
                 <w:szCs w:val="21"/>
-                <w:lang w:val="fr-FR"/>
               </w:rPr>
-              <w:t>·</w:t>
-            </w:r>
-            <w:r>
-              <w:rPr>
-                <w:color w:val="FFFFFF"/>
-                <w:sz w:val="21"/>
-                <w:szCs w:val="21"/>
-                <w:lang w:val="fr-FR"/>
-              </w:rPr>
-              <w:t xml:space="preserve"> </w:t>
-            </w:r>
-            <w:r>
-              <w:rPr>
-                <w:color w:val="FFFFFF"/>
-                <w:sz w:val="21"/>
-                <w:szCs w:val="21"/>
-                <w:lang w:val="fr-FR"/>
-              </w:rPr>
-              <w:t>PhD</w:t>
+              <w:t>· PhD</w:t>
             </w:r>
           </w:p>
         </w:tc>
@@ -239,10 +204,7 @@
           </w:tcPr>
           <w:p>
             <w:pPr>
-              <w:spacing w:after="1000"/>
-              <w:rPr>
-                <w:lang w:val="fr-FR"/>
-              </w:rPr>
+              <w:spacing w:after="360"/>
             </w:pPr>
           </w:p>
           <w:p>
@@ -252,16 +214,12 @@
                 <w:bottom w:val="single" w:sz="6" w:space="3" w:color="2C4C68"/>
               </w:pBdr>
               <w:spacing w:before="200" w:after="100"/>
-              <w:rPr>
-                <w:lang w:val="fr-FR"/>
-              </w:rPr>
             </w:pPr>
             <w:r>
               <w:rPr>
                 <w:caps/>
                 <w:color w:val="2C4C68"/>
                 <w:sz w:val="24"/>
-                <w:lang w:val="fr-FR"/>
               </w:rPr>
               <w:t>Coordonn</w:t>
             </w:r>
@@ -270,7 +228,6 @@
                 <w:caps/>
                 <w:color w:val="2C4C68"/>
                 <w:sz w:val="24"/>
-                <w:lang w:val="fr-FR"/>
               </w:rPr>
               <w:t>é</w:t>
             </w:r>
@@ -279,81 +236,85 @@
                 <w:caps/>
                 <w:color w:val="2C4C68"/>
                 <w:sz w:val="24"/>
-                <w:lang w:val="fr-FR"/>
               </w:rPr>
               <w:t>es</w:t>
             </w:r>
+          </w:p>
+          <w:p>
+            <w:pPr>
+              <w:spacing w:after="60"/>
+            </w:pPr>
+            <w:r>
+              <w:rPr>
+                <w:b/>
+              </w:rPr>
+              <w:t xml:space="preserve">Adresse : </w:t>
+            </w:r>
+            <w:r>
+              <w:t>2 avenue des Abattoirs, 27400 Louviers</w:t>
+            </w:r>
+          </w:p>
+          <w:p>
+            <w:pPr>
+              <w:spacing w:after="60"/>
+            </w:pPr>
+            <w:r>
+              <w:rPr>
+                <w:b/>
+              </w:rPr>
+              <w:t xml:space="preserve">Téléphone : </w:t>
+            </w:r>
+            <w:r>
+              <w:t xml:space="preserve">+33 </w:t>
+            </w:r>
+            <w:r>
+              <w:t>7 77 60 28 50</w:t>
+            </w:r>
+          </w:p>
+          <w:p>
+            <w:pPr>
+              <w:spacing w:after="60"/>
+            </w:pPr>
+            <w:r>
+              <w:rPr>
+                <w:b/>
+              </w:rPr>
+              <w:t xml:space="preserve">E-mail : </w:t>
+            </w:r>
+            <w:hyperlink r:id="rId9" w:history="1">
+              <w:r>
+                <w:rPr>
+                  <w:rStyle w:val="Lienhypertexte"/>
+                  <w:b/>
+                </w:rPr>
+                <w:t>scapolan.raphael@gmail.com</w:t>
+              </w:r>
+            </w:hyperlink>
           </w:p>
           <w:p>
             <w:pPr>
               <w:spacing w:after="60"/>
               <w:rPr>
-                <w:lang w:val="fr-FR"/>
+                <w:b/>
+                <w:lang w:val="fi-FI"/>
               </w:rPr>
             </w:pPr>
-            <w:r>
-              <w:rPr>
-                <w:b/>
-                <w:lang w:val="fr-FR"/>
-              </w:rPr>
-              <w:t xml:space="preserve">Adresse : </w:t>
-            </w:r>
-            <w:r>
-              <w:rPr>
-                <w:lang w:val="fr-FR"/>
-              </w:rPr>
-              <w:t>2 avenue des Abattoirs, 27400 Louviers</w:t>
-            </w:r>
-          </w:p>
-          <w:p>
-            <w:pPr>
-              <w:spacing w:after="60"/>
-              <w:rPr>
-                <w:lang w:val="fr-FR"/>
-              </w:rPr>
-            </w:pPr>
-            <w:r>
-              <w:rPr>
-                <w:b/>
-                <w:lang w:val="fr-FR"/>
-              </w:rPr>
-              <w:t xml:space="preserve">Téléphone : </w:t>
-            </w:r>
-            <w:r>
-              <w:rPr>
-                <w:lang w:val="fr-FR"/>
-              </w:rPr>
-              <w:t xml:space="preserve">+33 </w:t>
-            </w:r>
-            <w:r>
-              <w:rPr>
-                <w:lang w:val="fr-FR"/>
-              </w:rPr>
-              <w:t>7 77 60 28 50</w:t>
-            </w:r>
-          </w:p>
-          <w:p>
-            <w:pPr>
-              <w:spacing w:after="60"/>
-              <w:rPr>
-                <w:lang w:val="fr-FR"/>
-              </w:rPr>
-            </w:pPr>
-            <w:r>
-              <w:rPr>
-                <w:b/>
-                <w:lang w:val="fr-FR"/>
-              </w:rPr>
-              <w:t xml:space="preserve">E-mail : </w:t>
-            </w:r>
-            <w:hyperlink r:id="rId9" w:history="1">
+            <w:hyperlink r:id="rId10" w:history="1">
               <w:r>
                 <w:rPr>
-                  <w:rStyle w:val="Hyperlink"/>
+                  <w:rStyle w:val="Lienhypertexte"/>
                   <w:b/>
-                  <w:lang w:val="fr-FR"/>
+                  <w:lang w:val="fi-FI"/>
                 </w:rPr>
-                <w:t>scapolan.raphael@gmail.com</w:t>
+                <w:t>Mon L</w:t>
+              </w:r>
+              <w:r>
+                <w:rPr>
+                  <w:rStyle w:val="Lienhypertexte"/>
+                  <w:b/>
+                  <w:lang w:val="fi-FI"/>
+                </w:rPr>
+                <w:t>inkedIn</w:t>
               </w:r>
             </w:hyperlink>
           </w:p>
@@ -364,48 +325,30 @@
                 <w:lang w:val="fi-FI"/>
               </w:rPr>
             </w:pPr>
-            <w:r>
-              <w:rPr>
-                <w:b/>
-                <w:lang w:val="fi-FI"/>
-              </w:rPr>
-              <w:t xml:space="preserve">LinkedIn: </w:t>
-            </w:r>
-            <w:hyperlink r:id="rId10" w:history="1">
+            <w:hyperlink r:id="rId11" w:history="1">
               <w:r>
                 <w:rPr>
-                  <w:rStyle w:val="Hyperlink"/>
+                  <w:rStyle w:val="Lienhypertexte"/>
                   <w:b/>
                   <w:lang w:val="fi-FI"/>
                 </w:rPr>
-                <w:t>https://www.linkedin.com/in/rapha%C3%ABl-scapolan-87812799/</w:t>
+                <w:t>Mon P</w:t>
+              </w:r>
+              <w:r>
+                <w:rPr>
+                  <w:rStyle w:val="Lienhypertexte"/>
+                  <w:b/>
+                  <w:lang w:val="fi-FI"/>
+                </w:rPr>
+                <w:t>ortfolio</w:t>
               </w:r>
             </w:hyperlink>
-          </w:p>
-          <w:p>
-            <w:pPr>
-              <w:spacing w:after="60"/>
+            <w:r>
               <w:rPr>
                 <w:lang w:val="fi-FI"/>
               </w:rPr>
-            </w:pPr>
-            <w:r>
-              <w:rPr>
-                <w:b/>
-                <w:lang w:val="fi-FI"/>
-              </w:rPr>
-              <w:t xml:space="preserve">Portfolio : </w:t>
-            </w:r>
-            <w:hyperlink r:id="rId11" w:history="1">
-              <w:r>
-                <w:rPr>
-                  <w:rStyle w:val="Hyperlink"/>
-                  <w:b/>
-                  <w:lang w:val="fi-FI"/>
-                </w:rPr>
-                <w:t>https://scapolanraphael-dev.github.io/raphaelscapolan.website</w:t>
-              </w:r>
-            </w:hyperlink>
+              <w:t xml:space="preserve"> </w:t>
+            </w:r>
           </w:p>
           <w:p>
             <w:pPr>
@@ -426,7 +369,7 @@
           </w:p>
           <w:p>
             <w:pPr>
-              <w:pStyle w:val="ListBullet"/>
+              <w:pStyle w:val="Listepuces"/>
             </w:pPr>
             <w:r>
               <w:rPr>
@@ -450,7 +393,7 @@
           </w:p>
           <w:p>
             <w:pPr>
-              <w:pStyle w:val="ListBullet"/>
+              <w:pStyle w:val="Listepuces"/>
             </w:pPr>
             <w:r>
               <w:rPr>
@@ -463,12 +406,19 @@
                 <w:i/>
                 <w:sz w:val="17"/>
               </w:rPr>
-              <w:t xml:space="preserve">  confirmé</w:t>
+              <w:t xml:space="preserve">  </w:t>
+            </w:r>
+            <w:r>
+              <w:rPr>
+                <w:i/>
+                <w:sz w:val="17"/>
+              </w:rPr>
+              <w:t>confirmé</w:t>
             </w:r>
           </w:p>
           <w:p>
             <w:pPr>
-              <w:pStyle w:val="ListBullet"/>
+              <w:pStyle w:val="Listepuces"/>
             </w:pPr>
             <w:r>
               <w:t>Architecture logicielle</w:t>
@@ -476,7 +426,7 @@
           </w:p>
           <w:p>
             <w:pPr>
-              <w:pStyle w:val="ListBullet"/>
+              <w:pStyle w:val="Listepuces"/>
             </w:pPr>
             <w:r>
               <w:t>Azure Service Bus</w:t>
@@ -484,7 +434,7 @@
           </w:p>
           <w:p>
             <w:pPr>
-              <w:pStyle w:val="ListBullet"/>
+              <w:pStyle w:val="Listepuces"/>
             </w:pPr>
             <w:r>
               <w:t>GitLab CI/CD</w:t>
@@ -492,7 +442,7 @@
           </w:p>
           <w:p>
             <w:pPr>
-              <w:pStyle w:val="ListBullet"/>
+              <w:pStyle w:val="Listepuces"/>
             </w:pPr>
             <w:r>
               <w:t>Specflow / Reqnroll (BDD)</w:t>
@@ -500,7 +450,7 @@
           </w:p>
           <w:p>
             <w:pPr>
-              <w:pStyle w:val="ListBullet"/>
+              <w:pStyle w:val="Listepuces"/>
             </w:pPr>
             <w:r>
               <w:t>Migration d'applications legacy</w:t>
@@ -508,7 +458,7 @@
           </w:p>
           <w:p>
             <w:pPr>
-              <w:pStyle w:val="ListBullet"/>
+              <w:pStyle w:val="Listepuces"/>
             </w:pPr>
             <w:r>
               <w:t>Méthode Agile</w:t>
@@ -533,324 +483,29 @@
           </w:p>
           <w:p>
             <w:pPr>
-              <w:pStyle w:val="ListBullet"/>
+              <w:pStyle w:val="Listepuces"/>
             </w:pPr>
             <w:r>
-              <w:t>GitHub Copilot, Claude, GPT</w:t>
+              <w:t>Automatisation de processus métier</w:t>
             </w:r>
           </w:p>
           <w:p>
             <w:pPr>
-              <w:pStyle w:val="ListBullet"/>
+              <w:pStyle w:val="Listepuces"/>
             </w:pPr>
             <w:r>
-              <w:t>Automatisation de processus métier</w:t>
+              <w:t>Extraction et matching de documents</w:t>
             </w:r>
           </w:p>
           <w:p>
             <w:pPr>
-              <w:pStyle w:val="ListBullet"/>
+              <w:pStyle w:val="Listepuces"/>
             </w:pPr>
             <w:r>
-              <w:t>Extraction et matching de documents</w:t>
-            </w:r>
-          </w:p>
-          <w:p>
-            <w:pPr>
-              <w:pStyle w:val="ListBullet"/>
-            </w:pPr>
-            <w:r>
               <w:t>MCP</w:t>
             </w:r>
             <w:r>
               <w:t>s</w:t>
-            </w:r>
-          </w:p>
-          <w:p>
-            <w:pPr>
-              <w:keepNext/>
-              <w:pBdr>
-                <w:bottom w:val="single" w:sz="6" w:space="3" w:color="2C4C68"/>
-              </w:pBdr>
-              <w:spacing w:before="200" w:after="100"/>
-              <w:rPr>
-                <w:lang w:val="fr-FR"/>
-              </w:rPr>
-            </w:pPr>
-            <w:r>
-              <w:rPr>
-                <w:caps/>
-                <w:color w:val="2C4C68"/>
-                <w:sz w:val="24"/>
-                <w:lang w:val="fr-FR"/>
-              </w:rPr>
-              <w:t>Formation</w:t>
-            </w:r>
-          </w:p>
-          <w:p>
-            <w:pPr>
-              <w:spacing w:after="0"/>
-              <w:rPr>
-                <w:lang w:val="fr-FR"/>
-              </w:rPr>
-            </w:pPr>
-            <w:r>
-              <w:rPr>
-                <w:b/>
-                <w:lang w:val="fr-FR"/>
-              </w:rPr>
-              <w:t>Doctorat</w:t>
-            </w:r>
-            <w:r>
-              <w:rPr>
-                <w:lang w:val="fr-FR"/>
-              </w:rPr>
-              <w:t>, 2010 – 2014</w:t>
-            </w:r>
-          </w:p>
-          <w:p>
-            <w:pPr>
-              <w:spacing w:after="80"/>
-              <w:rPr>
-                <w:lang w:val="fr-FR"/>
-              </w:rPr>
-            </w:pPr>
-            <w:r>
-              <w:rPr>
-                <w:i/>
-                <w:sz w:val="17"/>
-                <w:lang w:val="fr-FR"/>
-              </w:rPr>
-              <w:t>Université Grenoble Alpes</w:t>
-            </w:r>
-          </w:p>
-          <w:p>
-            <w:pPr>
-              <w:spacing w:after="0"/>
-              <w:rPr>
-                <w:lang w:val="fr-FR"/>
-              </w:rPr>
-            </w:pPr>
-            <w:r>
-              <w:rPr>
-                <w:b/>
-                <w:lang w:val="fr-FR"/>
-              </w:rPr>
-              <w:t>Master</w:t>
-            </w:r>
-            <w:r>
-              <w:rPr>
-                <w:b/>
-                <w:lang w:val="fr-FR"/>
-              </w:rPr>
-              <w:t xml:space="preserve"> 2 </w:t>
-            </w:r>
-            <w:r>
-              <w:rPr>
-                <w:b/>
-                <w:lang w:val="fr-FR"/>
-              </w:rPr>
-              <w:t>Modélisation et Simulation des Systèmes Physiques Industriels</w:t>
-            </w:r>
-            <w:r>
-              <w:rPr>
-                <w:lang w:val="fr-FR"/>
-              </w:rPr>
-              <w:t>, 200</w:t>
-            </w:r>
-            <w:r>
-              <w:rPr>
-                <w:lang w:val="fr-FR"/>
-              </w:rPr>
-              <w:t>9</w:t>
-            </w:r>
-            <w:r>
-              <w:rPr>
-                <w:lang w:val="fr-FR"/>
-              </w:rPr>
-              <w:t xml:space="preserve"> – 2010</w:t>
-            </w:r>
-          </w:p>
-          <w:p>
-            <w:pPr>
-              <w:spacing w:after="80"/>
-              <w:rPr>
-                <w:lang w:val="fr-FR"/>
-              </w:rPr>
-            </w:pPr>
-            <w:r>
-              <w:rPr>
-                <w:i/>
-                <w:sz w:val="17"/>
-                <w:lang w:val="fr-FR"/>
-              </w:rPr>
-              <w:t xml:space="preserve">Université </w:t>
-            </w:r>
-            <w:r>
-              <w:rPr>
-                <w:i/>
-                <w:sz w:val="17"/>
-                <w:lang w:val="fr-FR"/>
-              </w:rPr>
-              <w:t>Grenoble Alpes</w:t>
-            </w:r>
-          </w:p>
-          <w:p>
-            <w:pPr>
-              <w:spacing w:after="0"/>
-              <w:rPr>
-                <w:lang w:val="fr-FR"/>
-              </w:rPr>
-            </w:pPr>
-            <w:r>
-              <w:rPr>
-                <w:b/>
-                <w:lang w:val="fr-FR"/>
-              </w:rPr>
-              <w:t>Master</w:t>
-            </w:r>
-            <w:r>
-              <w:rPr>
-                <w:b/>
-                <w:lang w:val="fr-FR"/>
-              </w:rPr>
-              <w:t xml:space="preserve"> 1 Physique subatomique et astroparticules</w:t>
-            </w:r>
-            <w:r>
-              <w:rPr>
-                <w:lang w:val="fr-FR"/>
-              </w:rPr>
-              <w:t>, 2008 – 20</w:t>
-            </w:r>
-            <w:r>
-              <w:rPr>
-                <w:lang w:val="fr-FR"/>
-              </w:rPr>
-              <w:t>09</w:t>
-            </w:r>
-          </w:p>
-          <w:p>
-            <w:pPr>
-              <w:spacing w:after="80"/>
-              <w:rPr>
-                <w:lang w:val="fr-FR"/>
-              </w:rPr>
-            </w:pPr>
-            <w:r>
-              <w:rPr>
-                <w:i/>
-                <w:sz w:val="17"/>
-                <w:lang w:val="fr-FR"/>
-              </w:rPr>
-              <w:t>Université Savoie Mont-Blanc</w:t>
-            </w:r>
-            <w:r>
-              <w:rPr>
-                <w:i/>
-                <w:sz w:val="17"/>
-                <w:lang w:val="fr-FR"/>
-              </w:rPr>
-              <w:t>, Chambéry</w:t>
-            </w:r>
-          </w:p>
-          <w:p>
-            <w:pPr>
-              <w:spacing w:after="0"/>
-              <w:rPr>
-                <w:lang w:val="fr-FR"/>
-              </w:rPr>
-            </w:pPr>
-            <w:r>
-              <w:rPr>
-                <w:b/>
-                <w:lang w:val="fr-FR"/>
-              </w:rPr>
-              <w:t>Licence Physique</w:t>
-            </w:r>
-            <w:r>
-              <w:rPr>
-                <w:lang w:val="fr-FR"/>
-              </w:rPr>
-              <w:t>, 200</w:t>
-            </w:r>
-            <w:r>
-              <w:rPr>
-                <w:lang w:val="fr-FR"/>
-              </w:rPr>
-              <w:t>5</w:t>
-            </w:r>
-            <w:r>
-              <w:rPr>
-                <w:lang w:val="fr-FR"/>
-              </w:rPr>
-              <w:t xml:space="preserve"> – 20</w:t>
-            </w:r>
-            <w:r>
-              <w:rPr>
-                <w:lang w:val="fr-FR"/>
-              </w:rPr>
-              <w:t>08</w:t>
-            </w:r>
-          </w:p>
-          <w:p>
-            <w:pPr>
-              <w:spacing w:after="80"/>
-              <w:rPr>
-                <w:lang w:val="fr-FR"/>
-              </w:rPr>
-            </w:pPr>
-            <w:r>
-              <w:rPr>
-                <w:i/>
-                <w:sz w:val="17"/>
-                <w:lang w:val="fr-FR"/>
-              </w:rPr>
-              <w:t>Université Savoie Mont-Blanc</w:t>
-            </w:r>
-            <w:r>
-              <w:rPr>
-                <w:i/>
-                <w:sz w:val="17"/>
-                <w:lang w:val="fr-FR"/>
-              </w:rPr>
-              <w:t>, Chambéry</w:t>
-            </w:r>
-          </w:p>
-          <w:p>
-            <w:pPr>
-              <w:keepNext/>
-              <w:pBdr>
-                <w:bottom w:val="single" w:sz="6" w:space="3" w:color="2C4C68"/>
-              </w:pBdr>
-              <w:spacing w:before="200" w:after="100"/>
-              <w:rPr>
-                <w:lang w:val="fr-FR"/>
-              </w:rPr>
-            </w:pPr>
-            <w:r>
-              <w:rPr>
-                <w:caps/>
-                <w:color w:val="2C4C68"/>
-                <w:sz w:val="24"/>
-                <w:lang w:val="fr-FR"/>
-              </w:rPr>
-              <w:t>Langues</w:t>
-            </w:r>
-          </w:p>
-          <w:p>
-            <w:pPr>
-              <w:pStyle w:val="ListBullet"/>
-            </w:pPr>
-            <w:r>
-              <w:t>Français — langue maternelle</w:t>
-            </w:r>
-          </w:p>
-          <w:p>
-            <w:pPr>
-              <w:pStyle w:val="ListBullet"/>
-            </w:pPr>
-            <w:r>
-              <w:t>Anglais — professionnel</w:t>
             </w:r>
           </w:p>
           <w:p>
@@ -867,62 +522,240 @@
                 <w:color w:val="2C4C68"/>
                 <w:sz w:val="24"/>
               </w:rPr>
-              <w:lastRenderedPageBreak/>
-              <w:t>Centres d'intérêt</w:t>
+              <w:t>Formation</w:t>
             </w:r>
           </w:p>
           <w:p>
             <w:pPr>
-              <w:pStyle w:val="ListBullet"/>
+              <w:spacing w:after="0"/>
+            </w:pPr>
+            <w:r>
               <w:rPr>
-                <w:lang w:val="fr-FR"/>
+                <w:b/>
               </w:rPr>
-            </w:pPr>
+              <w:t>Doctorat</w:t>
+            </w:r>
+            <w:r>
+              <w:t>, 2010 – 2014</w:t>
+            </w:r>
+            <w:r>
+              <w:t xml:space="preserve"> </w:t>
+            </w:r>
             <w:r>
               <w:rPr>
-                <w:lang w:val="fr-FR"/>
+                <w:i/>
+                <w:sz w:val="17"/>
               </w:rPr>
-              <w:t xml:space="preserve">Activités de plein air (randonnée, </w:t>
-            </w:r>
-            <w:r>
-              <w:rPr>
-                <w:lang w:val="fr-FR"/>
-              </w:rPr>
-              <w:t>course à pied</w:t>
-            </w:r>
-            <w:r>
-              <w:rPr>
-                <w:lang w:val="fr-FR"/>
-              </w:rPr>
-              <w:t>, ski</w:t>
-            </w:r>
-            <w:r>
-              <w:rPr>
-                <w:lang w:val="fr-FR"/>
-              </w:rPr>
-              <w:t>)</w:t>
+              <w:t>Université Grenoble Alpes</w:t>
             </w:r>
           </w:p>
           <w:p>
             <w:pPr>
-              <w:pStyle w:val="ListBullet"/>
+              <w:spacing w:after="0"/>
+            </w:pPr>
+            <w:r>
               <w:rPr>
-                <w:lang w:val="fr-FR"/>
+                <w:b/>
               </w:rPr>
-            </w:pPr>
+              <w:t>Master</w:t>
+            </w:r>
             <w:r>
               <w:rPr>
-                <w:lang w:val="fr-FR"/>
+                <w:b/>
               </w:rPr>
-              <w:t>Actualités scientifiques</w:t>
+              <w:t xml:space="preserve"> 2 </w:t>
+            </w:r>
+            <w:r>
+              <w:rPr>
+                <w:b/>
+              </w:rPr>
+              <w:t>Modélisation et Simulation des Systèmes Physiques Industriels</w:t>
+            </w:r>
+            <w:r>
+              <w:t>, 200</w:t>
+            </w:r>
+            <w:r>
+              <w:t>9</w:t>
+            </w:r>
+            <w:r>
+              <w:t xml:space="preserve"> – 2010</w:t>
+            </w:r>
+            <w:r>
+              <w:t xml:space="preserve"> </w:t>
+            </w:r>
+            <w:r>
+              <w:rPr>
+                <w:i/>
+                <w:sz w:val="17"/>
+              </w:rPr>
+              <w:t xml:space="preserve">Université </w:t>
+            </w:r>
+            <w:r>
+              <w:rPr>
+                <w:i/>
+                <w:sz w:val="17"/>
+              </w:rPr>
+              <w:t>Grenoble Alpes</w:t>
             </w:r>
           </w:p>
           <w:p>
             <w:pPr>
-              <w:pStyle w:val="ListBullet"/>
+              <w:spacing w:after="0"/>
+            </w:pPr>
+            <w:r>
               <w:rPr>
-                <w:lang w:val="fr-FR"/>
+                <w:b/>
               </w:rPr>
+              <w:t>Master</w:t>
+            </w:r>
+            <w:r>
+              <w:rPr>
+                <w:b/>
+              </w:rPr>
+              <w:t xml:space="preserve"> 1 Physique subatomique et astroparticules</w:t>
+            </w:r>
+            <w:r>
+              <w:t>, 2008 – 20</w:t>
+            </w:r>
+            <w:r>
+              <w:t>09</w:t>
+            </w:r>
+            <w:r>
+              <w:t xml:space="preserve"> </w:t>
+            </w:r>
+            <w:r>
+              <w:rPr>
+                <w:i/>
+                <w:sz w:val="17"/>
+              </w:rPr>
+              <w:t>Université Savoie Mont-Blanc</w:t>
+            </w:r>
+            <w:r>
+              <w:rPr>
+                <w:i/>
+                <w:sz w:val="17"/>
+              </w:rPr>
+              <w:t>, Chambéry</w:t>
+            </w:r>
+          </w:p>
+          <w:p>
+            <w:pPr>
+              <w:spacing w:after="0"/>
+            </w:pPr>
+            <w:r>
+              <w:rPr>
+                <w:b/>
+              </w:rPr>
+              <w:t>Licence Physique</w:t>
+            </w:r>
+            <w:r>
+              <w:t>, 200</w:t>
+            </w:r>
+            <w:r>
+              <w:t>5</w:t>
+            </w:r>
+            <w:r>
+              <w:t xml:space="preserve"> – 20</w:t>
+            </w:r>
+            <w:r>
+              <w:t>08</w:t>
+            </w:r>
+            <w:r>
+              <w:t xml:space="preserve"> </w:t>
+            </w:r>
+            <w:r>
+              <w:rPr>
+                <w:i/>
+                <w:sz w:val="17"/>
+              </w:rPr>
+              <w:t>Université Savoie Mont-Blanc</w:t>
+            </w:r>
+            <w:r>
+              <w:rPr>
+                <w:i/>
+                <w:sz w:val="17"/>
+              </w:rPr>
+              <w:t>, Chambéry</w:t>
+            </w:r>
+          </w:p>
+          <w:p>
+            <w:pPr>
+              <w:keepNext/>
+              <w:pBdr>
+                <w:bottom w:val="single" w:sz="6" w:space="3" w:color="2C4C68"/>
+              </w:pBdr>
+              <w:spacing w:before="200" w:after="100"/>
+            </w:pPr>
+            <w:r>
+              <w:rPr>
+                <w:caps/>
+                <w:color w:val="2C4C68"/>
+                <w:sz w:val="24"/>
+              </w:rPr>
+              <w:t>Langues</w:t>
+            </w:r>
+          </w:p>
+          <w:p>
+            <w:pPr>
+              <w:pStyle w:val="Listepuces"/>
+            </w:pPr>
+            <w:r>
+              <w:t>Français — langue maternelle</w:t>
+            </w:r>
+          </w:p>
+          <w:p>
+            <w:pPr>
+              <w:pStyle w:val="Listepuces"/>
+            </w:pPr>
+            <w:r>
+              <w:t>Anglais — professionnel</w:t>
+            </w:r>
+          </w:p>
+          <w:p>
+            <w:pPr>
+              <w:keepNext/>
+              <w:pBdr>
+                <w:bottom w:val="single" w:sz="6" w:space="3" w:color="2C4C68"/>
+              </w:pBdr>
+              <w:spacing w:before="200" w:after="100"/>
+            </w:pPr>
+            <w:r>
+              <w:rPr>
+                <w:caps/>
+                <w:color w:val="2C4C68"/>
+                <w:sz w:val="24"/>
+              </w:rPr>
+              <w:t>Centres d'intérêt</w:t>
+            </w:r>
+          </w:p>
+          <w:p>
+            <w:pPr>
+              <w:pStyle w:val="Listepuces"/>
+            </w:pPr>
+            <w:r>
+              <w:t xml:space="preserve">Activités de plein air (randonnée, </w:t>
+            </w:r>
+            <w:r>
+              <w:t>course à pied</w:t>
+            </w:r>
+            <w:r>
+              <w:t>, ski</w:t>
+            </w:r>
+            <w:r>
+              <w:t>)</w:t>
+            </w:r>
+          </w:p>
+          <w:p>
+            <w:pPr>
+              <w:pStyle w:val="Listepuces"/>
+            </w:pPr>
+            <w:r>
+              <w:t>Actualités scientifiques</w:t>
+            </w:r>
+          </w:p>
+          <w:p>
+            <w:pPr>
+              <w:pStyle w:val="Listepuces"/>
             </w:pPr>
             <w:r>
               <w:t>Bénévolat</w:t>
@@ -946,1093 +779,127 @@
                 <w:bottom w:val="single" w:sz="6" w:space="3" w:color="2C4C68"/>
               </w:pBdr>
               <w:spacing w:after="100"/>
-              <w:rPr>
-                <w:lang w:val="fr-FR"/>
-              </w:rPr>
             </w:pPr>
             <w:r>
               <w:rPr>
                 <w:caps/>
                 <w:color w:val="2C4C68"/>
                 <w:sz w:val="24"/>
-                <w:lang w:val="fr-FR"/>
               </w:rPr>
-              <w:lastRenderedPageBreak/>
               <w:t>Profil professionnel</w:t>
             </w:r>
           </w:p>
           <w:p>
             <w:pPr>
               <w:spacing w:after="80"/>
-              <w:rPr>
-                <w:lang w:val="fr-FR"/>
-              </w:rPr>
             </w:pPr>
             <w:r>
-              <w:rPr>
-                <w:lang w:val="fr-FR"/>
-              </w:rPr>
-              <w:t xml:space="preserve">Développeur Senior </w:t>
-            </w:r>
-            <w:r>
-              <w:rPr>
-                <w:lang w:val="fr-FR"/>
-              </w:rPr>
+              <w:t>Architecte</w:t>
+            </w:r>
+            <w:r>
+              <w:t xml:space="preserve"> </w:t>
+            </w:r>
+            <w:r>
+              <w:t>s</w:t>
+            </w:r>
+            <w:r>
+              <w:t xml:space="preserve">enior </w:t>
+            </w:r>
+            <w:r>
               <w:t>de</w:t>
             </w:r>
             <w:r>
-              <w:rPr>
-                <w:lang w:val="fr-FR"/>
-              </w:rPr>
               <w:t xml:space="preserve"> logiciel, spécialisé dans l</w:t>
             </w:r>
             <w:r>
-              <w:rPr>
-                <w:lang w:val="fr-FR"/>
-              </w:rPr>
               <w:t xml:space="preserve">a conception et </w:t>
             </w:r>
             <w:r>
-              <w:rPr>
-                <w:lang w:val="fr-FR"/>
-              </w:rPr>
               <w:t>la modernisation d'application</w:t>
             </w:r>
             <w:r>
-              <w:rPr>
-                <w:lang w:val="fr-FR"/>
-              </w:rPr>
               <w:t>s</w:t>
             </w:r>
             <w:r>
-              <w:rPr>
-                <w:lang w:val="fr-FR"/>
-              </w:rPr>
               <w:t xml:space="preserve">. </w:t>
             </w:r>
             <w:r>
-              <w:rPr>
-                <w:lang w:val="fr-FR"/>
-              </w:rPr>
               <w:t>Mon parcours,</w:t>
             </w:r>
             <w:r>
-              <w:rPr>
-                <w:lang w:val="fr-FR"/>
-              </w:rPr>
               <w:t xml:space="preserve"> </w:t>
             </w:r>
             <w:r>
-              <w:rPr>
-                <w:lang w:val="fr-FR"/>
-              </w:rPr>
               <w:t>combinant</w:t>
             </w:r>
             <w:r>
-              <w:rPr>
-                <w:lang w:val="fr-FR"/>
-              </w:rPr>
               <w:t xml:space="preserve"> </w:t>
             </w:r>
             <w:r>
-              <w:rPr>
-                <w:lang w:val="fr-FR"/>
-              </w:rPr>
               <w:t xml:space="preserve">expérience </w:t>
             </w:r>
             <w:r>
-              <w:rPr>
-                <w:lang w:val="fr-FR"/>
-              </w:rPr>
               <w:t>de recherche</w:t>
             </w:r>
             <w:r>
-              <w:rPr>
-                <w:lang w:val="fr-FR"/>
-              </w:rPr>
               <w:t>,</w:t>
             </w:r>
             <w:r>
-              <w:rPr>
-                <w:lang w:val="fr-FR"/>
-              </w:rPr>
               <w:t xml:space="preserve"> </w:t>
             </w:r>
             <w:r>
-              <w:rPr>
-                <w:lang w:val="fr-FR"/>
-              </w:rPr>
               <w:t xml:space="preserve">sanctionnée par un </w:t>
             </w:r>
             <w:r>
-              <w:rPr>
-                <w:lang w:val="fr-FR"/>
-              </w:rPr>
               <w:t xml:space="preserve">doctorat, </w:t>
             </w:r>
             <w:r>
-              <w:rPr>
-                <w:lang w:val="fr-FR"/>
-              </w:rPr>
               <w:t>et</w:t>
             </w:r>
             <w:r>
-              <w:rPr>
-                <w:lang w:val="fr-FR"/>
-              </w:rPr>
               <w:t xml:space="preserve"> expérience de 11 ans sur un ERP utilisé à l’international</w:t>
             </w:r>
             <w:r>
-              <w:rPr>
-                <w:lang w:val="fr-FR"/>
-              </w:rPr>
               <w:t xml:space="preserve">, m’a donné le goût des défis techniques et </w:t>
             </w:r>
             <w:r>
-              <w:rPr>
-                <w:lang w:val="fr-FR"/>
-              </w:rPr>
               <w:t>la motivation d’investiguer</w:t>
             </w:r>
             <w:r>
-              <w:rPr>
-                <w:lang w:val="fr-FR"/>
-              </w:rPr>
               <w:t>,</w:t>
             </w:r>
             <w:r>
-              <w:rPr>
-                <w:lang w:val="fr-FR"/>
-              </w:rPr>
               <w:t xml:space="preserve"> en autonomie </w:t>
             </w:r>
             <w:r>
-              <w:rPr>
-                <w:lang w:val="fr-FR"/>
-              </w:rPr>
               <w:t xml:space="preserve">ou en équipe, </w:t>
             </w:r>
             <w:r>
-              <w:rPr>
-                <w:lang w:val="fr-FR"/>
-              </w:rPr>
               <w:t>de</w:t>
             </w:r>
             <w:r>
-              <w:rPr>
-                <w:lang w:val="fr-FR"/>
-              </w:rPr>
               <w:t>s</w:t>
             </w:r>
             <w:r>
-              <w:rPr>
-                <w:lang w:val="fr-FR"/>
-              </w:rPr>
               <w:t xml:space="preserve"> domaines peu explorés.</w:t>
             </w:r>
             <w:r>
-              <w:rPr>
-                <w:lang w:val="fr-FR"/>
-              </w:rPr>
               <w:t xml:space="preserve"> </w:t>
             </w:r>
             <w:r>
-              <w:rPr>
-                <w:lang w:val="fr-FR"/>
-              </w:rPr>
               <w:t>Les compétences que j’ai acquises</w:t>
             </w:r>
             <w:r>
-              <w:rPr>
-                <w:lang w:val="fr-FR"/>
-              </w:rPr>
               <w:t>, aux côtés de collaborateurs talentueux,</w:t>
             </w:r>
             <w:r>
-              <w:rPr>
-                <w:lang w:val="fr-FR"/>
-              </w:rPr>
               <w:t xml:space="preserve"> </w:t>
             </w:r>
             <w:r>
-              <w:rPr>
-                <w:lang w:val="fr-FR"/>
-              </w:rPr>
               <w:t>me permettent d'apporter des solutions innovantes et efficaces au sein d'équipes Agile</w:t>
             </w:r>
             <w:r>
-              <w:rPr>
-                <w:lang w:val="fr-FR"/>
-              </w:rPr>
               <w:t>.</w:t>
-            </w:r>
-          </w:p>
-          <w:p>
-            <w:pPr>
-              <w:keepNext/>
-              <w:pBdr>
-                <w:bottom w:val="single" w:sz="6" w:space="3" w:color="2C4C68"/>
-              </w:pBdr>
-              <w:spacing w:before="200" w:after="100"/>
-              <w:rPr>
-                <w:lang w:val="fr-FR"/>
-              </w:rPr>
-            </w:pPr>
-            <w:r>
-              <w:rPr>
-                <w:caps/>
-                <w:color w:val="2C4C68"/>
-                <w:sz w:val="24"/>
-                <w:lang w:val="fr-FR"/>
-              </w:rPr>
-              <w:t>Parcours professionnel</w:t>
-            </w:r>
-          </w:p>
-          <w:p>
-            <w:pPr>
-              <w:keepNext/>
-              <w:spacing w:before="240" w:after="0"/>
-              <w:rPr>
-                <w:lang w:val="fr-FR"/>
-              </w:rPr>
-            </w:pPr>
-            <w:r>
-              <w:rPr>
-                <w:b/>
-                <w:color w:val="2C4C68"/>
-                <w:sz w:val="19"/>
-                <w:lang w:val="fr-FR"/>
-              </w:rPr>
-              <w:t>Développeur Senior .NET / WPF — Architecture &amp; IA</w:t>
-            </w:r>
-            <w:r>
-              <w:rPr>
-                <w:b/>
-                <w:sz w:val="19"/>
-                <w:lang w:val="fr-FR"/>
-              </w:rPr>
-              <w:t>, 10/2015 – Actuel</w:t>
-            </w:r>
-            <w:r>
-              <w:rPr>
-                <w:b/>
-                <w:sz w:val="19"/>
-                <w:lang w:val="fr-FR"/>
-              </w:rPr>
-              <w:t xml:space="preserve"> </w:t>
-            </w:r>
-            <w:r>
-              <w:rPr>
-                <w:b/>
-                <w:i/>
-                <w:iCs/>
-                <w:sz w:val="19"/>
-                <w:lang w:val="fr-FR"/>
-              </w:rPr>
-              <w:t>(11 ans)</w:t>
-            </w:r>
-          </w:p>
-          <w:p>
-            <w:pPr>
-              <w:keepNext/>
-              <w:spacing w:after="60"/>
-              <w:rPr>
-                <w:lang w:val="fr-FR"/>
-              </w:rPr>
-            </w:pPr>
-            <w:r>
-              <w:rPr>
-                <w:b/>
-                <w:sz w:val="19"/>
-                <w:lang w:val="fr-FR"/>
-              </w:rPr>
-              <w:t>CCB, édition multimédia internationale – Rouen</w:t>
-            </w:r>
-          </w:p>
-          <w:p>
-            <w:pPr>
-              <w:keepNext/>
-              <w:spacing w:after="60"/>
-              <w:rPr>
-                <w:lang w:val="fr-FR"/>
-              </w:rPr>
-            </w:pPr>
-            <w:r>
-              <w:rPr>
-                <w:i/>
-                <w:sz w:val="17"/>
-                <w:lang w:val="fr-FR"/>
-              </w:rPr>
-              <w:t>ERP propriétaire · 80 filiales · 400 000+ utilisateurs · équipe de 10</w:t>
-            </w:r>
-          </w:p>
-          <w:p>
-            <w:pPr>
-              <w:pStyle w:val="ListBullet"/>
-              <w:rPr>
-                <w:lang w:val="fr-FR"/>
-              </w:rPr>
-            </w:pPr>
-            <w:r>
-              <w:rPr>
-                <w:b/>
-                <w:lang w:val="fr-FR"/>
-              </w:rPr>
-              <w:t xml:space="preserve">Migration majeure (5 ans) — </w:t>
-            </w:r>
-            <w:r>
-              <w:rPr>
-                <w:lang w:val="fr-FR"/>
-              </w:rPr>
-              <w:t>refonte de l'ERP historique Access/VBA vers une architecture moderne C# / WPF, en organisation Agile à l'échelle.</w:t>
-            </w:r>
-          </w:p>
-          <w:p>
-            <w:pPr>
-              <w:pStyle w:val="ListBullet"/>
-              <w:rPr>
-                <w:lang w:val="fr-FR"/>
-              </w:rPr>
-            </w:pPr>
-            <w:r>
-              <w:rPr>
-                <w:b/>
-                <w:lang w:val="fr-FR"/>
-              </w:rPr>
-              <w:t xml:space="preserve">Core ERP &amp; e-commerce — </w:t>
-            </w:r>
-            <w:r>
-              <w:rPr>
-                <w:lang w:val="fr-FR"/>
-              </w:rPr>
-              <w:t>développement du module d'achats intégré et de l'interconnexion e-commerce par flux cXML.</w:t>
-            </w:r>
-          </w:p>
-          <w:p>
-            <w:pPr>
-              <w:pStyle w:val="ListBullet"/>
-              <w:rPr>
-                <w:lang w:val="fr-FR"/>
-              </w:rPr>
-            </w:pPr>
-            <w:r>
-              <w:rPr>
-                <w:b/>
-                <w:lang w:val="fr-FR"/>
-              </w:rPr>
-              <w:t xml:space="preserve">Architecture — </w:t>
-            </w:r>
-            <w:r>
-              <w:rPr>
-                <w:lang w:val="fr-FR"/>
-              </w:rPr>
-              <w:t xml:space="preserve">client lourd adossé à un serveur, chaîne CI/CD GitLab, outillage interne de pilotage local </w:t>
-            </w:r>
-            <w:r>
-              <w:rPr>
-                <w:lang w:val="fr-FR"/>
-              </w:rPr>
-              <w:t xml:space="preserve">de </w:t>
-            </w:r>
-            <w:r>
-              <w:rPr>
-                <w:lang w:val="fr-FR"/>
-              </w:rPr>
-              <w:t>Service Bus</w:t>
-            </w:r>
-            <w:r>
-              <w:rPr>
-                <w:lang w:val="fr-FR"/>
-              </w:rPr>
-              <w:t xml:space="preserve"> Azure</w:t>
-            </w:r>
-            <w:r>
-              <w:rPr>
-                <w:lang w:val="fr-FR"/>
-              </w:rPr>
-              <w:t>.</w:t>
-            </w:r>
-          </w:p>
-          <w:p>
-            <w:pPr>
-              <w:pStyle w:val="ListBullet"/>
-              <w:rPr>
-                <w:lang w:val="fr-FR"/>
-              </w:rPr>
-            </w:pPr>
-            <w:r>
-              <w:rPr>
-                <w:b/>
-                <w:lang w:val="fr-FR"/>
-              </w:rPr>
-              <w:t xml:space="preserve">Qualité — </w:t>
-            </w:r>
-            <w:r>
-              <w:rPr>
-                <w:lang w:val="fr-FR"/>
-              </w:rPr>
-              <w:t>tests automatisés BDD (Specflow / Reqnroll), indexation des règles métier, revue de code systématique.</w:t>
-            </w:r>
-          </w:p>
-          <w:p>
-            <w:pPr>
-              <w:pStyle w:val="ListBullet"/>
-              <w:rPr>
-                <w:lang w:val="fr-FR"/>
-              </w:rPr>
-            </w:pPr>
-            <w:r>
-              <w:rPr>
-                <w:b/>
-                <w:lang w:val="fr-FR"/>
-              </w:rPr>
-              <w:t xml:space="preserve">Intégration IA — </w:t>
-            </w:r>
-            <w:r>
-              <w:rPr>
-                <w:lang w:val="fr-FR"/>
-              </w:rPr>
-              <w:t>automatisation des demandes d'achat et du traitement des factures, extraction intelligente, matching.</w:t>
-            </w:r>
-          </w:p>
-          <w:p>
-            <w:pPr>
-              <w:pStyle w:val="ListBullet"/>
-              <w:rPr>
-                <w:lang w:val="fr-FR"/>
-              </w:rPr>
-            </w:pPr>
-            <w:r>
-              <w:rPr>
-                <w:b/>
-                <w:lang w:val="fr-FR"/>
-              </w:rPr>
-              <w:t xml:space="preserve">IA &amp; outillage technique — </w:t>
-            </w:r>
-            <w:r>
-              <w:rPr>
-                <w:lang w:val="fr-FR"/>
-              </w:rPr>
-              <w:t>développement assisté par IA, revue de code augmentée, écosystème de MCPs (indexation de codebase, GitLab / Redmine), AI Buildathons.</w:t>
-            </w:r>
-          </w:p>
-          <w:p>
-            <w:pPr>
-              <w:pStyle w:val="ListBullet"/>
-              <w:rPr>
-                <w:lang w:val="fr-FR"/>
-              </w:rPr>
-            </w:pPr>
-            <w:r>
-              <w:rPr>
-                <w:b/>
-                <w:lang w:val="fr-FR"/>
-              </w:rPr>
-              <w:t xml:space="preserve">Création — </w:t>
-            </w:r>
-            <w:r>
-              <w:rPr>
-                <w:lang w:val="fr-FR"/>
-              </w:rPr>
-              <w:t>conception et développement d'un jeu vidéo collaboratif pour les événements internes (moteur Godot).</w:t>
-            </w:r>
-          </w:p>
-          <w:p>
-            <w:pPr>
-              <w:keepNext/>
-              <w:spacing w:before="240" w:after="0"/>
-              <w:rPr>
-                <w:lang w:val="fr-FR"/>
-              </w:rPr>
-            </w:pPr>
-            <w:r>
-              <w:rPr>
-                <w:b/>
-                <w:color w:val="2C4C68"/>
-                <w:sz w:val="19"/>
-                <w:lang w:val="fr-FR"/>
-              </w:rPr>
-              <w:t>Ingénieur calcul</w:t>
-            </w:r>
-            <w:r>
-              <w:rPr>
-                <w:b/>
-                <w:sz w:val="19"/>
-                <w:lang w:val="fr-FR"/>
-              </w:rPr>
-              <w:t>, 11/2014 – 07/2015</w:t>
-            </w:r>
-            <w:r>
-              <w:rPr>
-                <w:b/>
-                <w:sz w:val="19"/>
-                <w:lang w:val="fr-FR"/>
-              </w:rPr>
-              <w:t xml:space="preserve"> </w:t>
-            </w:r>
-            <w:r>
-              <w:rPr>
-                <w:b/>
-                <w:i/>
-                <w:iCs/>
-                <w:sz w:val="19"/>
-                <w:lang w:val="fr-FR"/>
-              </w:rPr>
-              <w:t>(</w:t>
-            </w:r>
-            <w:r>
-              <w:rPr>
-                <w:b/>
-                <w:i/>
-                <w:iCs/>
-                <w:sz w:val="19"/>
-                <w:lang w:val="fr-FR"/>
-              </w:rPr>
-              <w:t>9</w:t>
-            </w:r>
-            <w:r>
-              <w:rPr>
-                <w:b/>
-                <w:i/>
-                <w:iCs/>
-                <w:sz w:val="19"/>
-                <w:lang w:val="fr-FR"/>
-              </w:rPr>
-              <w:t xml:space="preserve"> </w:t>
-            </w:r>
-            <w:r>
-              <w:rPr>
-                <w:b/>
-                <w:i/>
-                <w:iCs/>
-                <w:sz w:val="19"/>
-                <w:lang w:val="fr-FR"/>
-              </w:rPr>
-              <w:t>mois</w:t>
-            </w:r>
-            <w:r>
-              <w:rPr>
-                <w:b/>
-                <w:i/>
-                <w:iCs/>
-                <w:sz w:val="19"/>
-                <w:lang w:val="fr-FR"/>
-              </w:rPr>
-              <w:t>)</w:t>
-            </w:r>
-          </w:p>
-          <w:p>
-            <w:pPr>
-              <w:keepNext/>
-              <w:spacing w:after="60"/>
-              <w:rPr>
-                <w:lang w:val="fr-FR"/>
-              </w:rPr>
-            </w:pPr>
-            <w:r>
-              <w:rPr>
-                <w:b/>
-                <w:sz w:val="19"/>
-                <w:lang w:val="fr-FR"/>
-              </w:rPr>
-              <w:t>Akkodis (ex-Akka Technologies) – mission Schneider Electric, Grenoble</w:t>
-            </w:r>
-          </w:p>
-          <w:p>
-            <w:pPr>
-              <w:pStyle w:val="ListBullet"/>
-              <w:rPr>
-                <w:lang w:val="fr-FR"/>
-              </w:rPr>
-            </w:pPr>
-            <w:r>
-              <w:rPr>
-                <w:lang w:val="fr-FR"/>
-              </w:rPr>
-              <w:t>Modélisation électromagnétique de contacteurs sous Flux et études de tolérancement.</w:t>
-            </w:r>
-          </w:p>
-          <w:p>
-            <w:pPr>
-              <w:pStyle w:val="ListBullet"/>
-              <w:rPr>
-                <w:lang w:val="fr-FR"/>
-              </w:rPr>
-            </w:pPr>
-            <w:r>
-              <w:rPr>
-                <w:lang w:val="fr-FR"/>
-              </w:rPr>
-              <w:t>Automatisation des chaînes de calcul via des scripts Python.</w:t>
-            </w:r>
-          </w:p>
-          <w:p>
-            <w:pPr>
-              <w:keepNext/>
-              <w:spacing w:before="240" w:after="0"/>
-              <w:rPr>
-                <w:lang w:val="fr-FR"/>
-              </w:rPr>
-            </w:pPr>
-            <w:r>
-              <w:rPr>
-                <w:b/>
-                <w:color w:val="2C4C68"/>
-                <w:sz w:val="19"/>
-                <w:lang w:val="fr-FR"/>
-              </w:rPr>
-              <w:t>Doctorat — Modélisation numérique &amp; HPC</w:t>
-            </w:r>
-            <w:r>
-              <w:rPr>
-                <w:b/>
-                <w:sz w:val="19"/>
-                <w:lang w:val="fr-FR"/>
-              </w:rPr>
-              <w:t>, 11/2010 – 11/2014</w:t>
-            </w:r>
-            <w:r>
-              <w:rPr>
-                <w:b/>
-                <w:sz w:val="19"/>
-                <w:lang w:val="fr-FR"/>
-              </w:rPr>
-              <w:t xml:space="preserve"> </w:t>
-            </w:r>
-            <w:r>
-              <w:rPr>
-                <w:b/>
-                <w:i/>
-                <w:iCs/>
-                <w:sz w:val="19"/>
-                <w:lang w:val="fr-FR"/>
-              </w:rPr>
-              <w:t>(</w:t>
-            </w:r>
-            <w:r>
-              <w:rPr>
-                <w:b/>
-                <w:i/>
-                <w:iCs/>
-                <w:sz w:val="19"/>
-                <w:lang w:val="fr-FR"/>
-              </w:rPr>
-              <w:t>4</w:t>
-            </w:r>
-            <w:r>
-              <w:rPr>
-                <w:b/>
-                <w:i/>
-                <w:iCs/>
-                <w:sz w:val="19"/>
-                <w:lang w:val="fr-FR"/>
-              </w:rPr>
-              <w:t xml:space="preserve"> ans</w:t>
-            </w:r>
-            <w:r>
-              <w:rPr>
-                <w:b/>
-                <w:i/>
-                <w:iCs/>
-                <w:sz w:val="19"/>
-                <w:lang w:val="fr-FR"/>
-              </w:rPr>
-              <w:t xml:space="preserve"> 1 mois</w:t>
-            </w:r>
-            <w:r>
-              <w:rPr>
-                <w:b/>
-                <w:i/>
-                <w:iCs/>
-                <w:sz w:val="19"/>
-                <w:lang w:val="fr-FR"/>
-              </w:rPr>
-              <w:t>)</w:t>
-            </w:r>
-          </w:p>
-          <w:p>
-            <w:pPr>
-              <w:keepNext/>
-              <w:spacing w:after="60"/>
-              <w:rPr>
-                <w:lang w:val="fr-FR"/>
-              </w:rPr>
-            </w:pPr>
-            <w:r>
-              <w:rPr>
-                <w:b/>
-                <w:sz w:val="19"/>
-                <w:lang w:val="fr-FR"/>
-              </w:rPr>
-              <w:t>SIMaP, Laboratoire de Recherche sur les Matériaux – Grenoble</w:t>
-            </w:r>
-          </w:p>
-          <w:p>
-            <w:pPr>
-              <w:keepNext/>
-              <w:spacing w:after="60"/>
-              <w:rPr>
-                <w:lang w:val="fr-FR"/>
-              </w:rPr>
-            </w:pPr>
-            <w:r>
-              <w:rPr>
-                <w:i/>
-                <w:sz w:val="17"/>
-                <w:lang w:val="fr-FR"/>
-              </w:rPr>
-              <w:t>Thèse : modélisation électromagnétique 3D d'inducteurs multibrins — développement d'une méthode intégrale parallélisée.</w:t>
-            </w:r>
-          </w:p>
-          <w:p>
-            <w:pPr>
-              <w:pStyle w:val="ListBullet"/>
-              <w:rPr>
-                <w:lang w:val="fr-FR"/>
-              </w:rPr>
-            </w:pPr>
-            <w:r>
-              <w:rPr>
-                <w:b/>
-                <w:lang w:val="fr-FR"/>
-              </w:rPr>
-              <w:t xml:space="preserve">ModeLitz — </w:t>
-            </w:r>
-            <w:r>
-              <w:rPr>
-                <w:lang w:val="fr-FR"/>
-              </w:rPr>
-              <w:t>conception et implémentation d'un solveur HPC parallèle par méthode intégrale, déposé auprès de l'Agence pour la protection des programmes</w:t>
-            </w:r>
-          </w:p>
-          <w:p>
-            <w:pPr>
-              <w:pStyle w:val="ListBullet"/>
-              <w:rPr>
-                <w:lang w:val="fr-FR"/>
-              </w:rPr>
-            </w:pPr>
-            <w:r>
-              <w:rPr>
-                <w:b/>
-                <w:lang w:val="fr-FR"/>
-              </w:rPr>
-              <w:t xml:space="preserve">HPC — </w:t>
-            </w:r>
-            <w:r>
-              <w:rPr>
-                <w:lang w:val="fr-FR"/>
-              </w:rPr>
-              <w:t>architecture du solveur parallèle et optimisation MPI jusqu'à 360 processus sur le cluster Ada de l'IDRIS.</w:t>
-            </w:r>
-          </w:p>
-          <w:p>
-            <w:pPr>
-              <w:pStyle w:val="ListBullet"/>
-              <w:rPr>
-                <w:lang w:val="fr-FR"/>
-              </w:rPr>
-            </w:pPr>
-            <w:r>
-              <w:rPr>
-                <w:b/>
-                <w:lang w:val="fr-FR"/>
-              </w:rPr>
-              <w:t xml:space="preserve">Résultats — </w:t>
-            </w:r>
-            <w:r>
-              <w:rPr>
-                <w:lang w:val="fr-FR"/>
-              </w:rPr>
-              <w:t>traitement de géométries complexes — inducteurs jusqu'à 1512 brins ;</w:t>
-            </w:r>
-            <w:r>
-              <w:rPr>
-                <w:lang w:val="fr-FR"/>
-              </w:rPr>
-              <w:t xml:space="preserve"> </w:t>
-            </w:r>
-            <w:r>
-              <w:rPr>
-                <w:lang w:val="fr-FR"/>
-              </w:rPr>
-              <w:t>publication</w:t>
-            </w:r>
-            <w:r>
-              <w:rPr>
-                <w:lang w:val="fr-FR"/>
-              </w:rPr>
-              <w:t>s scientifiques</w:t>
-            </w:r>
-            <w:r>
-              <w:rPr>
-                <w:lang w:val="fr-FR"/>
-              </w:rPr>
-              <w:t>.</w:t>
-            </w:r>
-          </w:p>
-          <w:p>
-            <w:pPr>
-              <w:keepNext/>
-              <w:spacing w:before="240" w:after="0"/>
-              <w:rPr>
-                <w:lang w:val="fr-FR"/>
-              </w:rPr>
-            </w:pPr>
-            <w:r>
-              <w:rPr>
-                <w:b/>
-                <w:color w:val="2C4C68"/>
-                <w:sz w:val="19"/>
-                <w:lang w:val="fr-FR"/>
-              </w:rPr>
-              <w:t>Stage de recherche</w:t>
-            </w:r>
-            <w:r>
-              <w:rPr>
-                <w:b/>
-                <w:sz w:val="19"/>
-                <w:lang w:val="fr-FR"/>
-              </w:rPr>
-              <w:t>, 03/2010 – 08/2010</w:t>
-            </w:r>
-            <w:r>
-              <w:rPr>
-                <w:b/>
-                <w:sz w:val="19"/>
-                <w:lang w:val="fr-FR"/>
-              </w:rPr>
-              <w:t xml:space="preserve"> </w:t>
-            </w:r>
-            <w:r>
-              <w:rPr>
-                <w:b/>
-                <w:i/>
-                <w:iCs/>
-                <w:sz w:val="19"/>
-                <w:lang w:val="fr-FR"/>
-              </w:rPr>
-              <w:t>(</w:t>
-            </w:r>
-            <w:r>
-              <w:rPr>
-                <w:b/>
-                <w:i/>
-                <w:iCs/>
-                <w:sz w:val="19"/>
-                <w:lang w:val="fr-FR"/>
-              </w:rPr>
-              <w:t>6 mois</w:t>
-            </w:r>
-            <w:r>
-              <w:rPr>
-                <w:b/>
-                <w:i/>
-                <w:iCs/>
-                <w:sz w:val="19"/>
-                <w:lang w:val="fr-FR"/>
-              </w:rPr>
-              <w:t>)</w:t>
-            </w:r>
-          </w:p>
-          <w:p>
-            <w:pPr>
-              <w:keepNext/>
-              <w:spacing w:after="60"/>
-              <w:rPr>
-                <w:lang w:val="fr-FR"/>
-              </w:rPr>
-            </w:pPr>
-            <w:r>
-              <w:rPr>
-                <w:b/>
-                <w:sz w:val="19"/>
-                <w:lang w:val="fr-FR"/>
-              </w:rPr>
-              <w:t>CEA, Leti – Grenoble</w:t>
-            </w:r>
-          </w:p>
-          <w:p>
-            <w:pPr>
-              <w:pStyle w:val="ListBullet"/>
-              <w:rPr>
-                <w:lang w:val="fr-FR"/>
-              </w:rPr>
-            </w:pPr>
-            <w:r>
-              <w:rPr>
-                <w:lang w:val="fr-FR"/>
-              </w:rPr>
-              <w:t>Modélisation d'électrodes de stimulation rétinienne sous COMSOL, calculs pilotés par MATLAB.</w:t>
-            </w:r>
-          </w:p>
-          <w:p>
-            <w:pPr>
-              <w:pStyle w:val="ListBullet"/>
-              <w:rPr>
-                <w:lang w:val="fr-FR"/>
-              </w:rPr>
-            </w:pPr>
-            <w:r>
-              <w:rPr>
-                <w:lang w:val="fr-FR"/>
-              </w:rPr>
-              <w:t>Mesures d'impédance et aide à la caractérisation des électrodes.</w:t>
-            </w:r>
-          </w:p>
-          <w:p>
-            <w:pPr>
-              <w:pStyle w:val="ListBullet"/>
-              <w:numPr>
-                <w:ilvl w:val="0"/>
-                <w:numId w:val="0"/>
-              </w:numPr>
-              <w:ind w:left="238" w:hanging="170"/>
-              <w:rPr>
-                <w:lang w:val="fr-FR"/>
-              </w:rPr>
-            </w:pPr>
-          </w:p>
-          <w:p>
-            <w:pPr>
-              <w:pStyle w:val="ListBullet"/>
-              <w:numPr>
-                <w:ilvl w:val="0"/>
-                <w:numId w:val="0"/>
-              </w:numPr>
-              <w:ind w:left="238" w:hanging="170"/>
-              <w:rPr>
-                <w:lang w:val="fr-FR"/>
-              </w:rPr>
-            </w:pPr>
-          </w:p>
-          <w:p>
-            <w:pPr>
-              <w:pStyle w:val="ListBullet"/>
-              <w:numPr>
-                <w:ilvl w:val="0"/>
-                <w:numId w:val="0"/>
-              </w:numPr>
-              <w:ind w:left="238" w:hanging="170"/>
-              <w:rPr>
-                <w:lang w:val="fr-FR"/>
-              </w:rPr>
-            </w:pPr>
-          </w:p>
-          <w:p>
-            <w:pPr>
-              <w:keepNext/>
-              <w:spacing w:before="240" w:after="0"/>
-              <w:rPr>
-                <w:lang w:val="fr-FR"/>
-              </w:rPr>
-            </w:pPr>
-            <w:r>
-              <w:rPr>
-                <w:b/>
-                <w:color w:val="2C4C68"/>
-                <w:sz w:val="19"/>
-                <w:lang w:val="fr-FR"/>
-              </w:rPr>
-              <w:lastRenderedPageBreak/>
-              <w:t>Stage de recherche</w:t>
-            </w:r>
-            <w:r>
-              <w:rPr>
-                <w:b/>
-                <w:sz w:val="19"/>
-                <w:lang w:val="fr-FR"/>
-              </w:rPr>
-              <w:t>, 05/2009 – 06/2009</w:t>
-            </w:r>
-            <w:r>
-              <w:rPr>
-                <w:b/>
-                <w:sz w:val="19"/>
-                <w:lang w:val="fr-FR"/>
-              </w:rPr>
-              <w:t xml:space="preserve"> </w:t>
-            </w:r>
-            <w:r>
-              <w:rPr>
-                <w:b/>
-                <w:i/>
-                <w:iCs/>
-                <w:sz w:val="19"/>
-                <w:lang w:val="fr-FR"/>
-              </w:rPr>
-              <w:t>(</w:t>
-            </w:r>
-            <w:r>
-              <w:rPr>
-                <w:b/>
-                <w:i/>
-                <w:iCs/>
-                <w:sz w:val="19"/>
-                <w:lang w:val="fr-FR"/>
-              </w:rPr>
-              <w:t>2</w:t>
-            </w:r>
-            <w:r>
-              <w:rPr>
-                <w:b/>
-                <w:i/>
-                <w:iCs/>
-                <w:sz w:val="19"/>
-                <w:lang w:val="fr-FR"/>
-              </w:rPr>
-              <w:t xml:space="preserve"> </w:t>
-            </w:r>
-            <w:r>
-              <w:rPr>
-                <w:b/>
-                <w:i/>
-                <w:iCs/>
-                <w:sz w:val="19"/>
-                <w:lang w:val="fr-FR"/>
-              </w:rPr>
-              <w:t>mois</w:t>
-            </w:r>
-            <w:r>
-              <w:rPr>
-                <w:b/>
-                <w:i/>
-                <w:iCs/>
-                <w:sz w:val="19"/>
-                <w:lang w:val="fr-FR"/>
-              </w:rPr>
-              <w:t>)</w:t>
-            </w:r>
-          </w:p>
-          <w:p>
-            <w:pPr>
-              <w:keepNext/>
-              <w:spacing w:after="60"/>
-              <w:rPr>
-                <w:lang w:val="fr-FR"/>
-              </w:rPr>
-            </w:pPr>
-            <w:r>
-              <w:rPr>
-                <w:b/>
-                <w:sz w:val="19"/>
-                <w:lang w:val="fr-FR"/>
-              </w:rPr>
-              <w:t>Laboratoire d'Annecy-le-Vieux de Physique Théorique (LAPTH) – Annecy</w:t>
-            </w:r>
-          </w:p>
-          <w:p>
-            <w:pPr>
-              <w:pStyle w:val="ListBullet"/>
-              <w:rPr>
-                <w:lang w:val="fr-FR"/>
-              </w:rPr>
-            </w:pPr>
-            <w:r>
-              <w:rPr>
-                <w:lang w:val="fr-FR"/>
-              </w:rPr>
-              <w:t>Calcul de la probabilité de désintégration du boson de Higgs, développement en C++.</w:t>
             </w:r>
           </w:p>
           <w:p>
@@ -2049,79 +916,586 @@
                 <w:color w:val="2C4C68"/>
                 <w:sz w:val="24"/>
               </w:rPr>
-              <w:t>Publications &amp; travaux</w:t>
+              <w:t>Parcours professionnel</w:t>
             </w:r>
           </w:p>
           <w:p>
             <w:pPr>
-              <w:pStyle w:val="ListBullet"/>
+              <w:keepNext/>
+              <w:spacing w:before="240" w:after="0"/>
               <w:rPr>
-                <w:lang w:val="fr-FR"/>
+                <w:b/>
+                <w:sz w:val="21"/>
+                <w:szCs w:val="21"/>
               </w:rPr>
             </w:pPr>
             <w:r>
               <w:rPr>
-                <w:lang w:val="fr-FR"/>
+                <w:b/>
+                <w:color w:val="2C4C68"/>
+                <w:sz w:val="21"/>
+                <w:szCs w:val="21"/>
               </w:rPr>
-              <w:t xml:space="preserve">Thèse en texte intégral sur HAL : </w:t>
-            </w:r>
-            <w:hyperlink r:id="rId12" w:history="1">
-              <w:r>
-                <w:rPr>
-                  <w:rStyle w:val="Hyperlink"/>
-                  <w:lang w:val="fr-FR"/>
-                </w:rPr>
-                <w:t>theses.hal.science/tel-01104637v1</w:t>
-              </w:r>
-            </w:hyperlink>
-            <w:r>
-              <w:rPr>
-                <w:lang w:val="fr-FR"/>
-              </w:rPr>
-              <w:t>.</w:t>
+              <w:t>Développeur Senior .NET / WPF — Architecture &amp; IA</w:t>
             </w:r>
           </w:p>
           <w:p>
             <w:pPr>
-              <w:pStyle w:val="ListBullet"/>
+              <w:keepNext/>
+              <w:spacing w:after="0"/>
+              <w:rPr>
+                <w:sz w:val="21"/>
+                <w:szCs w:val="21"/>
+              </w:rPr>
             </w:pPr>
-            <w:r>
-              <w:t xml:space="preserve">3-D Multistrands Inductor Modeling: Influence of Complex Geometrical Arrangements — </w:t>
-            </w:r>
             <w:r>
               <w:rPr>
                 <w:b/>
-                <w:bCs/>
+                <w:sz w:val="21"/>
+                <w:szCs w:val="21"/>
               </w:rPr>
-              <w:t>IEEE Transactions on Magnetics</w:t>
-            </w:r>
-            <w:r>
-              <w:t>, 50(2), février 2014 (DOI 10.1109/TMAG.2013.2282502).</w:t>
+              <w:t>10/2015 – Actuel</w:t>
+            </w:r>
+            <w:r>
+              <w:rPr>
+                <w:b/>
+                <w:sz w:val="21"/>
+                <w:szCs w:val="21"/>
+              </w:rPr>
+              <w:t xml:space="preserve"> </w:t>
+            </w:r>
+            <w:r>
+              <w:rPr>
+                <w:b/>
+                <w:i/>
+                <w:iCs/>
+                <w:sz w:val="21"/>
+                <w:szCs w:val="21"/>
+              </w:rPr>
+              <w:t>(11 ans)</w:t>
             </w:r>
           </w:p>
           <w:p>
             <w:pPr>
-              <w:pStyle w:val="ListBullet"/>
+              <w:keepNext/>
+              <w:spacing w:after="60"/>
             </w:pPr>
-            <w:r>
-              <w:t xml:space="preserve">3D Integral Method for Electromagnetic Processes Modelling — colloque scientifique </w:t>
-            </w:r>
             <w:r>
               <w:rPr>
                 <w:b/>
-                <w:bCs/>
+                <w:sz w:val="19"/>
               </w:rPr>
-              <w:t>I</w:t>
-            </w:r>
+              <w:t>CCB, édition multimédia internationale – Rouen</w:t>
+            </w:r>
+          </w:p>
+          <w:p>
+            <w:pPr>
+              <w:keepNext/>
+              <w:spacing w:after="60"/>
+            </w:pPr>
+            <w:r>
+              <w:rPr>
+                <w:i/>
+                <w:sz w:val="17"/>
+              </w:rPr>
+              <w:t>ERP propriétaire · 80 filiales · 400 000+ utilisateurs · équipe de 10</w:t>
+            </w:r>
+          </w:p>
+          <w:p>
+            <w:pPr>
+              <w:pStyle w:val="Listepuces"/>
+            </w:pPr>
             <w:r>
               <w:rPr>
                 <w:b/>
-                <w:bCs/>
               </w:rPr>
-              <w:t>nternational Modelling for Electromagnetic Processing</w:t>
-            </w:r>
-            <w:r>
-              <w:t>, septembre 2014.</w:t>
+              <w:t xml:space="preserve">Migration majeure (5 ans) — </w:t>
+            </w:r>
+            <w:r>
+              <w:t>refonte de l'ERP historique Access/VBA vers une architecture moderne C# / WPF, en organisation Agile à l'échelle.</w:t>
+            </w:r>
+          </w:p>
+          <w:p>
+            <w:pPr>
+              <w:pStyle w:val="Listepuces"/>
+            </w:pPr>
+            <w:r>
+              <w:rPr>
+                <w:b/>
+              </w:rPr>
+              <w:t xml:space="preserve">Core ERP &amp; e-commerce — </w:t>
+            </w:r>
+            <w:r>
+              <w:t>développement du module d'achats intégré et de l'interconnexion e-commerce par flux cXML.</w:t>
+            </w:r>
+          </w:p>
+          <w:p>
+            <w:pPr>
+              <w:pStyle w:val="Listepuces"/>
+            </w:pPr>
+            <w:r>
+              <w:rPr>
+                <w:b/>
+              </w:rPr>
+              <w:t xml:space="preserve">Architecture — </w:t>
+            </w:r>
+            <w:r>
+              <w:t xml:space="preserve">client lourd adossé à un serveur, chaîne CI/CD GitLab, outillage interne de pilotage local </w:t>
+            </w:r>
+            <w:r>
+              <w:t xml:space="preserve">de </w:t>
+            </w:r>
+            <w:r>
+              <w:t>Service Bus</w:t>
+            </w:r>
+            <w:r>
+              <w:t xml:space="preserve"> Azure</w:t>
+            </w:r>
+            <w:r>
+              <w:t>.</w:t>
+            </w:r>
+          </w:p>
+          <w:p>
+            <w:pPr>
+              <w:pStyle w:val="Listepuces"/>
+            </w:pPr>
+            <w:r>
+              <w:rPr>
+                <w:b/>
+              </w:rPr>
+              <w:t xml:space="preserve">Qualité — </w:t>
+            </w:r>
+            <w:r>
+              <w:t>tests automatisés BDD (Specflow / Reqnroll), indexation des règles métier, revue de code systématique.</w:t>
+            </w:r>
+          </w:p>
+          <w:p>
+            <w:pPr>
+              <w:pStyle w:val="Listepuces"/>
+            </w:pPr>
+            <w:r>
+              <w:rPr>
+                <w:b/>
+              </w:rPr>
+              <w:t xml:space="preserve">Intégration IA — </w:t>
+            </w:r>
+            <w:r>
+              <w:t>automatisation des demandes d'achat et du traitement des factures, extraction intelligente, matching.</w:t>
+            </w:r>
+          </w:p>
+          <w:p>
+            <w:pPr>
+              <w:pStyle w:val="Listepuces"/>
+            </w:pPr>
+            <w:r>
+              <w:rPr>
+                <w:b/>
+              </w:rPr>
+              <w:t xml:space="preserve">IA &amp; outillage technique — </w:t>
+            </w:r>
+            <w:r>
+              <w:t>développement assisté par IA, revue de code augmentée, écosystème de MCPs (indexation de codebase, GitLab / Redmine), AI Buildathons.</w:t>
+            </w:r>
+          </w:p>
+          <w:p>
+            <w:pPr>
+              <w:pStyle w:val="Listepuces"/>
+            </w:pPr>
+            <w:r>
+              <w:rPr>
+                <w:b/>
+              </w:rPr>
+              <w:t xml:space="preserve">Création — </w:t>
+            </w:r>
+            <w:r>
+              <w:t>conception et développement d'un jeu vidéo collaboratif pour les événements internes (moteur Godot).</w:t>
+            </w:r>
+          </w:p>
+          <w:p>
+            <w:pPr>
+              <w:keepNext/>
+              <w:spacing w:before="240" w:after="0"/>
+              <w:rPr>
+                <w:b/>
+                <w:sz w:val="21"/>
+                <w:szCs w:val="21"/>
+              </w:rPr>
+            </w:pPr>
+            <w:r>
+              <w:rPr>
+                <w:b/>
+                <w:color w:val="2C4C68"/>
+                <w:sz w:val="21"/>
+                <w:szCs w:val="21"/>
+              </w:rPr>
+              <w:t>Ingénieur calcul</w:t>
+            </w:r>
+          </w:p>
+          <w:p>
+            <w:pPr>
+              <w:keepNext/>
+              <w:spacing w:after="0"/>
+              <w:rPr>
+                <w:sz w:val="21"/>
+                <w:szCs w:val="21"/>
+              </w:rPr>
+            </w:pPr>
+            <w:r>
+              <w:rPr>
+                <w:b/>
+                <w:sz w:val="21"/>
+                <w:szCs w:val="21"/>
+              </w:rPr>
+              <w:t>11/2014 – 07/2015</w:t>
+            </w:r>
+            <w:r>
+              <w:rPr>
+                <w:b/>
+                <w:sz w:val="21"/>
+                <w:szCs w:val="21"/>
+              </w:rPr>
+              <w:t xml:space="preserve"> </w:t>
+            </w:r>
+            <w:r>
+              <w:rPr>
+                <w:b/>
+                <w:i/>
+                <w:iCs/>
+                <w:sz w:val="21"/>
+                <w:szCs w:val="21"/>
+              </w:rPr>
+              <w:t>(9 mois)</w:t>
+            </w:r>
+          </w:p>
+          <w:p>
+            <w:pPr>
+              <w:keepNext/>
+              <w:spacing w:after="60"/>
+            </w:pPr>
+            <w:r>
+              <w:rPr>
+                <w:b/>
+                <w:sz w:val="19"/>
+              </w:rPr>
+              <w:t>Akkodis (ex-Akka Technologies) – mission Schneider Electric, Grenoble</w:t>
+            </w:r>
+          </w:p>
+          <w:p>
+            <w:pPr>
+              <w:pStyle w:val="Listepuces"/>
+            </w:pPr>
+            <w:r>
+              <w:t>Modélisation électromagnétique de contacteurs sous Flux et études de tolérancement.</w:t>
+            </w:r>
+          </w:p>
+          <w:p>
+            <w:pPr>
+              <w:pStyle w:val="Listepuces"/>
+            </w:pPr>
+            <w:r>
+              <w:t>Automatisation des chaînes de calcul via des scripts Python.</w:t>
+            </w:r>
+          </w:p>
+          <w:p>
+            <w:pPr>
+              <w:keepNext/>
+              <w:spacing w:before="240" w:after="0"/>
+              <w:rPr>
+                <w:b/>
+                <w:color w:val="2C4C68"/>
+                <w:sz w:val="21"/>
+                <w:szCs w:val="21"/>
+              </w:rPr>
+            </w:pPr>
+            <w:r>
+              <w:rPr>
+                <w:b/>
+                <w:color w:val="2C4C68"/>
+                <w:sz w:val="21"/>
+                <w:szCs w:val="21"/>
+              </w:rPr>
+              <w:t>Doctorat — Modélisation numérique &amp; HPC</w:t>
+            </w:r>
+          </w:p>
+          <w:p>
+            <w:pPr>
+              <w:keepNext/>
+              <w:spacing w:after="0"/>
+              <w:rPr>
+                <w:sz w:val="21"/>
+                <w:szCs w:val="21"/>
+              </w:rPr>
+            </w:pPr>
+            <w:r>
+              <w:rPr>
+                <w:b/>
+                <w:sz w:val="21"/>
+                <w:szCs w:val="21"/>
+              </w:rPr>
+              <w:t>11/2010 – 11/2014</w:t>
+            </w:r>
+            <w:r>
+              <w:rPr>
+                <w:b/>
+                <w:sz w:val="21"/>
+                <w:szCs w:val="21"/>
+              </w:rPr>
+              <w:t xml:space="preserve"> </w:t>
+            </w:r>
+            <w:r>
+              <w:rPr>
+                <w:b/>
+                <w:i/>
+                <w:iCs/>
+                <w:sz w:val="21"/>
+                <w:szCs w:val="21"/>
+              </w:rPr>
+              <w:t>(4 ans 1 mois)</w:t>
+            </w:r>
+          </w:p>
+          <w:p>
+            <w:pPr>
+              <w:keepNext/>
+              <w:spacing w:after="60"/>
+            </w:pPr>
+            <w:r>
+              <w:rPr>
+                <w:b/>
+                <w:sz w:val="19"/>
+              </w:rPr>
+              <w:t>SIMaP, Laboratoire de Recherche sur les Matériaux – Grenoble</w:t>
+            </w:r>
+          </w:p>
+          <w:p>
+            <w:pPr>
+              <w:keepNext/>
+              <w:spacing w:after="60"/>
+            </w:pPr>
+            <w:r>
+              <w:rPr>
+                <w:i/>
+                <w:sz w:val="17"/>
+              </w:rPr>
+              <w:t>Thèse : modélisation électromagnétique 3D d'inducteurs multibrins — développement d'une méthode intégrale parallélisée.</w:t>
+            </w:r>
+          </w:p>
+          <w:p>
+            <w:pPr>
+              <w:pStyle w:val="Listepuces"/>
+            </w:pPr>
+            <w:r>
+              <w:rPr>
+                <w:b/>
+              </w:rPr>
+              <w:t xml:space="preserve">ModeLitz — </w:t>
+            </w:r>
+            <w:r>
+              <w:t>conception et implémentation d'un solveur HPC parallèle par méthode intégrale, déposé auprès de l'Agence pour la protection des programmes</w:t>
+            </w:r>
+          </w:p>
+          <w:p>
+            <w:pPr>
+              <w:pStyle w:val="Listepuces"/>
+            </w:pPr>
+            <w:r>
+              <w:rPr>
+                <w:b/>
+              </w:rPr>
+              <w:t xml:space="preserve">HPC — </w:t>
+            </w:r>
+            <w:r>
+              <w:t>architecture du solveur parallèle et optimisation MPI jusqu'à 360 processus sur le cluster Ada de l'IDRIS.</w:t>
+            </w:r>
+          </w:p>
+          <w:p>
+            <w:pPr>
+              <w:pStyle w:val="Listepuces"/>
+            </w:pPr>
+            <w:r>
+              <w:rPr>
+                <w:b/>
+              </w:rPr>
+              <w:t xml:space="preserve">Résultats — </w:t>
+            </w:r>
+            <w:r>
+              <w:t>traitement de géométries complexes — inducteurs jusqu'à 1512 brins ;</w:t>
+            </w:r>
+            <w:r>
+              <w:t xml:space="preserve"> </w:t>
+            </w:r>
+            <w:r>
+              <w:t>publication</w:t>
+            </w:r>
+            <w:r>
+              <w:t>s scientifiques</w:t>
+            </w:r>
+            <w:r>
+              <w:t>.</w:t>
+            </w:r>
+          </w:p>
+          <w:p>
+            <w:pPr>
+              <w:keepNext/>
+              <w:spacing w:before="240" w:after="0"/>
+              <w:rPr>
+                <w:b/>
+                <w:color w:val="2C4C68"/>
+                <w:sz w:val="21"/>
+                <w:szCs w:val="21"/>
+              </w:rPr>
+            </w:pPr>
+            <w:r>
+              <w:rPr>
+                <w:b/>
+                <w:color w:val="2C4C68"/>
+                <w:sz w:val="21"/>
+                <w:szCs w:val="21"/>
+              </w:rPr>
+              <w:t>Stage de recherche</w:t>
+            </w:r>
+          </w:p>
+          <w:p>
+            <w:pPr>
+              <w:keepNext/>
+              <w:spacing w:after="0"/>
+              <w:rPr>
+                <w:sz w:val="21"/>
+                <w:szCs w:val="21"/>
+              </w:rPr>
+            </w:pPr>
+            <w:r>
+              <w:rPr>
+                <w:b/>
+                <w:sz w:val="21"/>
+                <w:szCs w:val="21"/>
+              </w:rPr>
+              <w:t>03/2010 – 08/2010</w:t>
+            </w:r>
+            <w:r>
+              <w:rPr>
+                <w:b/>
+                <w:sz w:val="21"/>
+                <w:szCs w:val="21"/>
+              </w:rPr>
+              <w:t xml:space="preserve"> </w:t>
+            </w:r>
+            <w:r>
+              <w:rPr>
+                <w:b/>
+                <w:i/>
+                <w:iCs/>
+                <w:sz w:val="21"/>
+                <w:szCs w:val="21"/>
+              </w:rPr>
+              <w:t>(6 mois)</w:t>
+            </w:r>
+          </w:p>
+          <w:p>
+            <w:pPr>
+              <w:keepNext/>
+              <w:spacing w:after="60"/>
+            </w:pPr>
+            <w:r>
+              <w:rPr>
+                <w:b/>
+                <w:sz w:val="19"/>
+              </w:rPr>
+              <w:t>CEA, Leti – Grenoble</w:t>
+            </w:r>
+          </w:p>
+          <w:p>
+            <w:pPr>
+              <w:pStyle w:val="Listepuces"/>
+            </w:pPr>
+            <w:r>
+              <w:t>Modélisation d'électrodes de stimulation rétinienne sous COMSOL, calculs pilotés par MATLAB.</w:t>
+            </w:r>
+          </w:p>
+          <w:p>
+            <w:pPr>
+              <w:pStyle w:val="Listepuces"/>
+            </w:pPr>
+            <w:r>
+              <w:lastRenderedPageBreak/>
+              <w:t>Mesures d'impédance et aide à la caractérisation des électrodes.</w:t>
+            </w:r>
+          </w:p>
+          <w:p>
+            <w:pPr>
+              <w:keepNext/>
+              <w:spacing w:before="240" w:after="0"/>
+              <w:rPr>
+                <w:b/>
+                <w:color w:val="2C4C68"/>
+                <w:sz w:val="21"/>
+                <w:szCs w:val="21"/>
+              </w:rPr>
+            </w:pPr>
+            <w:r>
+              <w:rPr>
+                <w:b/>
+                <w:color w:val="2C4C68"/>
+                <w:sz w:val="21"/>
+                <w:szCs w:val="21"/>
+              </w:rPr>
+              <w:t>Stage de recherche</w:t>
+            </w:r>
+          </w:p>
+          <w:p>
+            <w:pPr>
+              <w:keepNext/>
+              <w:spacing w:after="0"/>
+              <w:rPr>
+                <w:sz w:val="21"/>
+                <w:szCs w:val="21"/>
+              </w:rPr>
+            </w:pPr>
+            <w:r>
+              <w:rPr>
+                <w:b/>
+                <w:sz w:val="21"/>
+                <w:szCs w:val="21"/>
+              </w:rPr>
+              <w:t>05/2009 – 06/2009</w:t>
+            </w:r>
+            <w:r>
+              <w:rPr>
+                <w:b/>
+                <w:sz w:val="21"/>
+                <w:szCs w:val="21"/>
+              </w:rPr>
+              <w:t xml:space="preserve"> </w:t>
+            </w:r>
+            <w:r>
+              <w:rPr>
+                <w:b/>
+                <w:i/>
+                <w:iCs/>
+                <w:sz w:val="21"/>
+                <w:szCs w:val="21"/>
+              </w:rPr>
+              <w:t>(2 mois)</w:t>
+            </w:r>
+          </w:p>
+          <w:p>
+            <w:pPr>
+              <w:keepNext/>
+              <w:spacing w:after="60"/>
+            </w:pPr>
+            <w:r>
+              <w:rPr>
+                <w:b/>
+                <w:sz w:val="19"/>
+              </w:rPr>
+              <w:t>Laboratoire d'Annecy-le-Vieux de Physique Théorique (LAPTH) – Annecy</w:t>
+            </w:r>
+          </w:p>
+          <w:p>
+            <w:pPr>
+              <w:pStyle w:val="Listepuces"/>
+            </w:pPr>
+            <w:r>
+              <w:t>Calcul de la probabilité de désintégration du boson de Higgs, développement en C++.</w:t>
             </w:r>
           </w:p>
           <w:p>
@@ -2138,151 +1512,186 @@
                 <w:color w:val="2C4C68"/>
                 <w:sz w:val="24"/>
               </w:rPr>
-              <w:t>Explorations personnelles</w:t>
+              <w:t>Publications &amp; travaux</w:t>
             </w:r>
           </w:p>
           <w:p>
             <w:pPr>
-              <w:pStyle w:val="ListBullet"/>
-              <w:rPr>
-                <w:lang w:val="fr-FR"/>
-              </w:rPr>
+              <w:pStyle w:val="Listepuces"/>
             </w:pPr>
             <w:r>
-              <w:rPr>
-                <w:b/>
-                <w:lang w:val="fr-FR"/>
-              </w:rPr>
-              <w:t>Ap</w:t>
-            </w:r>
-            <w:r>
-              <w:rPr>
-                <w:b/>
-                <w:lang w:val="fr-FR"/>
-              </w:rPr>
-              <w:t>plication de g</w:t>
-            </w:r>
-            <w:r>
-              <w:rPr>
-                <w:b/>
-                <w:lang w:val="fr-FR"/>
-              </w:rPr>
-              <w:t xml:space="preserve">estion de stock </w:t>
-            </w:r>
-            <w:r>
-              <w:rPr>
-                <w:b/>
-                <w:lang w:val="fr-FR"/>
-              </w:rPr>
-              <w:t xml:space="preserve">pour artisans </w:t>
-            </w:r>
-            <w:r>
-              <w:rPr>
-                <w:b/>
-                <w:lang w:val="fr-FR"/>
-              </w:rPr>
-              <w:t xml:space="preserve">— </w:t>
-            </w:r>
-            <w:r>
-              <w:rPr>
-                <w:lang w:val="fr-FR"/>
-              </w:rPr>
-              <w:t xml:space="preserve">interface Razor partagée entre </w:t>
-            </w:r>
-            <w:r>
-              <w:rPr>
-                <w:lang w:val="fr-FR"/>
-              </w:rPr>
-              <w:t>application mobile et site web</w:t>
-            </w:r>
-            <w:r>
-              <w:rPr>
-                <w:lang w:val="fr-FR"/>
-              </w:rPr>
-              <w:t xml:space="preserve">, </w:t>
-            </w:r>
-            <w:r>
-              <w:rPr>
-                <w:lang w:val="fr-FR"/>
-              </w:rPr>
-              <w:t xml:space="preserve">application </w:t>
-            </w:r>
-            <w:r>
-              <w:rPr>
-                <w:lang w:val="fr-FR"/>
-              </w:rPr>
-              <w:t>fonctionn</w:t>
-            </w:r>
-            <w:r>
-              <w:rPr>
-                <w:lang w:val="fr-FR"/>
-              </w:rPr>
-              <w:t>ant</w:t>
-            </w:r>
-            <w:r>
-              <w:rPr>
-                <w:lang w:val="fr-FR"/>
-              </w:rPr>
-              <w:t xml:space="preserve"> hors connexion avec moteur de synchronisation, base locale chiffrée, déploiement conteneurisé </w:t>
-            </w:r>
-            <w:r>
-              <w:rPr>
-                <w:lang w:val="fr-FR"/>
-              </w:rPr>
-              <w:t xml:space="preserve">assuré via CI/CD </w:t>
-            </w:r>
-            <w:r>
-              <w:rPr>
-                <w:lang w:val="fr-FR"/>
-              </w:rPr>
-              <w:t>(.NET 10, MAUI, Blazor Hybrid, PostgreSQL, Docker).</w:t>
+              <w:t xml:space="preserve">Thèse en texte intégral sur HAL : </w:t>
+            </w:r>
+            <w:hyperlink r:id="rId12" w:history="1">
+              <w:r>
+                <w:rPr>
+                  <w:rStyle w:val="Lienhypertexte"/>
+                </w:rPr>
+                <w:t>theses.hal.science/tel-01104637v1</w:t>
+              </w:r>
+            </w:hyperlink>
+            <w:r>
+              <w:t>.</w:t>
             </w:r>
           </w:p>
           <w:p>
             <w:pPr>
-              <w:pStyle w:val="ListBullet"/>
-              <w:rPr>
-                <w:lang w:val="fr-FR"/>
-              </w:rPr>
+              <w:pStyle w:val="Listepuces"/>
             </w:pPr>
+            <w:r>
+              <w:t xml:space="preserve">3-D Multistrands Inductor Modeling: Influence of Complex Geometrical Arrangements — </w:t>
+            </w:r>
             <w:r>
               <w:rPr>
                 <w:b/>
-                <w:lang w:val="fr-FR"/>
+                <w:bCs/>
+              </w:rPr>
+              <w:t>IEEE Transactions on Magnetics</w:t>
+            </w:r>
+            <w:r>
+              <w:t>, 50(2), février 2014 (DOI 10.1109/TMAG.2013.2282502).</w:t>
+            </w:r>
+          </w:p>
+          <w:p>
+            <w:pPr>
+              <w:pStyle w:val="Listepuces"/>
+            </w:pPr>
+            <w:r>
+              <w:t xml:space="preserve">3D Integral Method for Electromagnetic Processes Modelling — colloque scientifique </w:t>
+            </w:r>
+            <w:r>
+              <w:rPr>
+                <w:b/>
+                <w:bCs/>
+              </w:rPr>
+              <w:t>I</w:t>
+            </w:r>
+            <w:r>
+              <w:rPr>
+                <w:b/>
+                <w:bCs/>
+              </w:rPr>
+              <w:t>nternational Modelling for Electromagnetic Processing</w:t>
+            </w:r>
+            <w:r>
+              <w:t>, septembre 2014.</w:t>
+            </w:r>
+          </w:p>
+          <w:p>
+            <w:pPr>
+              <w:keepNext/>
+              <w:pBdr>
+                <w:bottom w:val="single" w:sz="6" w:space="3" w:color="2C4C68"/>
+              </w:pBdr>
+              <w:spacing w:before="200" w:after="100"/>
+            </w:pPr>
+            <w:r>
+              <w:rPr>
+                <w:caps/>
+                <w:color w:val="2C4C68"/>
+                <w:sz w:val="24"/>
+              </w:rPr>
+              <w:t>Explorations personnelles</w:t>
+            </w:r>
+          </w:p>
+          <w:p>
+            <w:pPr>
+              <w:pStyle w:val="Listepuces"/>
+            </w:pPr>
+            <w:r>
+              <w:rPr>
+                <w:b/>
+              </w:rPr>
+              <w:t>Ap</w:t>
+            </w:r>
+            <w:r>
+              <w:rPr>
+                <w:b/>
+              </w:rPr>
+              <w:t>plication de g</w:t>
+            </w:r>
+            <w:r>
+              <w:rPr>
+                <w:b/>
+              </w:rPr>
+              <w:t xml:space="preserve">estion de stock </w:t>
+            </w:r>
+            <w:r>
+              <w:rPr>
+                <w:b/>
+              </w:rPr>
+              <w:t xml:space="preserve">pour artisans </w:t>
+            </w:r>
+            <w:r>
+              <w:rPr>
+                <w:b/>
+              </w:rPr>
+              <w:t xml:space="preserve">— </w:t>
+            </w:r>
+            <w:r>
+              <w:t xml:space="preserve">interface </w:t>
+            </w:r>
+            <w:r>
+              <w:t>Bla</w:t>
+            </w:r>
+            <w:r>
+              <w:t xml:space="preserve">zor partagée entre </w:t>
+            </w:r>
+            <w:r>
+              <w:t>application mobile et site web</w:t>
+            </w:r>
+            <w:r>
+              <w:t xml:space="preserve">, </w:t>
+            </w:r>
+            <w:r>
+              <w:t xml:space="preserve">application </w:t>
+            </w:r>
+            <w:r>
+              <w:t>fonctionn</w:t>
+            </w:r>
+            <w:r>
+              <w:t>ant</w:t>
+            </w:r>
+            <w:r>
+              <w:t xml:space="preserve"> hors connexion avec moteur de synchronisation, base locale chiffrée, déploiement conteneurisé </w:t>
+            </w:r>
+            <w:r>
+              <w:t xml:space="preserve">assuré via CI/CD </w:t>
+            </w:r>
+            <w:r>
+              <w:t>(.NET 10, MAUI, Blazor Hybrid, PostgreSQL, Docker).</w:t>
+            </w:r>
+          </w:p>
+          <w:p>
+            <w:pPr>
+              <w:pStyle w:val="Listepuces"/>
+            </w:pPr>
+            <w:r>
+              <w:rPr>
+                <w:b/>
               </w:rPr>
               <w:t>Jeu 2D</w:t>
             </w:r>
             <w:r>
               <w:rPr>
                 <w:b/>
-                <w:lang w:val="fr-FR"/>
               </w:rPr>
               <w:t xml:space="preserve"> mobile</w:t>
             </w:r>
             <w:r>
               <w:rPr>
                 <w:b/>
-                <w:lang w:val="fr-FR"/>
               </w:rPr>
               <w:t xml:space="preserve"> — </w:t>
             </w:r>
             <w:r>
-              <w:rPr>
-                <w:lang w:val="fr-FR"/>
-              </w:rPr>
               <w:t>physique de vol, génération procédurale déterministe, suite de tests en headless (Godot 4, GDScript).</w:t>
             </w:r>
           </w:p>
         </w:tc>
       </w:tr>
     </w:tbl>
-    <w:p>
-      <w:pPr>
-        <w:rPr>
-          <w:lang w:val="fr-FR"/>
-        </w:rPr>
-      </w:pPr>
-    </w:p>
+    <w:p/>
     <w:sectPr>
       <w:headerReference w:type="default" r:id="rId13"/>
       <w:pgSz w:w="11906" w:h="16838"/>
@@ -2348,7 +1757,7 @@
 <w:hdr xmlns:wpc="http://schemas.microsoft.com/office/word/2010/wordprocessingCanvas" xmlns:cx="http://schemas.microsoft.com/office/drawing/2014/chartex" xmlns:cx1="http://schemas.microsoft.com/office/drawing/2015/9/8/chartex" xmlns:cx2="http://schemas.microsoft.com/office/drawing/2015/10/21/chartex" xmlns:cx3="http://schemas.microsoft.com/office/drawing/2016/5/9/chartex" xmlns:cx4="http://schemas.microsoft.com/office/drawing/2016/5/10/chartex" xmlns:cx5="http://schemas.microsoft.com/office/drawing/2016/5/11/chartex" xmlns:cx6="http://schemas.microsoft.com/office/drawing/2016/5/12/chartex" xmlns:cx7="http://schemas.microsoft.com/office/drawing/2016/5/13/chartex" xmlns:cx8="http://schemas.microsoft.com/office/drawing/2016/5/14/chartex" xmlns:mc="http://schemas.openxmlformats.org/markup-compatibility/2006" xmlns:aink="http://schemas.microsoft.com/office/drawing/2016/ink" xmlns:am3d="http://schemas.microsoft.com/office/drawing/2017/model3d" xmlns:o="urn:schemas-microsoft-com:office:office" xmlns:oel="http://schemas.microsoft.com/office/2019/extlst" xmlns:r="http://schemas.openxmlformats.org/officeDocument/2006/relationships" xmlns:m="http://schemas.openxmlformats.org/officeDocument/2006/math" xmlns:v="urn:schemas-microsoft-com:vml" xmlns:wp14="http://schemas.microsoft.com/office/word/2010/wordprocessingDrawing" xmlns:wp="http://schemas.openxmlformats.org/drawingml/2006/wordprocessingDrawing" xmlns:w10="urn:schemas-microsoft-com:office:word" xmlns:w="http://schemas.openxmlformats.org/wordprocessingml/2006/main" xmlns:w14="http://schemas.microsoft.com/office/word/2010/wordml" xmlns:w15="http://schemas.microsoft.com/office/word/2012/wordml" xmlns:w16cex="http://schemas.microsoft.com/office/word/2018/wordml/cex" xmlns:w16cid="http://schemas.microsoft.com/office/word/2016/wordml/cid" xmlns:w16="http://schemas.microsoft.com/office/word/2018/wordml" xmlns:w16sdtdh="http://schemas.microsoft.com/office/word/2020/wordml/sdtdatahash" xmlns:w16se="http://schemas.microsoft.com/office/word/2015/wordml/symex" xmlns:wpg="http://schemas.microsoft.com/office/word/2010/wordprocessingGroup" xmlns:wpi="http://schemas.microsoft.com/office/word/2010/wordprocessingInk" xmlns:wne="http://schemas.microsoft.com/office/word/2006/wordml" xmlns:wps="http://schemas.microsoft.com/office/word/2010/wordprocessingShape" mc:Ignorable="w14 w15 w16se w16cid w16 w16cex w16sdtdh wp14">
   <w:p>
     <w:pPr>
-      <w:pStyle w:val="Header"/>
+      <w:pStyle w:val="En-tte"/>
       <w:spacing w:line="20" w:lineRule="exact"/>
     </w:pPr>
     <w:r>
@@ -2408,7 +1817,7 @@
     <w:lvl w:ilvl="0">
       <w:start w:val="1"/>
       <w:numFmt w:val="decimal"/>
-      <w:pStyle w:val="ListNumber3"/>
+      <w:pStyle w:val="Listenumros3"/>
       <w:lvlText w:val="%1."/>
       <w:lvlJc w:val="left"/>
       <w:pPr>
@@ -2426,7 +1835,7 @@
     <w:lvl w:ilvl="0">
       <w:start w:val="1"/>
       <w:numFmt w:val="decimal"/>
-      <w:pStyle w:val="ListNumber2"/>
+      <w:pStyle w:val="Listenumros2"/>
       <w:lvlText w:val="%1."/>
       <w:lvlJc w:val="left"/>
       <w:pPr>
@@ -2464,7 +1873,7 @@
     <w:lvl w:ilvl="0">
       <w:start w:val="1"/>
       <w:numFmt w:val="bullet"/>
-      <w:pStyle w:val="ListBullet3"/>
+      <w:pStyle w:val="Listepuces3"/>
       <w:lvlText w:val=""/>
       <w:lvlJc w:val="left"/>
       <w:pPr>
@@ -2485,7 +1894,7 @@
     <w:lvl w:ilvl="0">
       <w:start w:val="1"/>
       <w:numFmt w:val="bullet"/>
-      <w:pStyle w:val="ListBullet2"/>
+      <w:pStyle w:val="Listepuces2"/>
       <w:lvlText w:val=""/>
       <w:lvlJc w:val="left"/>
       <w:pPr>
@@ -2506,7 +1915,7 @@
     <w:lvl w:ilvl="0">
       <w:start w:val="1"/>
       <w:numFmt w:val="decimal"/>
-      <w:pStyle w:val="ListNumber"/>
+      <w:pStyle w:val="Listenumros"/>
       <w:lvlText w:val="%1."/>
       <w:lvlJc w:val="left"/>
       <w:pPr>
@@ -2524,7 +1933,7 @@
     <w:lvl w:ilvl="0">
       <w:start w:val="1"/>
       <w:numFmt w:val="bullet"/>
-      <w:pStyle w:val="ListBullet"/>
+      <w:pStyle w:val="Listepuces"/>
       <w:lvlText w:val=""/>
       <w:lvlJc w:val="left"/>
       <w:pPr>
@@ -2965,13 +2374,14 @@
       <w:rFonts w:ascii="Calibri" w:eastAsia="Calibri" w:hAnsi="Calibri"/>
       <w:color w:val="333333"/>
       <w:sz w:val="18"/>
+      <w:lang w:val="fr-FR"/>
     </w:rPr>
   </w:style>
-  <w:style w:type="paragraph" w:styleId="Heading1">
+  <w:style w:type="paragraph" w:styleId="Titre1">
     <w:name w:val="heading 1"/>
     <w:basedOn w:val="Normal"/>
     <w:next w:val="Normal"/>
-    <w:link w:val="Heading1Char"/>
+    <w:link w:val="Titre1Car"/>
     <w:uiPriority w:val="9"/>
     <w:qFormat/>
     <w:rsid w:val="00FC693F"/>
@@ -2990,11 +2400,11 @@
       <w:szCs w:val="28"/>
     </w:rPr>
   </w:style>
-  <w:style w:type="paragraph" w:styleId="Heading2">
+  <w:style w:type="paragraph" w:styleId="Titre2">
     <w:name w:val="heading 2"/>
     <w:basedOn w:val="Normal"/>
     <w:next w:val="Normal"/>
-    <w:link w:val="Heading2Char"/>
+    <w:link w:val="Titre2Car"/>
     <w:uiPriority w:val="9"/>
     <w:unhideWhenUsed/>
     <w:qFormat/>
@@ -3014,11 +2424,11 @@
       <w:szCs w:val="26"/>
     </w:rPr>
   </w:style>
-  <w:style w:type="paragraph" w:styleId="Heading3">
+  <w:style w:type="paragraph" w:styleId="Titre3">
     <w:name w:val="heading 3"/>
     <w:basedOn w:val="Normal"/>
     <w:next w:val="Normal"/>
-    <w:link w:val="Heading3Char"/>
+    <w:link w:val="Titre3Car"/>
     <w:uiPriority w:val="9"/>
     <w:unhideWhenUsed/>
     <w:qFormat/>
@@ -3036,11 +2446,11 @@
       <w:color w:val="4F81BD" w:themeColor="accent1"/>
     </w:rPr>
   </w:style>
-  <w:style w:type="paragraph" w:styleId="Heading4">
+  <w:style w:type="paragraph" w:styleId="Titre4">
     <w:name w:val="heading 4"/>
     <w:basedOn w:val="Normal"/>
     <w:next w:val="Normal"/>
-    <w:link w:val="Heading4Char"/>
+    <w:link w:val="Titre4Car"/>
     <w:uiPriority w:val="9"/>
     <w:semiHidden/>
     <w:unhideWhenUsed/>
@@ -3061,11 +2471,11 @@
       <w:color w:val="4F81BD" w:themeColor="accent1"/>
     </w:rPr>
   </w:style>
-  <w:style w:type="paragraph" w:styleId="Heading5">
+  <w:style w:type="paragraph" w:styleId="Titre5">
     <w:name w:val="heading 5"/>
     <w:basedOn w:val="Normal"/>
     <w:next w:val="Normal"/>
-    <w:link w:val="Heading5Char"/>
+    <w:link w:val="Titre5Car"/>
     <w:uiPriority w:val="9"/>
     <w:semiHidden/>
     <w:unhideWhenUsed/>
@@ -3082,11 +2492,11 @@
       <w:color w:val="243F60" w:themeColor="accent1" w:themeShade="7F"/>
     </w:rPr>
   </w:style>
-  <w:style w:type="paragraph" w:styleId="Heading6">
+  <w:style w:type="paragraph" w:styleId="Titre6">
     <w:name w:val="heading 6"/>
     <w:basedOn w:val="Normal"/>
     <w:next w:val="Normal"/>
-    <w:link w:val="Heading6Char"/>
+    <w:link w:val="Titre6Car"/>
     <w:uiPriority w:val="9"/>
     <w:semiHidden/>
     <w:unhideWhenUsed/>
@@ -3105,11 +2515,11 @@
       <w:color w:val="243F60" w:themeColor="accent1" w:themeShade="7F"/>
     </w:rPr>
   </w:style>
-  <w:style w:type="paragraph" w:styleId="Heading7">
+  <w:style w:type="paragraph" w:styleId="Titre7">
     <w:name w:val="heading 7"/>
     <w:basedOn w:val="Normal"/>
     <w:next w:val="Normal"/>
-    <w:link w:val="Heading7Char"/>
+    <w:link w:val="Titre7Car"/>
     <w:uiPriority w:val="9"/>
     <w:semiHidden/>
     <w:unhideWhenUsed/>
@@ -3128,11 +2538,11 @@
       <w:color w:val="404040" w:themeColor="text1" w:themeTint="BF"/>
     </w:rPr>
   </w:style>
-  <w:style w:type="paragraph" w:styleId="Heading8">
+  <w:style w:type="paragraph" w:styleId="Titre8">
     <w:name w:val="heading 8"/>
     <w:basedOn w:val="Normal"/>
     <w:next w:val="Normal"/>
-    <w:link w:val="Heading8Char"/>
+    <w:link w:val="Titre8Car"/>
     <w:uiPriority w:val="9"/>
     <w:semiHidden/>
     <w:unhideWhenUsed/>
@@ -3151,11 +2561,11 @@
       <w:szCs w:val="20"/>
     </w:rPr>
   </w:style>
-  <w:style w:type="paragraph" w:styleId="Heading9">
+  <w:style w:type="paragraph" w:styleId="Titre9">
     <w:name w:val="heading 9"/>
     <w:basedOn w:val="Normal"/>
     <w:next w:val="Normal"/>
-    <w:link w:val="Heading9Char"/>
+    <w:link w:val="Titre9Car"/>
     <w:uiPriority w:val="9"/>
     <w:semiHidden/>
     <w:unhideWhenUsed/>
@@ -3176,12 +2586,13 @@
       <w:szCs w:val="20"/>
     </w:rPr>
   </w:style>
-  <w:style w:type="character" w:default="1" w:styleId="DefaultParagraphFont">
+  <w:style w:type="character" w:default="1" w:styleId="Policepardfaut">
     <w:name w:val="Default Paragraph Font"/>
     <w:uiPriority w:val="1"/>
+    <w:semiHidden/>
     <w:unhideWhenUsed/>
   </w:style>
-  <w:style w:type="table" w:default="1" w:styleId="TableNormal">
+  <w:style w:type="table" w:default="1" w:styleId="TableauNormal">
     <w:name w:val="Normal Table"/>
     <w:uiPriority w:val="99"/>
     <w:semiHidden/>
@@ -3196,16 +2607,16 @@
       </w:tblCellMar>
     </w:tblPr>
   </w:style>
-  <w:style w:type="numbering" w:default="1" w:styleId="NoList">
+  <w:style w:type="numbering" w:default="1" w:styleId="Aucuneliste">
     <w:name w:val="No List"/>
     <w:uiPriority w:val="99"/>
     <w:semiHidden/>
     <w:unhideWhenUsed/>
   </w:style>
-  <w:style w:type="paragraph" w:styleId="Header">
+  <w:style w:type="paragraph" w:styleId="En-tte">
     <w:name w:val="header"/>
     <w:basedOn w:val="Normal"/>
-    <w:link w:val="HeaderChar"/>
+    <w:link w:val="En-tteCar"/>
     <w:uiPriority w:val="99"/>
     <w:unhideWhenUsed/>
     <w:rsid w:val="00E618BF"/>
@@ -3217,17 +2628,17 @@
       <w:spacing w:after="0" w:line="240" w:lineRule="auto"/>
     </w:pPr>
   </w:style>
-  <w:style w:type="character" w:customStyle="1" w:styleId="HeaderChar">
-    <w:name w:val="Header Char"/>
-    <w:basedOn w:val="DefaultParagraphFont"/>
-    <w:link w:val="Header"/>
+  <w:style w:type="character" w:customStyle="1" w:styleId="En-tteCar">
+    <w:name w:val="En-tête Car"/>
+    <w:basedOn w:val="Policepardfaut"/>
+    <w:link w:val="En-tte"/>
     <w:uiPriority w:val="99"/>
     <w:rsid w:val="00E618BF"/>
   </w:style>
-  <w:style w:type="paragraph" w:styleId="Footer">
+  <w:style w:type="paragraph" w:styleId="Pieddepage">
     <w:name w:val="footer"/>
     <w:basedOn w:val="Normal"/>
-    <w:link w:val="FooterChar"/>
+    <w:link w:val="PieddepageCar"/>
     <w:uiPriority w:val="99"/>
     <w:unhideWhenUsed/>
     <w:rsid w:val="00E618BF"/>
@@ -3239,14 +2650,14 @@
       <w:spacing w:after="0" w:line="240" w:lineRule="auto"/>
     </w:pPr>
   </w:style>
-  <w:style w:type="character" w:customStyle="1" w:styleId="FooterChar">
-    <w:name w:val="Footer Char"/>
-    <w:basedOn w:val="DefaultParagraphFont"/>
-    <w:link w:val="Footer"/>
+  <w:style w:type="character" w:customStyle="1" w:styleId="PieddepageCar">
+    <w:name w:val="Pied de page Car"/>
+    <w:basedOn w:val="Policepardfaut"/>
+    <w:link w:val="Pieddepage"/>
     <w:uiPriority w:val="99"/>
     <w:rsid w:val="00E618BF"/>
   </w:style>
-  <w:style w:type="paragraph" w:styleId="NoSpacing">
+  <w:style w:type="paragraph" w:styleId="Sansinterligne">
     <w:name w:val="No Spacing"/>
     <w:uiPriority w:val="1"/>
     <w:qFormat/>
@@ -3255,10 +2666,10 @@
       <w:spacing w:after="0" w:line="240" w:lineRule="auto"/>
     </w:pPr>
   </w:style>
-  <w:style w:type="character" w:customStyle="1" w:styleId="Heading1Char">
-    <w:name w:val="Heading 1 Char"/>
-    <w:basedOn w:val="DefaultParagraphFont"/>
-    <w:link w:val="Heading1"/>
+  <w:style w:type="character" w:customStyle="1" w:styleId="Titre1Car">
+    <w:name w:val="Titre 1 Car"/>
+    <w:basedOn w:val="Policepardfaut"/>
+    <w:link w:val="Titre1"/>
     <w:uiPriority w:val="9"/>
     <w:rsid w:val="00FC693F"/>
     <w:rPr>
@@ -3270,10 +2681,10 @@
       <w:szCs w:val="28"/>
     </w:rPr>
   </w:style>
-  <w:style w:type="character" w:customStyle="1" w:styleId="Heading2Char">
-    <w:name w:val="Heading 2 Char"/>
-    <w:basedOn w:val="DefaultParagraphFont"/>
-    <w:link w:val="Heading2"/>
+  <w:style w:type="character" w:customStyle="1" w:styleId="Titre2Car">
+    <w:name w:val="Titre 2 Car"/>
+    <w:basedOn w:val="Policepardfaut"/>
+    <w:link w:val="Titre2"/>
     <w:uiPriority w:val="9"/>
     <w:rsid w:val="00FC693F"/>
     <w:rPr>
@@ -3285,10 +2696,10 @@
       <w:szCs w:val="26"/>
     </w:rPr>
   </w:style>
-  <w:style w:type="character" w:customStyle="1" w:styleId="Heading3Char">
-    <w:name w:val="Heading 3 Char"/>
-    <w:basedOn w:val="DefaultParagraphFont"/>
-    <w:link w:val="Heading3"/>
+  <w:style w:type="character" w:customStyle="1" w:styleId="Titre3Car">
+    <w:name w:val="Titre 3 Car"/>
+    <w:basedOn w:val="Policepardfaut"/>
+    <w:link w:val="Titre3"/>
     <w:uiPriority w:val="9"/>
     <w:rsid w:val="00FC693F"/>
     <w:rPr>
@@ -3298,11 +2709,11 @@
       <w:color w:val="4F81BD" w:themeColor="accent1"/>
     </w:rPr>
   </w:style>
-  <w:style w:type="paragraph" w:styleId="Title">
+  <w:style w:type="paragraph" w:styleId="Titre">
     <w:name w:val="Title"/>
     <w:basedOn w:val="Normal"/>
     <w:next w:val="Normal"/>
-    <w:link w:val="TitleChar"/>
+    <w:link w:val="TitreCar"/>
     <w:uiPriority w:val="10"/>
     <w:qFormat/>
     <w:rsid w:val="00FC693F"/>
@@ -3322,10 +2733,10 @@
       <w:szCs w:val="52"/>
     </w:rPr>
   </w:style>
-  <w:style w:type="character" w:customStyle="1" w:styleId="TitleChar">
-    <w:name w:val="Title Char"/>
-    <w:basedOn w:val="DefaultParagraphFont"/>
-    <w:link w:val="Title"/>
+  <w:style w:type="character" w:customStyle="1" w:styleId="TitreCar">
+    <w:name w:val="Titre Car"/>
+    <w:basedOn w:val="Policepardfaut"/>
+    <w:link w:val="Titre"/>
     <w:uiPriority w:val="10"/>
     <w:rsid w:val="00FC693F"/>
     <w:rPr>
@@ -3337,11 +2748,11 @@
       <w:szCs w:val="52"/>
     </w:rPr>
   </w:style>
-  <w:style w:type="paragraph" w:styleId="Subtitle">
+  <w:style w:type="paragraph" w:styleId="Sous-titre">
     <w:name w:val="Subtitle"/>
     <w:basedOn w:val="Normal"/>
     <w:next w:val="Normal"/>
-    <w:link w:val="SubtitleChar"/>
+    <w:link w:val="Sous-titreCar"/>
     <w:uiPriority w:val="11"/>
     <w:qFormat/>
     <w:rsid w:val="00FC693F"/>
@@ -3360,10 +2771,10 @@
       <w:szCs w:val="24"/>
     </w:rPr>
   </w:style>
-  <w:style w:type="character" w:customStyle="1" w:styleId="SubtitleChar">
-    <w:name w:val="Subtitle Char"/>
-    <w:basedOn w:val="DefaultParagraphFont"/>
-    <w:link w:val="Subtitle"/>
+  <w:style w:type="character" w:customStyle="1" w:styleId="Sous-titreCar">
+    <w:name w:val="Sous-titre Car"/>
+    <w:basedOn w:val="Policepardfaut"/>
+    <w:link w:val="Sous-titre"/>
     <w:uiPriority w:val="11"/>
     <w:rsid w:val="00FC693F"/>
     <w:rPr>
@@ -3376,7 +2787,7 @@
       <w:szCs w:val="24"/>
     </w:rPr>
   </w:style>
-  <w:style w:type="paragraph" w:styleId="ListParagraph">
+  <w:style w:type="paragraph" w:styleId="Paragraphedeliste">
     <w:name w:val="List Paragraph"/>
     <w:basedOn w:val="Normal"/>
     <w:uiPriority w:val="34"/>
@@ -3387,10 +2798,10 @@
       <w:contextualSpacing/>
     </w:pPr>
   </w:style>
-  <w:style w:type="paragraph" w:styleId="BodyText">
+  <w:style w:type="paragraph" w:styleId="Corpsdetexte">
     <w:name w:val="Body Text"/>
     <w:basedOn w:val="Normal"/>
-    <w:link w:val="BodyTextChar"/>
+    <w:link w:val="CorpsdetexteCar"/>
     <w:uiPriority w:val="99"/>
     <w:unhideWhenUsed/>
     <w:rsid w:val="00AA1D8D"/>
@@ -3398,17 +2809,17 @@
       <w:spacing w:after="120"/>
     </w:pPr>
   </w:style>
-  <w:style w:type="character" w:customStyle="1" w:styleId="BodyTextChar">
-    <w:name w:val="Body Text Char"/>
-    <w:basedOn w:val="DefaultParagraphFont"/>
-    <w:link w:val="BodyText"/>
+  <w:style w:type="character" w:customStyle="1" w:styleId="CorpsdetexteCar">
+    <w:name w:val="Corps de texte Car"/>
+    <w:basedOn w:val="Policepardfaut"/>
+    <w:link w:val="Corpsdetexte"/>
     <w:uiPriority w:val="99"/>
     <w:rsid w:val="00AA1D8D"/>
   </w:style>
-  <w:style w:type="paragraph" w:styleId="BodyText2">
+  <w:style w:type="paragraph" w:styleId="Corpsdetexte2">
     <w:name w:val="Body Text 2"/>
     <w:basedOn w:val="Normal"/>
-    <w:link w:val="BodyText2Char"/>
+    <w:link w:val="Corpsdetexte2Car"/>
     <w:uiPriority w:val="99"/>
     <w:unhideWhenUsed/>
     <w:rsid w:val="00AA1D8D"/>
@@ -3416,17 +2827,17 @@
       <w:spacing w:after="120" w:line="480" w:lineRule="auto"/>
     </w:pPr>
   </w:style>
-  <w:style w:type="character" w:customStyle="1" w:styleId="BodyText2Char">
-    <w:name w:val="Body Text 2 Char"/>
-    <w:basedOn w:val="DefaultParagraphFont"/>
-    <w:link w:val="BodyText2"/>
+  <w:style w:type="character" w:customStyle="1" w:styleId="Corpsdetexte2Car">
+    <w:name w:val="Corps de texte 2 Car"/>
+    <w:basedOn w:val="Policepardfaut"/>
+    <w:link w:val="Corpsdetexte2"/>
     <w:uiPriority w:val="99"/>
     <w:rsid w:val="00AA1D8D"/>
   </w:style>
-  <w:style w:type="paragraph" w:styleId="BodyText3">
+  <w:style w:type="paragraph" w:styleId="Corpsdetexte3">
     <w:name w:val="Body Text 3"/>
     <w:basedOn w:val="Normal"/>
-    <w:link w:val="BodyText3Char"/>
+    <w:link w:val="Corpsdetexte3Car"/>
     <w:uiPriority w:val="99"/>
     <w:unhideWhenUsed/>
     <w:rsid w:val="00AA1D8D"/>
@@ -3438,10 +2849,10 @@
       <w:szCs w:val="16"/>
     </w:rPr>
   </w:style>
-  <w:style w:type="character" w:customStyle="1" w:styleId="BodyText3Char">
-    <w:name w:val="Body Text 3 Char"/>
-    <w:basedOn w:val="DefaultParagraphFont"/>
-    <w:link w:val="BodyText3"/>
+  <w:style w:type="character" w:customStyle="1" w:styleId="Corpsdetexte3Car">
+    <w:name w:val="Corps de texte 3 Car"/>
+    <w:basedOn w:val="Policepardfaut"/>
+    <w:link w:val="Corpsdetexte3"/>
     <w:uiPriority w:val="99"/>
     <w:rsid w:val="00AA1D8D"/>
     <w:rPr>
@@ -3449,7 +2860,7 @@
       <w:szCs w:val="16"/>
     </w:rPr>
   </w:style>
-  <w:style w:type="paragraph" w:styleId="List">
+  <w:style w:type="paragraph" w:styleId="Liste">
     <w:name w:val="List"/>
     <w:basedOn w:val="Normal"/>
     <w:uiPriority w:val="99"/>
@@ -3460,7 +2871,7 @@
       <w:contextualSpacing/>
     </w:pPr>
   </w:style>
-  <w:style w:type="paragraph" w:styleId="List2">
+  <w:style w:type="paragraph" w:styleId="Liste2">
     <w:name w:val="List 2"/>
     <w:basedOn w:val="Normal"/>
     <w:uiPriority w:val="99"/>
@@ -3471,7 +2882,7 @@
       <w:contextualSpacing/>
     </w:pPr>
   </w:style>
-  <w:style w:type="paragraph" w:styleId="List3">
+  <w:style w:type="paragraph" w:styleId="Liste3">
     <w:name w:val="List 3"/>
     <w:basedOn w:val="Normal"/>
     <w:uiPriority w:val="99"/>
@@ -3482,7 +2893,7 @@
       <w:contextualSpacing/>
     </w:pPr>
   </w:style>
-  <w:style w:type="paragraph" w:styleId="ListBullet">
+  <w:style w:type="paragraph" w:styleId="Listepuces">
     <w:name w:val="List Bullet"/>
     <w:basedOn w:val="Normal"/>
     <w:uiPriority w:val="99"/>
@@ -3497,7 +2908,7 @@
       <w:contextualSpacing/>
     </w:pPr>
   </w:style>
-  <w:style w:type="paragraph" w:styleId="ListBullet2">
+  <w:style w:type="paragraph" w:styleId="Listepuces2">
     <w:name w:val="List Bullet 2"/>
     <w:basedOn w:val="Normal"/>
     <w:uiPriority w:val="99"/>
@@ -3510,7 +2921,7 @@
       <w:contextualSpacing/>
     </w:pPr>
   </w:style>
-  <w:style w:type="paragraph" w:styleId="ListBullet3">
+  <w:style w:type="paragraph" w:styleId="Listepuces3">
     <w:name w:val="List Bullet 3"/>
     <w:basedOn w:val="Normal"/>
     <w:uiPriority w:val="99"/>
@@ -3523,7 +2934,7 @@
       <w:contextualSpacing/>
     </w:pPr>
   </w:style>
-  <w:style w:type="paragraph" w:styleId="ListNumber">
+  <w:style w:type="paragraph" w:styleId="Listenumros">
     <w:name w:val="List Number"/>
     <w:basedOn w:val="Normal"/>
     <w:uiPriority w:val="99"/>
@@ -3536,7 +2947,7 @@
       <w:contextualSpacing/>
     </w:pPr>
   </w:style>
-  <w:style w:type="paragraph" w:styleId="ListNumber2">
+  <w:style w:type="paragraph" w:styleId="Listenumros2">
     <w:name w:val="List Number 2"/>
     <w:basedOn w:val="Normal"/>
     <w:uiPriority w:val="99"/>
@@ -3549,7 +2960,7 @@
       <w:contextualSpacing/>
     </w:pPr>
   </w:style>
-  <w:style w:type="paragraph" w:styleId="ListNumber3">
+  <w:style w:type="paragraph" w:styleId="Listenumros3">
     <w:name w:val="List Number 3"/>
     <w:basedOn w:val="Normal"/>
     <w:uiPriority w:val="99"/>
@@ -3562,7 +2973,7 @@
       <w:contextualSpacing/>
     </w:pPr>
   </w:style>
-  <w:style w:type="paragraph" w:styleId="ListContinue">
+  <w:style w:type="paragraph" w:styleId="Listecontinue">
     <w:name w:val="List Continue"/>
     <w:basedOn w:val="Normal"/>
     <w:uiPriority w:val="99"/>
@@ -3574,7 +2985,7 @@
       <w:contextualSpacing/>
     </w:pPr>
   </w:style>
-  <w:style w:type="paragraph" w:styleId="ListContinue2">
+  <w:style w:type="paragraph" w:styleId="Listecontinue2">
     <w:name w:val="List Continue 2"/>
     <w:basedOn w:val="Normal"/>
     <w:uiPriority w:val="99"/>
@@ -3586,7 +2997,7 @@
       <w:contextualSpacing/>
     </w:pPr>
   </w:style>
-  <w:style w:type="paragraph" w:styleId="ListContinue3">
+  <w:style w:type="paragraph" w:styleId="Listecontinue3">
     <w:name w:val="List Continue 3"/>
     <w:basedOn w:val="Normal"/>
     <w:uiPriority w:val="99"/>
@@ -3598,9 +3009,9 @@
       <w:contextualSpacing/>
     </w:pPr>
   </w:style>
-  <w:style w:type="paragraph" w:styleId="MacroText">
+  <w:style w:type="paragraph" w:styleId="Textedemacro">
     <w:name w:val="macro"/>
-    <w:link w:val="MacroTextChar"/>
+    <w:link w:val="TextedemacroCar"/>
     <w:uiPriority w:val="99"/>
     <w:unhideWhenUsed/>
     <w:rsid w:val="0029639D"/>
@@ -3621,10 +3032,10 @@
       <w:szCs w:val="20"/>
     </w:rPr>
   </w:style>
-  <w:style w:type="character" w:customStyle="1" w:styleId="MacroTextChar">
-    <w:name w:val="Macro Text Char"/>
-    <w:basedOn w:val="DefaultParagraphFont"/>
-    <w:link w:val="MacroText"/>
+  <w:style w:type="character" w:customStyle="1" w:styleId="TextedemacroCar">
+    <w:name w:val="Texte de macro Car"/>
+    <w:basedOn w:val="Policepardfaut"/>
+    <w:link w:val="Textedemacro"/>
     <w:uiPriority w:val="99"/>
     <w:rsid w:val="0029639D"/>
     <w:rPr>
@@ -3633,11 +3044,11 @@
       <w:szCs w:val="20"/>
     </w:rPr>
   </w:style>
-  <w:style w:type="paragraph" w:styleId="Quote">
+  <w:style w:type="paragraph" w:styleId="Citation">
     <w:name w:val="Quote"/>
     <w:basedOn w:val="Normal"/>
     <w:next w:val="Normal"/>
-    <w:link w:val="QuoteChar"/>
+    <w:link w:val="CitationCar"/>
     <w:uiPriority w:val="29"/>
     <w:qFormat/>
     <w:rsid w:val="00FC693F"/>
@@ -3647,10 +3058,10 @@
       <w:color w:val="000000" w:themeColor="text1"/>
     </w:rPr>
   </w:style>
-  <w:style w:type="character" w:customStyle="1" w:styleId="QuoteChar">
-    <w:name w:val="Quote Char"/>
-    <w:basedOn w:val="DefaultParagraphFont"/>
-    <w:link w:val="Quote"/>
+  <w:style w:type="character" w:customStyle="1" w:styleId="CitationCar">
+    <w:name w:val="Citation Car"/>
+    <w:basedOn w:val="Policepardfaut"/>
+    <w:link w:val="Citation"/>
     <w:uiPriority w:val="29"/>
     <w:rsid w:val="00FC693F"/>
     <w:rPr>
@@ -3659,10 +3070,10 @@
       <w:color w:val="000000" w:themeColor="text1"/>
     </w:rPr>
   </w:style>
-  <w:style w:type="character" w:customStyle="1" w:styleId="Heading4Char">
-    <w:name w:val="Heading 4 Char"/>
-    <w:basedOn w:val="DefaultParagraphFont"/>
-    <w:link w:val="Heading4"/>
+  <w:style w:type="character" w:customStyle="1" w:styleId="Titre4Car">
+    <w:name w:val="Titre 4 Car"/>
+    <w:basedOn w:val="Policepardfaut"/>
+    <w:link w:val="Titre4"/>
     <w:uiPriority w:val="9"/>
     <w:semiHidden/>
     <w:rsid w:val="00FC693F"/>
@@ -3675,10 +3086,10 @@
       <w:color w:val="4F81BD" w:themeColor="accent1"/>
     </w:rPr>
   </w:style>
-  <w:style w:type="character" w:customStyle="1" w:styleId="Heading5Char">
-    <w:name w:val="Heading 5 Char"/>
-    <w:basedOn w:val="DefaultParagraphFont"/>
-    <w:link w:val="Heading5"/>
+  <w:style w:type="character" w:customStyle="1" w:styleId="Titre5Car">
+    <w:name w:val="Titre 5 Car"/>
+    <w:basedOn w:val="Policepardfaut"/>
+    <w:link w:val="Titre5"/>
     <w:uiPriority w:val="9"/>
     <w:semiHidden/>
     <w:rsid w:val="00FC693F"/>
@@ -3687,10 +3098,10 @@
       <w:color w:val="243F60" w:themeColor="accent1" w:themeShade="7F"/>
     </w:rPr>
   </w:style>
-  <w:style w:type="character" w:customStyle="1" w:styleId="Heading6Char">
-    <w:name w:val="Heading 6 Char"/>
-    <w:basedOn w:val="DefaultParagraphFont"/>
-    <w:link w:val="Heading6"/>
+  <w:style w:type="character" w:customStyle="1" w:styleId="Titre6Car">
+    <w:name w:val="Titre 6 Car"/>
+    <w:basedOn w:val="Policepardfaut"/>
+    <w:link w:val="Titre6"/>
     <w:uiPriority w:val="9"/>
     <w:semiHidden/>
     <w:rsid w:val="00FC693F"/>
@@ -3701,10 +3112,10 @@
       <w:color w:val="243F60" w:themeColor="accent1" w:themeShade="7F"/>
     </w:rPr>
   </w:style>
-  <w:style w:type="character" w:customStyle="1" w:styleId="Heading7Char">
-    <w:name w:val="Heading 7 Char"/>
-    <w:basedOn w:val="DefaultParagraphFont"/>
-    <w:link w:val="Heading7"/>
+  <w:style w:type="character" w:customStyle="1" w:styleId="Titre7Car">
+    <w:name w:val="Titre 7 Car"/>
+    <w:basedOn w:val="Policepardfaut"/>
+    <w:link w:val="Titre7"/>
     <w:uiPriority w:val="9"/>
     <w:semiHidden/>
     <w:rsid w:val="00FC693F"/>
@@ -3715,10 +3126,10 @@
       <w:color w:val="404040" w:themeColor="text1" w:themeTint="BF"/>
     </w:rPr>
   </w:style>
-  <w:style w:type="character" w:customStyle="1" w:styleId="Heading8Char">
-    <w:name w:val="Heading 8 Char"/>
-    <w:basedOn w:val="DefaultParagraphFont"/>
-    <w:link w:val="Heading8"/>
+  <w:style w:type="character" w:customStyle="1" w:styleId="Titre8Car">
+    <w:name w:val="Titre 8 Car"/>
+    <w:basedOn w:val="Policepardfaut"/>
+    <w:link w:val="Titre8"/>
     <w:uiPriority w:val="9"/>
     <w:semiHidden/>
     <w:rsid w:val="00FC693F"/>
@@ -3729,10 +3140,10 @@
       <w:szCs w:val="20"/>
     </w:rPr>
   </w:style>
-  <w:style w:type="character" w:customStyle="1" w:styleId="Heading9Char">
-    <w:name w:val="Heading 9 Char"/>
-    <w:basedOn w:val="DefaultParagraphFont"/>
-    <w:link w:val="Heading9"/>
+  <w:style w:type="character" w:customStyle="1" w:styleId="Titre9Car">
+    <w:name w:val="Titre 9 Car"/>
+    <w:basedOn w:val="Policepardfaut"/>
+    <w:link w:val="Titre9"/>
     <w:uiPriority w:val="9"/>
     <w:semiHidden/>
     <w:rsid w:val="00FC693F"/>
@@ -3745,7 +3156,7 @@
       <w:szCs w:val="20"/>
     </w:rPr>
   </w:style>
-  <w:style w:type="paragraph" w:styleId="Caption">
+  <w:style w:type="paragraph" w:styleId="Lgende">
     <w:name w:val="caption"/>
     <w:basedOn w:val="Normal"/>
     <w:next w:val="Normal"/>
@@ -3764,9 +3175,9 @@
       <w:szCs w:val="18"/>
     </w:rPr>
   </w:style>
-  <w:style w:type="character" w:styleId="Strong">
+  <w:style w:type="character" w:styleId="lev">
     <w:name w:val="Strong"/>
-    <w:basedOn w:val="DefaultParagraphFont"/>
+    <w:basedOn w:val="Policepardfaut"/>
     <w:uiPriority w:val="22"/>
     <w:qFormat/>
     <w:rsid w:val="00FC693F"/>
@@ -3775,9 +3186,9 @@
       <w:bCs/>
     </w:rPr>
   </w:style>
-  <w:style w:type="character" w:styleId="Emphasis">
+  <w:style w:type="character" w:styleId="Accentuation">
     <w:name w:val="Emphasis"/>
-    <w:basedOn w:val="DefaultParagraphFont"/>
+    <w:basedOn w:val="Policepardfaut"/>
     <w:uiPriority w:val="20"/>
     <w:qFormat/>
     <w:rsid w:val="00FC693F"/>
@@ -3786,11 +3197,11 @@
       <w:iCs/>
     </w:rPr>
   </w:style>
-  <w:style w:type="paragraph" w:styleId="IntenseQuote">
+  <w:style w:type="paragraph" w:styleId="Citationintense">
     <w:name w:val="Intense Quote"/>
     <w:basedOn w:val="Normal"/>
     <w:next w:val="Normal"/>
-    <w:link w:val="IntenseQuoteChar"/>
+    <w:link w:val="CitationintenseCar"/>
     <w:uiPriority w:val="30"/>
     <w:qFormat/>
     <w:rsid w:val="00FC693F"/>
@@ -3809,10 +3220,10 @@
       <w:color w:val="4F81BD" w:themeColor="accent1"/>
     </w:rPr>
   </w:style>
-  <w:style w:type="character" w:customStyle="1" w:styleId="IntenseQuoteChar">
-    <w:name w:val="Intense Quote Char"/>
-    <w:basedOn w:val="DefaultParagraphFont"/>
-    <w:link w:val="IntenseQuote"/>
+  <w:style w:type="character" w:customStyle="1" w:styleId="CitationintenseCar">
+    <w:name w:val="Citation intense Car"/>
+    <w:basedOn w:val="Policepardfaut"/>
+    <w:link w:val="Citationintense"/>
     <w:uiPriority w:val="30"/>
     <w:rsid w:val="00FC693F"/>
     <w:rPr>
@@ -3823,9 +3234,9 @@
       <w:color w:val="4F81BD" w:themeColor="accent1"/>
     </w:rPr>
   </w:style>
-  <w:style w:type="character" w:styleId="SubtleEmphasis">
+  <w:style w:type="character" w:styleId="Accentuationlgre">
     <w:name w:val="Subtle Emphasis"/>
-    <w:basedOn w:val="DefaultParagraphFont"/>
+    <w:basedOn w:val="Policepardfaut"/>
     <w:uiPriority w:val="19"/>
     <w:qFormat/>
     <w:rsid w:val="00FC693F"/>
@@ -3835,9 +3246,9 @@
       <w:color w:val="808080" w:themeColor="text1" w:themeTint="7F"/>
     </w:rPr>
   </w:style>
-  <w:style w:type="character" w:styleId="IntenseEmphasis">
+  <w:style w:type="character" w:styleId="Accentuationintense">
     <w:name w:val="Intense Emphasis"/>
-    <w:basedOn w:val="DefaultParagraphFont"/>
+    <w:basedOn w:val="Policepardfaut"/>
     <w:uiPriority w:val="21"/>
     <w:qFormat/>
     <w:rsid w:val="00FC693F"/>
@@ -3849,9 +3260,9 @@
       <w:color w:val="4F81BD" w:themeColor="accent1"/>
     </w:rPr>
   </w:style>
-  <w:style w:type="character" w:styleId="SubtleReference">
+  <w:style w:type="character" w:styleId="Rfrencelgre">
     <w:name w:val="Subtle Reference"/>
-    <w:basedOn w:val="DefaultParagraphFont"/>
+    <w:basedOn w:val="Policepardfaut"/>
     <w:uiPriority w:val="31"/>
     <w:qFormat/>
     <w:rsid w:val="00FC693F"/>
@@ -3861,9 +3272,9 @@
       <w:u w:val="single"/>
     </w:rPr>
   </w:style>
-  <w:style w:type="character" w:styleId="IntenseReference">
+  <w:style w:type="character" w:styleId="Rfrenceintense">
     <w:name w:val="Intense Reference"/>
-    <w:basedOn w:val="DefaultParagraphFont"/>
+    <w:basedOn w:val="Policepardfaut"/>
     <w:uiPriority w:val="32"/>
     <w:qFormat/>
     <w:rsid w:val="00FC693F"/>
@@ -3876,9 +3287,9 @@
       <w:u w:val="single"/>
     </w:rPr>
   </w:style>
-  <w:style w:type="character" w:styleId="BookTitle">
+  <w:style w:type="character" w:styleId="Titredulivre">
     <w:name w:val="Book Title"/>
-    <w:basedOn w:val="DefaultParagraphFont"/>
+    <w:basedOn w:val="Policepardfaut"/>
     <w:uiPriority w:val="33"/>
     <w:qFormat/>
     <w:rsid w:val="00FC693F"/>
@@ -3889,9 +3300,9 @@
       <w:spacing w:val="5"/>
     </w:rPr>
   </w:style>
-  <w:style w:type="paragraph" w:styleId="TOCHeading">
+  <w:style w:type="paragraph" w:styleId="En-ttedetabledesmatires">
     <w:name w:val="TOC Heading"/>
-    <w:basedOn w:val="Heading1"/>
+    <w:basedOn w:val="Titre1"/>
     <w:next w:val="Normal"/>
     <w:uiPriority w:val="39"/>
     <w:semiHidden/>
@@ -3902,9 +3313,9 @@
       <w:outlineLvl w:val="9"/>
     </w:pPr>
   </w:style>
-  <w:style w:type="table" w:styleId="TableGrid">
+  <w:style w:type="table" w:styleId="Grilledutableau">
     <w:name w:val="Table Grid"/>
-    <w:basedOn w:val="TableNormal"/>
+    <w:basedOn w:val="TableauNormal"/>
     <w:uiPriority w:val="59"/>
     <w:rsid w:val="00FC693F"/>
     <w:pPr>
@@ -3921,9 +3332,9 @@
       </w:tblBorders>
     </w:tblPr>
   </w:style>
-  <w:style w:type="table" w:styleId="LightShading">
+  <w:style w:type="table" w:styleId="Ombrageclair">
     <w:name w:val="Light Shading"/>
-    <w:basedOn w:val="TableNormal"/>
+    <w:basedOn w:val="TableauNormal"/>
     <w:uiPriority w:val="60"/>
     <w:rsid w:val="00FC693F"/>
     <w:pPr>
@@ -4017,9 +3428,9 @@
       </w:tcPr>
     </w:tblStylePr>
   </w:style>
-  <w:style w:type="table" w:styleId="LightShading-Accent1">
+  <w:style w:type="table" w:styleId="Trameclaire-Accent1">
     <w:name w:val="Light Shading Accent 1"/>
-    <w:basedOn w:val="TableNormal"/>
+    <w:basedOn w:val="TableauNormal"/>
     <w:uiPriority w:val="60"/>
     <w:rsid w:val="00FC693F"/>
     <w:pPr>
@@ -4113,9 +3524,9 @@
       </w:tcPr>
     </w:tblStylePr>
   </w:style>
-  <w:style w:type="table" w:styleId="LightShading-Accent2">
+  <w:style w:type="table" w:styleId="Trameclaire-Accent2">
     <w:name w:val="Light Shading Accent 2"/>
-    <w:basedOn w:val="TableNormal"/>
+    <w:basedOn w:val="TableauNormal"/>
     <w:uiPriority w:val="60"/>
     <w:rsid w:val="00FC693F"/>
     <w:pPr>
@@ -4209,9 +3620,9 @@
       </w:tcPr>
     </w:tblStylePr>
   </w:style>
-  <w:style w:type="table" w:styleId="LightShading-Accent3">
+  <w:style w:type="table" w:styleId="Trameclaire-Accent3">
     <w:name w:val="Light Shading Accent 3"/>
-    <w:basedOn w:val="TableNormal"/>
+    <w:basedOn w:val="TableauNormal"/>
     <w:uiPriority w:val="60"/>
     <w:rsid w:val="00FC693F"/>
     <w:pPr>
@@ -4305,9 +3716,9 @@
       </w:tcPr>
     </w:tblStylePr>
   </w:style>
-  <w:style w:type="table" w:styleId="LightShading-Accent4">
+  <w:style w:type="table" w:styleId="Trameclaire-Accent4">
     <w:name w:val="Light Shading Accent 4"/>
-    <w:basedOn w:val="TableNormal"/>
+    <w:basedOn w:val="TableauNormal"/>
     <w:uiPriority w:val="60"/>
     <w:rsid w:val="00FC693F"/>
     <w:pPr>
@@ -4401,9 +3812,9 @@
       </w:tcPr>
     </w:tblStylePr>
   </w:style>
-  <w:style w:type="table" w:styleId="LightShading-Accent5">
+  <w:style w:type="table" w:styleId="Trameclaire-Accent5">
     <w:name w:val="Light Shading Accent 5"/>
-    <w:basedOn w:val="TableNormal"/>
+    <w:basedOn w:val="TableauNormal"/>
     <w:uiPriority w:val="60"/>
     <w:rsid w:val="00FC693F"/>
     <w:pPr>
@@ -4497,9 +3908,9 @@
       </w:tcPr>
     </w:tblStylePr>
   </w:style>
-  <w:style w:type="table" w:styleId="LightShading-Accent6">
+  <w:style w:type="table" w:styleId="Trameclaire-Accent6">
     <w:name w:val="Light Shading Accent 6"/>
-    <w:basedOn w:val="TableNormal"/>
+    <w:basedOn w:val="TableauNormal"/>
     <w:uiPriority w:val="60"/>
     <w:rsid w:val="00FC693F"/>
     <w:pPr>
@@ -4593,9 +4004,9 @@
       </w:tcPr>
     </w:tblStylePr>
   </w:style>
-  <w:style w:type="table" w:styleId="LightList">
+  <w:style w:type="table" w:styleId="Listeclaire">
     <w:name w:val="Light List"/>
-    <w:basedOn w:val="TableNormal"/>
+    <w:basedOn w:val="TableauNormal"/>
     <w:uiPriority w:val="61"/>
     <w:rsid w:val="00FC693F"/>
     <w:pPr>
@@ -4678,9 +4089,9 @@
       </w:tcPr>
     </w:tblStylePr>
   </w:style>
-  <w:style w:type="table" w:styleId="LightList-Accent1">
+  <w:style w:type="table" w:styleId="Listeclaire-Accent1">
     <w:name w:val="Light List Accent 1"/>
-    <w:basedOn w:val="TableNormal"/>
+    <w:basedOn w:val="TableauNormal"/>
     <w:uiPriority w:val="61"/>
     <w:rsid w:val="00FC693F"/>
     <w:pPr>
@@ -4763,9 +4174,9 @@
       </w:tcPr>
     </w:tblStylePr>
   </w:style>
-  <w:style w:type="table" w:styleId="LightList-Accent2">
+  <w:style w:type="table" w:styleId="Listeclaire-Accent2">
     <w:name w:val="Light List Accent 2"/>
-    <w:basedOn w:val="TableNormal"/>
+    <w:basedOn w:val="TableauNormal"/>
     <w:uiPriority w:val="61"/>
     <w:rsid w:val="00CB0664"/>
     <w:pPr>
@@ -4848,9 +4259,9 @@
       </w:tcPr>
     </w:tblStylePr>
   </w:style>
-  <w:style w:type="table" w:styleId="LightList-Accent3">
+  <w:style w:type="table" w:styleId="Listeclaire-Accent3">
     <w:name w:val="Light List Accent 3"/>
-    <w:basedOn w:val="TableNormal"/>
+    <w:basedOn w:val="TableauNormal"/>
     <w:uiPriority w:val="61"/>
     <w:rsid w:val="00CB0664"/>
     <w:pPr>
@@ -4933,9 +4344,9 @@
       </w:tcPr>
     </w:tblStylePr>
   </w:style>
-  <w:style w:type="table" w:styleId="LightList-Accent4">
+  <w:style w:type="table" w:styleId="Listeclaire-Accent4">
     <w:name w:val="Light List Accent 4"/>
-    <w:basedOn w:val="TableNormal"/>
+    <w:basedOn w:val="TableauNormal"/>
     <w:uiPriority w:val="61"/>
     <w:rsid w:val="00CB0664"/>
     <w:pPr>
@@ -5018,9 +4429,9 @@
       </w:tcPr>
     </w:tblStylePr>
   </w:style>
-  <w:style w:type="table" w:styleId="LightList-Accent5">
+  <w:style w:type="table" w:styleId="Listeclaire-Accent5">
     <w:name w:val="Light List Accent 5"/>
-    <w:basedOn w:val="TableNormal"/>
+    <w:basedOn w:val="TableauNormal"/>
     <w:uiPriority w:val="61"/>
     <w:rsid w:val="00CB0664"/>
     <w:pPr>
@@ -5103,9 +4514,9 @@
       </w:tcPr>
     </w:tblStylePr>
   </w:style>
-  <w:style w:type="table" w:styleId="LightList-Accent6">
+  <w:style w:type="table" w:styleId="Listeclaire-Accent6">
     <w:name w:val="Light List Accent 6"/>
-    <w:basedOn w:val="TableNormal"/>
+    <w:basedOn w:val="TableauNormal"/>
     <w:uiPriority w:val="61"/>
     <w:rsid w:val="00CB0664"/>
     <w:pPr>
@@ -5188,9 +4599,9 @@
       </w:tcPr>
     </w:tblStylePr>
   </w:style>
-  <w:style w:type="table" w:styleId="LightGrid">
+  <w:style w:type="table" w:styleId="Grilleclaire">
     <w:name w:val="Light Grid"/>
-    <w:basedOn w:val="TableNormal"/>
+    <w:basedOn w:val="TableauNormal"/>
     <w:uiPriority w:val="62"/>
     <w:rsid w:val="00CB0664"/>
     <w:pPr>
@@ -5311,9 +4722,9 @@
       </w:tcPr>
     </w:tblStylePr>
   </w:style>
-  <w:style w:type="table" w:styleId="LightGrid-Accent1">
+  <w:style w:type="table" w:styleId="Grilleclaire-Accent1">
     <w:name w:val="Light Grid Accent 1"/>
-    <w:basedOn w:val="TableNormal"/>
+    <w:basedOn w:val="TableauNormal"/>
     <w:uiPriority w:val="62"/>
     <w:rsid w:val="00CB0664"/>
     <w:pPr>
@@ -5434,9 +4845,9 @@
       </w:tcPr>
     </w:tblStylePr>
   </w:style>
-  <w:style w:type="table" w:styleId="LightGrid-Accent2">
+  <w:style w:type="table" w:styleId="Grilleclaire-Accent2">
     <w:name w:val="Light Grid Accent 2"/>
-    <w:basedOn w:val="TableNormal"/>
+    <w:basedOn w:val="TableauNormal"/>
     <w:uiPriority w:val="62"/>
     <w:rsid w:val="00CB0664"/>
     <w:pPr>
@@ -5557,9 +4968,9 @@
       </w:tcPr>
     </w:tblStylePr>
   </w:style>
-  <w:style w:type="table" w:styleId="LightGrid-Accent3">
+  <w:style w:type="table" w:styleId="Grilleclaire-Accent3">
     <w:name w:val="Light Grid Accent 3"/>
-    <w:basedOn w:val="TableNormal"/>
+    <w:basedOn w:val="TableauNormal"/>
     <w:uiPriority w:val="62"/>
     <w:rsid w:val="00CB0664"/>
     <w:pPr>
@@ -5680,9 +5091,9 @@
       </w:tcPr>
     </w:tblStylePr>
   </w:style>
-  <w:style w:type="table" w:styleId="LightGrid-Accent4">
+  <w:style w:type="table" w:styleId="Grilleclaire-Accent4">
     <w:name w:val="Light Grid Accent 4"/>
-    <w:basedOn w:val="TableNormal"/>
+    <w:basedOn w:val="TableauNormal"/>
     <w:uiPriority w:val="62"/>
     <w:rsid w:val="00CB0664"/>
     <w:pPr>
@@ -5803,9 +5214,9 @@
       </w:tcPr>
     </w:tblStylePr>
   </w:style>
-  <w:style w:type="table" w:styleId="LightGrid-Accent5">
+  <w:style w:type="table" w:styleId="Grilleclaire-Accent5">
     <w:name w:val="Light Grid Accent 5"/>
-    <w:basedOn w:val="TableNormal"/>
+    <w:basedOn w:val="TableauNormal"/>
     <w:uiPriority w:val="62"/>
     <w:rsid w:val="00CB0664"/>
     <w:pPr>
@@ -5926,9 +5337,9 @@
       </w:tcPr>
     </w:tblStylePr>
   </w:style>
-  <w:style w:type="table" w:styleId="LightGrid-Accent6">
+  <w:style w:type="table" w:styleId="Grilleclaire-Accent6">
     <w:name w:val="Light Grid Accent 6"/>
-    <w:basedOn w:val="TableNormal"/>
+    <w:basedOn w:val="TableauNormal"/>
     <w:uiPriority w:val="62"/>
     <w:rsid w:val="00CB0664"/>
     <w:pPr>
@@ -6049,9 +5460,9 @@
       </w:tcPr>
     </w:tblStylePr>
   </w:style>
-  <w:style w:type="table" w:styleId="MediumShading1">
+  <w:style w:type="table" w:styleId="Tramemoyenne1">
     <w:name w:val="Medium Shading 1"/>
-    <w:basedOn w:val="TableNormal"/>
+    <w:basedOn w:val="TableauNormal"/>
     <w:uiPriority w:val="63"/>
     <w:rsid w:val="00CB0664"/>
     <w:pPr>
@@ -6148,9 +5559,9 @@
       </w:tcPr>
     </w:tblStylePr>
   </w:style>
-  <w:style w:type="table" w:styleId="MediumShading1-Accent1">
+  <w:style w:type="table" w:styleId="Tramemoyenne1-Accent1">
     <w:name w:val="Medium Shading 1 Accent 1"/>
-    <w:basedOn w:val="TableNormal"/>
+    <w:basedOn w:val="TableauNormal"/>
     <w:uiPriority w:val="63"/>
     <w:rsid w:val="00CB0664"/>
     <w:pPr>
@@ -6247,9 +5658,9 @@
       </w:tcPr>
     </w:tblStylePr>
   </w:style>
-  <w:style w:type="table" w:styleId="MediumShading1-Accent2">
+  <w:style w:type="table" w:styleId="Tramemoyenne1-Accent2">
     <w:name w:val="Medium Shading 1 Accent 2"/>
-    <w:basedOn w:val="TableNormal"/>
+    <w:basedOn w:val="TableauNormal"/>
     <w:uiPriority w:val="63"/>
     <w:rsid w:val="00CB0664"/>
     <w:pPr>
@@ -6346,9 +5757,9 @@
       </w:tcPr>
     </w:tblStylePr>
   </w:style>
-  <w:style w:type="table" w:styleId="MediumShading1-Accent3">
+  <w:style w:type="table" w:styleId="Tramemoyenne1-Accent3">
     <w:name w:val="Medium Shading 1 Accent 3"/>
-    <w:basedOn w:val="TableNormal"/>
+    <w:basedOn w:val="TableauNormal"/>
     <w:uiPriority w:val="63"/>
     <w:rsid w:val="00CB0664"/>
     <w:pPr>
@@ -6445,9 +5856,9 @@
       </w:tcPr>
     </w:tblStylePr>
   </w:style>
-  <w:style w:type="table" w:styleId="MediumShading1-Accent4">
+  <w:style w:type="table" w:styleId="Tramemoyenne1-Accent4">
     <w:name w:val="Medium Shading 1 Accent 4"/>
-    <w:basedOn w:val="TableNormal"/>
+    <w:basedOn w:val="TableauNormal"/>
     <w:uiPriority w:val="63"/>
     <w:rsid w:val="00CB0664"/>
     <w:pPr>
@@ -6544,9 +5955,9 @@
       </w:tcPr>
     </w:tblStylePr>
   </w:style>
-  <w:style w:type="table" w:styleId="MediumShading1-Accent5">
+  <w:style w:type="table" w:styleId="Tramemoyenne1-Accent5">
     <w:name w:val="Medium Shading 1 Accent 5"/>
-    <w:basedOn w:val="TableNormal"/>
+    <w:basedOn w:val="TableauNormal"/>
     <w:uiPriority w:val="63"/>
     <w:rsid w:val="00CB0664"/>
     <w:pPr>
@@ -6643,9 +6054,9 @@
       </w:tcPr>
     </w:tblStylePr>
   </w:style>
-  <w:style w:type="table" w:styleId="MediumShading1-Accent6">
+  <w:style w:type="table" w:styleId="Tramemoyenne1-Accent6">
     <w:name w:val="Medium Shading 1 Accent 6"/>
-    <w:basedOn w:val="TableNormal"/>
+    <w:basedOn w:val="TableauNormal"/>
     <w:uiPriority w:val="63"/>
     <w:rsid w:val="00CB0664"/>
     <w:pPr>
@@ -6742,9 +6153,9 @@
       </w:tcPr>
     </w:tblStylePr>
   </w:style>
-  <w:style w:type="table" w:styleId="MediumShading2">
+  <w:style w:type="table" w:styleId="Tramemoyenne2">
     <w:name w:val="Medium Shading 2"/>
-    <w:basedOn w:val="TableNormal"/>
+    <w:basedOn w:val="TableauNormal"/>
     <w:uiPriority w:val="64"/>
     <w:rsid w:val="00CB0664"/>
     <w:pPr>
@@ -6884,9 +6295,9 @@
       </w:tcPr>
     </w:tblStylePr>
   </w:style>
-  <w:style w:type="table" w:styleId="MediumShading2-Accent1">
+  <w:style w:type="table" w:styleId="Tramemoyenne2-Accent1">
     <w:name w:val="Medium Shading 2 Accent 1"/>
-    <w:basedOn w:val="TableNormal"/>
+    <w:basedOn w:val="TableauNormal"/>
     <w:uiPriority w:val="64"/>
     <w:rsid w:val="00CB0664"/>
     <w:pPr>
@@ -7026,9 +6437,9 @@
       </w:tcPr>
     </w:tblStylePr>
   </w:style>
-  <w:style w:type="table" w:styleId="MediumShading2-Accent2">
+  <w:style w:type="table" w:styleId="Tramemoyenne2-Accent2">
     <w:name w:val="Medium Shading 2 Accent 2"/>
-    <w:basedOn w:val="TableNormal"/>
+    <w:basedOn w:val="TableauNormal"/>
     <w:uiPriority w:val="64"/>
     <w:rsid w:val="00CB0664"/>
     <w:pPr>
@@ -7168,9 +6579,9 @@
       </w:tcPr>
     </w:tblStylePr>
   </w:style>
-  <w:style w:type="table" w:styleId="MediumShading2-Accent3">
+  <w:style w:type="table" w:styleId="Tramemoyenne2-Accent3">
     <w:name w:val="Medium Shading 2 Accent 3"/>
-    <w:basedOn w:val="TableNormal"/>
+    <w:basedOn w:val="TableauNormal"/>
     <w:uiPriority w:val="64"/>
     <w:rsid w:val="00CB0664"/>
     <w:pPr>
@@ -7310,9 +6721,9 @@
       </w:tcPr>
     </w:tblStylePr>
   </w:style>
-  <w:style w:type="table" w:styleId="MediumShading2-Accent4">
+  <w:style w:type="table" w:styleId="Tramemoyenne2-Accent4">
     <w:name w:val="Medium Shading 2 Accent 4"/>
-    <w:basedOn w:val="TableNormal"/>
+    <w:basedOn w:val="TableauNormal"/>
     <w:uiPriority w:val="64"/>
     <w:rsid w:val="00CB0664"/>
     <w:pPr>
@@ -7452,9 +6863,9 @@
       </w:tcPr>
     </w:tblStylePr>
   </w:style>
-  <w:style w:type="table" w:styleId="MediumShading2-Accent5">
+  <w:style w:type="table" w:styleId="Tramemoyenne2-Accent5">
     <w:name w:val="Medium Shading 2 Accent 5"/>
-    <w:basedOn w:val="TableNormal"/>
+    <w:basedOn w:val="TableauNormal"/>
     <w:uiPriority w:val="64"/>
     <w:rsid w:val="00CB0664"/>
     <w:pPr>
@@ -7594,9 +7005,9 @@
       </w:tcPr>
     </w:tblStylePr>
   </w:style>
-  <w:style w:type="table" w:styleId="MediumShading2-Accent6">
+  <w:style w:type="table" w:styleId="Tramemoyenne2-Accent6">
     <w:name w:val="Medium Shading 2 Accent 6"/>
-    <w:basedOn w:val="TableNormal"/>
+    <w:basedOn w:val="TableauNormal"/>
     <w:uiPriority w:val="64"/>
     <w:rsid w:val="00CB0664"/>
     <w:pPr>
@@ -7736,9 +7147,9 @@
       </w:tcPr>
     </w:tblStylePr>
   </w:style>
-  <w:style w:type="table" w:styleId="MediumList1">
+  <w:style w:type="table" w:styleId="Listemoyenne1">
     <w:name w:val="Medium List 1"/>
-    <w:basedOn w:val="TableNormal"/>
+    <w:basedOn w:val="TableauNormal"/>
     <w:uiPriority w:val="65"/>
     <w:rsid w:val="00CB0664"/>
     <w:pPr>
@@ -7813,9 +7224,9 @@
       </w:tcPr>
     </w:tblStylePr>
   </w:style>
-  <w:style w:type="table" w:styleId="MediumList1-Accent1">
+  <w:style w:type="table" w:styleId="Listemoyenne1-Accent1">
     <w:name w:val="Medium List 1 Accent 1"/>
-    <w:basedOn w:val="TableNormal"/>
+    <w:basedOn w:val="TableauNormal"/>
     <w:uiPriority w:val="65"/>
     <w:rsid w:val="00CB0664"/>
     <w:pPr>
@@ -7890,9 +7301,9 @@
       </w:tcPr>
     </w:tblStylePr>
   </w:style>
-  <w:style w:type="table" w:styleId="MediumList1-Accent2">
+  <w:style w:type="table" w:styleId="Listemoyenne1-Accent2">
     <w:name w:val="Medium List 1 Accent 2"/>
-    <w:basedOn w:val="TableNormal"/>
+    <w:basedOn w:val="TableauNormal"/>
     <w:uiPriority w:val="65"/>
     <w:rsid w:val="00CB0664"/>
     <w:pPr>
@@ -7967,9 +7378,9 @@
       </w:tcPr>
     </w:tblStylePr>
   </w:style>
-  <w:style w:type="table" w:styleId="MediumList1-Accent3">
+  <w:style w:type="table" w:styleId="Listemoyenne1-Accent3">
     <w:name w:val="Medium List 1 Accent 3"/>
-    <w:basedOn w:val="TableNormal"/>
+    <w:basedOn w:val="TableauNormal"/>
     <w:uiPriority w:val="65"/>
     <w:rsid w:val="00CB0664"/>
     <w:pPr>
@@ -8044,9 +7455,9 @@
       </w:tcPr>
     </w:tblStylePr>
   </w:style>
-  <w:style w:type="table" w:styleId="MediumList1-Accent4">
+  <w:style w:type="table" w:styleId="Listemoyenne1-Accent4">
     <w:name w:val="Medium List 1 Accent 4"/>
-    <w:basedOn w:val="TableNormal"/>
+    <w:basedOn w:val="TableauNormal"/>
     <w:uiPriority w:val="65"/>
     <w:rsid w:val="00CB0664"/>
     <w:pPr>
@@ -8121,9 +7532,9 @@
       </w:tcPr>
     </w:tblStylePr>
   </w:style>
-  <w:style w:type="table" w:styleId="MediumList1-Accent5">
+  <w:style w:type="table" w:styleId="Listemoyenne1-Accent5">
     <w:name w:val="Medium List 1 Accent 5"/>
-    <w:basedOn w:val="TableNormal"/>
+    <w:basedOn w:val="TableauNormal"/>
     <w:uiPriority w:val="65"/>
     <w:rsid w:val="00CB0664"/>
     <w:pPr>
@@ -8198,9 +7609,9 @@
       </w:tcPr>
     </w:tblStylePr>
   </w:style>
-  <w:style w:type="table" w:styleId="MediumList1-Accent6">
+  <w:style w:type="table" w:styleId="Listemoyenne1-Accent6">
     <w:name w:val="Medium List 1 Accent 6"/>
-    <w:basedOn w:val="TableNormal"/>
+    <w:basedOn w:val="TableauNormal"/>
     <w:uiPriority w:val="65"/>
     <w:rsid w:val="00CB0664"/>
     <w:pPr>
@@ -8275,9 +7686,9 @@
       </w:tcPr>
     </w:tblStylePr>
   </w:style>
-  <w:style w:type="table" w:styleId="MediumList2">
+  <w:style w:type="table" w:styleId="Listemoyenne2">
     <w:name w:val="Medium List 2"/>
-    <w:basedOn w:val="TableNormal"/>
+    <w:basedOn w:val="TableauNormal"/>
     <w:uiPriority w:val="66"/>
     <w:rsid w:val="00CB0664"/>
     <w:pPr>
@@ -8396,9 +7807,9 @@
       </w:tcPr>
     </w:tblStylePr>
   </w:style>
-  <w:style w:type="table" w:styleId="MediumList2-Accent1">
+  <w:style w:type="table" w:styleId="Listemoyenne2-Accent1">
     <w:name w:val="Medium List 2 Accent 1"/>
-    <w:basedOn w:val="TableNormal"/>
+    <w:basedOn w:val="TableauNormal"/>
     <w:uiPriority w:val="66"/>
     <w:rsid w:val="00CB0664"/>
     <w:pPr>
@@ -8517,9 +7928,9 @@
       </w:tcPr>
     </w:tblStylePr>
   </w:style>
-  <w:style w:type="table" w:styleId="MediumList2-Accent2">
+  <w:style w:type="table" w:styleId="Listemoyenne2-Accent2">
     <w:name w:val="Medium List 2 Accent 2"/>
-    <w:basedOn w:val="TableNormal"/>
+    <w:basedOn w:val="TableauNormal"/>
     <w:uiPriority w:val="66"/>
     <w:rsid w:val="00CB0664"/>
     <w:pPr>
@@ -8638,9 +8049,9 @@
       </w:tcPr>
     </w:tblStylePr>
   </w:style>
-  <w:style w:type="table" w:styleId="MediumList2-Accent3">
+  <w:style w:type="table" w:styleId="Listemoyenne2-Accent3">
     <w:name w:val="Medium List 2 Accent 3"/>
-    <w:basedOn w:val="TableNormal"/>
+    <w:basedOn w:val="TableauNormal"/>
     <w:uiPriority w:val="66"/>
     <w:rsid w:val="00CB0664"/>
     <w:pPr>
@@ -8759,9 +8170,9 @@
       </w:tcPr>
     </w:tblStylePr>
   </w:style>
-  <w:style w:type="table" w:styleId="MediumList2-Accent4">
+  <w:style w:type="table" w:styleId="Listemoyenne2-Accent4">
     <w:name w:val="Medium List 2 Accent 4"/>
-    <w:basedOn w:val="TableNormal"/>
+    <w:basedOn w:val="TableauNormal"/>
     <w:uiPriority w:val="66"/>
     <w:rsid w:val="00CB0664"/>
     <w:pPr>
@@ -8880,9 +8291,9 @@
       </w:tcPr>
     </w:tblStylePr>
   </w:style>
-  <w:style w:type="table" w:styleId="MediumList2-Accent5">
+  <w:style w:type="table" w:styleId="Listemoyenne2-Accent5">
     <w:name w:val="Medium List 2 Accent 5"/>
-    <w:basedOn w:val="TableNormal"/>
+    <w:basedOn w:val="TableauNormal"/>
     <w:uiPriority w:val="66"/>
     <w:rsid w:val="00CB0664"/>
     <w:pPr>
@@ -9001,9 +8412,9 @@
       </w:tcPr>
     </w:tblStylePr>
   </w:style>
-  <w:style w:type="table" w:styleId="MediumList2-Accent6">
+  <w:style w:type="table" w:styleId="Listemoyenne2-Accent6">
     <w:name w:val="Medium List 2 Accent 6"/>
-    <w:basedOn w:val="TableNormal"/>
+    <w:basedOn w:val="TableauNormal"/>
     <w:uiPriority w:val="66"/>
     <w:rsid w:val="00CB0664"/>
     <w:pPr>
@@ -9122,9 +8533,9 @@
       </w:tcPr>
     </w:tblStylePr>
   </w:style>
-  <w:style w:type="table" w:styleId="MediumGrid1">
+  <w:style w:type="table" w:styleId="Grillemoyenne1">
     <w:name w:val="Medium Grid 1"/>
-    <w:basedOn w:val="TableNormal"/>
+    <w:basedOn w:val="TableauNormal"/>
     <w:uiPriority w:val="67"/>
     <w:rsid w:val="00CB0664"/>
     <w:pPr>
@@ -9188,9 +8599,9 @@
       </w:tcPr>
     </w:tblStylePr>
   </w:style>
-  <w:style w:type="table" w:styleId="MediumGrid1-Accent1">
+  <w:style w:type="table" w:styleId="Grillemoyenne1-Accent1">
     <w:name w:val="Medium Grid 1 Accent 1"/>
-    <w:basedOn w:val="TableNormal"/>
+    <w:basedOn w:val="TableauNormal"/>
     <w:uiPriority w:val="67"/>
     <w:rsid w:val="00CB0664"/>
     <w:pPr>
@@ -9254,9 +8665,9 @@
       </w:tcPr>
     </w:tblStylePr>
   </w:style>
-  <w:style w:type="table" w:styleId="MediumGrid1-Accent2">
+  <w:style w:type="table" w:styleId="Grillemoyenne1-Accent2">
     <w:name w:val="Medium Grid 1 Accent 2"/>
-    <w:basedOn w:val="TableNormal"/>
+    <w:basedOn w:val="TableauNormal"/>
     <w:uiPriority w:val="67"/>
     <w:rsid w:val="00CB0664"/>
     <w:pPr>
@@ -9320,9 +8731,9 @@
       </w:tcPr>
     </w:tblStylePr>
   </w:style>
-  <w:style w:type="table" w:styleId="MediumGrid1-Accent3">
+  <w:style w:type="table" w:styleId="Grillemoyenne1-Accent3">
     <w:name w:val="Medium Grid 1 Accent 3"/>
-    <w:basedOn w:val="TableNormal"/>
+    <w:basedOn w:val="TableauNormal"/>
     <w:uiPriority w:val="67"/>
     <w:rsid w:val="00CB0664"/>
     <w:pPr>
@@ -9386,9 +8797,9 @@
       </w:tcPr>
     </w:tblStylePr>
   </w:style>
-  <w:style w:type="table" w:styleId="MediumGrid1-Accent4">
+  <w:style w:type="table" w:styleId="Grillemoyenne1-Accent4">
     <w:name w:val="Medium Grid 1 Accent 4"/>
-    <w:basedOn w:val="TableNormal"/>
+    <w:basedOn w:val="TableauNormal"/>
     <w:uiPriority w:val="67"/>
     <w:rsid w:val="00CB0664"/>
     <w:pPr>
@@ -9452,9 +8863,9 @@
       </w:tcPr>
     </w:tblStylePr>
   </w:style>
-  <w:style w:type="table" w:styleId="MediumGrid1-Accent5">
+  <w:style w:type="table" w:styleId="Grillemoyenne1-Accent5">
     <w:name w:val="Medium Grid 1 Accent 5"/>
-    <w:basedOn w:val="TableNormal"/>
+    <w:basedOn w:val="TableauNormal"/>
     <w:uiPriority w:val="67"/>
     <w:rsid w:val="00CB0664"/>
     <w:pPr>
@@ -9518,9 +8929,9 @@
       </w:tcPr>
     </w:tblStylePr>
   </w:style>
-  <w:style w:type="table" w:styleId="MediumGrid1-Accent6">
+  <w:style w:type="table" w:styleId="Grillemoyenne1-Accent6">
     <w:name w:val="Medium Grid 1 Accent 6"/>
-    <w:basedOn w:val="TableNormal"/>
+    <w:basedOn w:val="TableauNormal"/>
     <w:uiPriority w:val="67"/>
     <w:rsid w:val="00CB0664"/>
     <w:pPr>
@@ -9584,9 +8995,9 @@
       </w:tcPr>
     </w:tblStylePr>
   </w:style>
-  <w:style w:type="table" w:styleId="MediumGrid2">
+  <w:style w:type="table" w:styleId="Grillemoyenne2">
     <w:name w:val="Medium Grid 2"/>
-    <w:basedOn w:val="TableNormal"/>
+    <w:basedOn w:val="TableauNormal"/>
     <w:uiPriority w:val="68"/>
     <w:rsid w:val="00CB0664"/>
     <w:pPr>
@@ -9702,9 +9113,9 @@
       </w:tcPr>
     </w:tblStylePr>
   </w:style>
-  <w:style w:type="table" w:styleId="MediumGrid2-Accent1">
+  <w:style w:type="table" w:styleId="Grillemoyenne2-Accent1">
     <w:name w:val="Medium Grid 2 Accent 1"/>
-    <w:basedOn w:val="TableNormal"/>
+    <w:basedOn w:val="TableauNormal"/>
     <w:uiPriority w:val="68"/>
     <w:rsid w:val="00CB0664"/>
     <w:pPr>
@@ -9820,9 +9231,9 @@
       </w:tcPr>
     </w:tblStylePr>
   </w:style>
-  <w:style w:type="table" w:styleId="MediumGrid2-Accent2">
+  <w:style w:type="table" w:styleId="Grillemoyenne2-Accent2">
     <w:name w:val="Medium Grid 2 Accent 2"/>
-    <w:basedOn w:val="TableNormal"/>
+    <w:basedOn w:val="TableauNormal"/>
     <w:uiPriority w:val="68"/>
     <w:rsid w:val="00CB0664"/>
     <w:pPr>
@@ -9938,9 +9349,9 @@
       </w:tcPr>
     </w:tblStylePr>
   </w:style>
-  <w:style w:type="table" w:styleId="MediumGrid2-Accent3">
+  <w:style w:type="table" w:styleId="Grillemoyenne2-Accent3">
     <w:name w:val="Medium Grid 2 Accent 3"/>
-    <w:basedOn w:val="TableNormal"/>
+    <w:basedOn w:val="TableauNormal"/>
     <w:uiPriority w:val="68"/>
     <w:rsid w:val="00CB0664"/>
     <w:pPr>
@@ -10056,9 +9467,9 @@
       </w:tcPr>
     </w:tblStylePr>
   </w:style>
-  <w:style w:type="table" w:styleId="MediumGrid2-Accent4">
+  <w:style w:type="table" w:styleId="Grillemoyenne2-Accent4">
     <w:name w:val="Medium Grid 2 Accent 4"/>
-    <w:basedOn w:val="TableNormal"/>
+    <w:basedOn w:val="TableauNormal"/>
     <w:uiPriority w:val="68"/>
     <w:rsid w:val="00CB0664"/>
     <w:pPr>
@@ -10174,9 +9585,9 @@
       </w:tcPr>
     </w:tblStylePr>
   </w:style>
-  <w:style w:type="table" w:styleId="MediumGrid2-Accent5">
+  <w:style w:type="table" w:styleId="Grillemoyenne2-Accent5">
     <w:name w:val="Medium Grid 2 Accent 5"/>
-    <w:basedOn w:val="TableNormal"/>
+    <w:basedOn w:val="TableauNormal"/>
     <w:uiPriority w:val="68"/>
     <w:rsid w:val="00CB0664"/>
     <w:pPr>
@@ -10292,9 +9703,9 @@
       </w:tcPr>
     </w:tblStylePr>
   </w:style>
-  <w:style w:type="table" w:styleId="MediumGrid2-Accent6">
+  <w:style w:type="table" w:styleId="Grillemoyenne2-Accent6">
     <w:name w:val="Medium Grid 2 Accent 6"/>
-    <w:basedOn w:val="TableNormal"/>
+    <w:basedOn w:val="TableauNormal"/>
     <w:uiPriority w:val="68"/>
     <w:rsid w:val="00CB0664"/>
     <w:pPr>
@@ -10410,9 +9821,9 @@
       </w:tcPr>
     </w:tblStylePr>
   </w:style>
-  <w:style w:type="table" w:styleId="MediumGrid3">
+  <w:style w:type="table" w:styleId="Grillemoyenne3">
     <w:name w:val="Medium Grid 3"/>
-    <w:basedOn w:val="TableNormal"/>
+    <w:basedOn w:val="TableauNormal"/>
     <w:uiPriority w:val="69"/>
     <w:rsid w:val="00CB0664"/>
     <w:pPr>
@@ -10544,9 +9955,9 @@
       </w:tcPr>
     </w:tblStylePr>
   </w:style>
-  <w:style w:type="table" w:styleId="MediumGrid3-Accent1">
+  <w:style w:type="table" w:styleId="Grillemoyenne3-Accent1">
     <w:name w:val="Medium Grid 3 Accent 1"/>
-    <w:basedOn w:val="TableNormal"/>
+    <w:basedOn w:val="TableauNormal"/>
     <w:uiPriority w:val="69"/>
     <w:rsid w:val="00CB0664"/>
     <w:pPr>
@@ -10678,9 +10089,9 @@
       </w:tcPr>
     </w:tblStylePr>
   </w:style>
-  <w:style w:type="table" w:styleId="MediumGrid3-Accent2">
+  <w:style w:type="table" w:styleId="Grillemoyenne3-Accent2">
     <w:name w:val="Medium Grid 3 Accent 2"/>
-    <w:basedOn w:val="TableNormal"/>
+    <w:basedOn w:val="TableauNormal"/>
     <w:uiPriority w:val="69"/>
     <w:rsid w:val="00CB0664"/>
     <w:pPr>
@@ -10812,9 +10223,9 @@
       </w:tcPr>
     </w:tblStylePr>
   </w:style>
-  <w:style w:type="table" w:styleId="MediumGrid3-Accent3">
+  <w:style w:type="table" w:styleId="Grillemoyenne3-Accent3">
     <w:name w:val="Medium Grid 3 Accent 3"/>
-    <w:basedOn w:val="TableNormal"/>
+    <w:basedOn w:val="TableauNormal"/>
     <w:uiPriority w:val="69"/>
     <w:rsid w:val="00CB0664"/>
     <w:pPr>
@@ -10946,9 +10357,9 @@
       </w:tcPr>
     </w:tblStylePr>
   </w:style>
-  <w:style w:type="table" w:styleId="MediumGrid3-Accent4">
+  <w:style w:type="table" w:styleId="Grillemoyenne3-Accent4">
     <w:name w:val="Medium Grid 3 Accent 4"/>
-    <w:basedOn w:val="TableNormal"/>
+    <w:basedOn w:val="TableauNormal"/>
     <w:uiPriority w:val="69"/>
     <w:rsid w:val="00CB0664"/>
     <w:pPr>
@@ -11080,9 +10491,9 @@
       </w:tcPr>
     </w:tblStylePr>
   </w:style>
-  <w:style w:type="table" w:styleId="MediumGrid3-Accent5">
+  <w:style w:type="table" w:styleId="Grillemoyenne3-Accent5">
     <w:name w:val="Medium Grid 3 Accent 5"/>
-    <w:basedOn w:val="TableNormal"/>
+    <w:basedOn w:val="TableauNormal"/>
     <w:uiPriority w:val="69"/>
     <w:rsid w:val="00CB0664"/>
     <w:pPr>
@@ -11214,9 +10625,9 @@
       </w:tcPr>
     </w:tblStylePr>
   </w:style>
-  <w:style w:type="table" w:styleId="MediumGrid3-Accent6">
+  <w:style w:type="table" w:styleId="Grillemoyenne3-Accent6">
     <w:name w:val="Medium Grid 3 Accent 6"/>
-    <w:basedOn w:val="TableNormal"/>
+    <w:basedOn w:val="TableauNormal"/>
     <w:uiPriority w:val="69"/>
     <w:rsid w:val="00CB0664"/>
     <w:pPr>
@@ -11348,9 +10759,9 @@
       </w:tcPr>
     </w:tblStylePr>
   </w:style>
-  <w:style w:type="table" w:styleId="DarkList">
+  <w:style w:type="table" w:styleId="Listefonce">
     <w:name w:val="Dark List"/>
-    <w:basedOn w:val="TableNormal"/>
+    <w:basedOn w:val="TableauNormal"/>
     <w:uiPriority w:val="70"/>
     <w:rsid w:val="00CB0664"/>
     <w:pPr>
@@ -11455,9 +10866,9 @@
       </w:tcPr>
     </w:tblStylePr>
   </w:style>
-  <w:style w:type="table" w:styleId="DarkList-Accent1">
+  <w:style w:type="table" w:styleId="Listefonce-Accent1">
     <w:name w:val="Dark List Accent 1"/>
-    <w:basedOn w:val="TableNormal"/>
+    <w:basedOn w:val="TableauNormal"/>
     <w:uiPriority w:val="70"/>
     <w:rsid w:val="00CB0664"/>
     <w:pPr>
@@ -11562,9 +10973,9 @@
       </w:tcPr>
     </w:tblStylePr>
   </w:style>
-  <w:style w:type="table" w:styleId="DarkList-Accent2">
+  <w:style w:type="table" w:styleId="Listefonce-Accent2">
     <w:name w:val="Dark List Accent 2"/>
-    <w:basedOn w:val="TableNormal"/>
+    <w:basedOn w:val="TableauNormal"/>
     <w:uiPriority w:val="70"/>
     <w:rsid w:val="00CB0664"/>
     <w:pPr>
@@ -11669,9 +11080,9 @@
       </w:tcPr>
     </w:tblStylePr>
   </w:style>
-  <w:style w:type="table" w:styleId="DarkList-Accent3">
+  <w:style w:type="table" w:styleId="Listefonce-Accent3">
     <w:name w:val="Dark List Accent 3"/>
-    <w:basedOn w:val="TableNormal"/>
+    <w:basedOn w:val="TableauNormal"/>
     <w:uiPriority w:val="70"/>
     <w:rsid w:val="00CB0664"/>
     <w:pPr>
@@ -11776,9 +11187,9 @@
       </w:tcPr>
     </w:tblStylePr>
   </w:style>
-  <w:style w:type="table" w:styleId="DarkList-Accent4">
+  <w:style w:type="table" w:styleId="Listefonce-Accent4">
     <w:name w:val="Dark List Accent 4"/>
-    <w:basedOn w:val="TableNormal"/>
+    <w:basedOn w:val="TableauNormal"/>
     <w:uiPriority w:val="70"/>
     <w:rsid w:val="00CB0664"/>
     <w:pPr>
@@ -11883,9 +11294,9 @@
       </w:tcPr>
     </w:tblStylePr>
   </w:style>
-  <w:style w:type="table" w:styleId="DarkList-Accent5">
+  <w:style w:type="table" w:styleId="Listefonce-Accent5">
     <w:name w:val="Dark List Accent 5"/>
-    <w:basedOn w:val="TableNormal"/>
+    <w:basedOn w:val="TableauNormal"/>
     <w:uiPriority w:val="70"/>
     <w:rsid w:val="00CB0664"/>
     <w:pPr>
@@ -11990,9 +11401,9 @@
       </w:tcPr>
     </w:tblStylePr>
   </w:style>
-  <w:style w:type="table" w:styleId="DarkList-Accent6">
+  <w:style w:type="table" w:styleId="Listefonce-Accent6">
     <w:name w:val="Dark List Accent 6"/>
-    <w:basedOn w:val="TableNormal"/>
+    <w:basedOn w:val="TableauNormal"/>
     <w:uiPriority w:val="70"/>
     <w:rsid w:val="00CB0664"/>
     <w:pPr>
@@ -12097,9 +11508,9 @@
       </w:tcPr>
     </w:tblStylePr>
   </w:style>
-  <w:style w:type="table" w:styleId="ColorfulShading">
+  <w:style w:type="table" w:styleId="Tramecouleur">
     <w:name w:val="Colorful Shading"/>
-    <w:basedOn w:val="TableNormal"/>
+    <w:basedOn w:val="TableauNormal"/>
     <w:uiPriority w:val="71"/>
     <w:rsid w:val="00CB0664"/>
     <w:pPr>
@@ -12212,9 +11623,9 @@
       </w:rPr>
     </w:tblStylePr>
   </w:style>
-  <w:style w:type="table" w:styleId="ColorfulShading-Accent1">
+  <w:style w:type="table" w:styleId="Tramecouleur-Accent1">
     <w:name w:val="Colorful Shading Accent 1"/>
-    <w:basedOn w:val="TableNormal"/>
+    <w:basedOn w:val="TableauNormal"/>
     <w:uiPriority w:val="71"/>
     <w:rsid w:val="00CB0664"/>
     <w:pPr>
@@ -12327,9 +11738,9 @@
       </w:rPr>
     </w:tblStylePr>
   </w:style>
-  <w:style w:type="table" w:styleId="ColorfulShading-Accent2">
+  <w:style w:type="table" w:styleId="Tramecouleur-Accent2">
     <w:name w:val="Colorful Shading Accent 2"/>
-    <w:basedOn w:val="TableNormal"/>
+    <w:basedOn w:val="TableauNormal"/>
     <w:uiPriority w:val="71"/>
     <w:rsid w:val="00CB0664"/>
     <w:pPr>
@@ -12442,9 +11853,9 @@
       </w:rPr>
     </w:tblStylePr>
   </w:style>
-  <w:style w:type="table" w:styleId="ColorfulShading-Accent3">
+  <w:style w:type="table" w:styleId="Tramecouleur-Accent3">
     <w:name w:val="Colorful Shading Accent 3"/>
-    <w:basedOn w:val="TableNormal"/>
+    <w:basedOn w:val="TableauNormal"/>
     <w:uiPriority w:val="71"/>
     <w:rsid w:val="00CB0664"/>
     <w:pPr>
@@ -12547,9 +11958,9 @@
       </w:tcPr>
     </w:tblStylePr>
   </w:style>
-  <w:style w:type="table" w:styleId="ColorfulShading-Accent4">
+  <w:style w:type="table" w:styleId="Tramecouleur-Accent4">
     <w:name w:val="Colorful Shading Accent 4"/>
-    <w:basedOn w:val="TableNormal"/>
+    <w:basedOn w:val="TableauNormal"/>
     <w:uiPriority w:val="71"/>
     <w:rsid w:val="00CB0664"/>
     <w:pPr>
@@ -12662,9 +12073,9 @@
       </w:rPr>
     </w:tblStylePr>
   </w:style>
-  <w:style w:type="table" w:styleId="ColorfulShading-Accent5">
+  <w:style w:type="table" w:styleId="Tramecouleur-Accent5">
     <w:name w:val="Colorful Shading Accent 5"/>
-    <w:basedOn w:val="TableNormal"/>
+    <w:basedOn w:val="TableauNormal"/>
     <w:uiPriority w:val="71"/>
     <w:rsid w:val="00CB0664"/>
     <w:pPr>
@@ -12777,9 +12188,9 @@
       </w:rPr>
     </w:tblStylePr>
   </w:style>
-  <w:style w:type="table" w:styleId="ColorfulShading-Accent6">
+  <w:style w:type="table" w:styleId="Tramecouleur-Accent6">
     <w:name w:val="Colorful Shading Accent 6"/>
-    <w:basedOn w:val="TableNormal"/>
+    <w:basedOn w:val="TableauNormal"/>
     <w:uiPriority w:val="71"/>
     <w:rsid w:val="00CB0664"/>
     <w:pPr>
@@ -12892,9 +12303,9 @@
       </w:rPr>
     </w:tblStylePr>
   </w:style>
-  <w:style w:type="table" w:styleId="ColorfulList">
+  <w:style w:type="table" w:styleId="Listecouleur">
     <w:name w:val="Colorful List"/>
-    <w:basedOn w:val="TableNormal"/>
+    <w:basedOn w:val="TableauNormal"/>
     <w:uiPriority w:val="72"/>
     <w:rsid w:val="00CB0664"/>
     <w:pPr>
@@ -12971,9 +12382,9 @@
       </w:tcPr>
     </w:tblStylePr>
   </w:style>
-  <w:style w:type="table" w:styleId="ColorfulList-Accent1">
+  <w:style w:type="table" w:styleId="Listecouleur-Accent1">
     <w:name w:val="Colorful List Accent 1"/>
-    <w:basedOn w:val="TableNormal"/>
+    <w:basedOn w:val="TableauNormal"/>
     <w:uiPriority w:val="72"/>
     <w:rsid w:val="00CB0664"/>
     <w:pPr>
@@ -13050,9 +12461,9 @@
       </w:tcPr>
     </w:tblStylePr>
   </w:style>
-  <w:style w:type="table" w:styleId="ColorfulList-Accent2">
+  <w:style w:type="table" w:styleId="Listecouleur-Accent2">
     <w:name w:val="Colorful List Accent 2"/>
-    <w:basedOn w:val="TableNormal"/>
+    <w:basedOn w:val="TableauNormal"/>
     <w:uiPriority w:val="72"/>
     <w:rsid w:val="00CB0664"/>
     <w:pPr>
@@ -13129,9 +12540,9 @@
       </w:tcPr>
     </w:tblStylePr>
   </w:style>
-  <w:style w:type="table" w:styleId="ColorfulList-Accent3">
+  <w:style w:type="table" w:styleId="Listecouleur-Accent3">
     <w:name w:val="Colorful List Accent 3"/>
-    <w:basedOn w:val="TableNormal"/>
+    <w:basedOn w:val="TableauNormal"/>
     <w:uiPriority w:val="72"/>
     <w:rsid w:val="00CB0664"/>
     <w:pPr>
@@ -13208,9 +12619,9 @@
       </w:tcPr>
     </w:tblStylePr>
   </w:style>
-  <w:style w:type="table" w:styleId="ColorfulList-Accent4">
+  <w:style w:type="table" w:styleId="Listecouleur-Accent4">
     <w:name w:val="Colorful List Accent 4"/>
-    <w:basedOn w:val="TableNormal"/>
+    <w:basedOn w:val="TableauNormal"/>
     <w:uiPriority w:val="72"/>
     <w:rsid w:val="00CB0664"/>
     <w:pPr>
@@ -13287,9 +12698,9 @@
       </w:tcPr>
     </w:tblStylePr>
   </w:style>
-  <w:style w:type="table" w:styleId="ColorfulList-Accent5">
+  <w:style w:type="table" w:styleId="Listecouleur-Accent5">
     <w:name w:val="Colorful List Accent 5"/>
-    <w:basedOn w:val="TableNormal"/>
+    <w:basedOn w:val="TableauNormal"/>
     <w:uiPriority w:val="72"/>
     <w:rsid w:val="00CB0664"/>
     <w:pPr>
@@ -13366,9 +12777,9 @@
       </w:tcPr>
     </w:tblStylePr>
   </w:style>
-  <w:style w:type="table" w:styleId="ColorfulList-Accent6">
+  <w:style w:type="table" w:styleId="Listecouleur-Accent6">
     <w:name w:val="Colorful List Accent 6"/>
-    <w:basedOn w:val="TableNormal"/>
+    <w:basedOn w:val="TableauNormal"/>
     <w:uiPriority w:val="72"/>
     <w:rsid w:val="00CB0664"/>
     <w:pPr>
@@ -13445,9 +12856,9 @@
       </w:tcPr>
     </w:tblStylePr>
   </w:style>
-  <w:style w:type="table" w:styleId="ColorfulGrid">
+  <w:style w:type="table" w:styleId="Grillecouleur">
     <w:name w:val="Colorful Grid"/>
-    <w:basedOn w:val="TableNormal"/>
+    <w:basedOn w:val="TableauNormal"/>
     <w:uiPriority w:val="73"/>
     <w:rsid w:val="00CB0664"/>
     <w:pPr>
@@ -13518,9 +12929,9 @@
       </w:tcPr>
     </w:tblStylePr>
   </w:style>
-  <w:style w:type="table" w:styleId="ColorfulGrid-Accent1">
+  <w:style w:type="table" w:styleId="Grillecouleur-Accent1">
     <w:name w:val="Colorful Grid Accent 1"/>
-    <w:basedOn w:val="TableNormal"/>
+    <w:basedOn w:val="TableauNormal"/>
     <w:uiPriority w:val="73"/>
     <w:rsid w:val="00CB0664"/>
     <w:pPr>
@@ -13591,9 +13002,9 @@
       </w:tcPr>
     </w:tblStylePr>
   </w:style>
-  <w:style w:type="table" w:styleId="ColorfulGrid-Accent2">
+  <w:style w:type="table" w:styleId="Grillecouleur-Accent2">
     <w:name w:val="Colorful Grid Accent 2"/>
-    <w:basedOn w:val="TableNormal"/>
+    <w:basedOn w:val="TableauNormal"/>
     <w:uiPriority w:val="73"/>
     <w:rsid w:val="00CB0664"/>
     <w:pPr>
@@ -13664,9 +13075,9 @@
       </w:tcPr>
     </w:tblStylePr>
   </w:style>
-  <w:style w:type="table" w:styleId="ColorfulGrid-Accent3">
+  <w:style w:type="table" w:styleId="Grillecouleur-Accent3">
     <w:name w:val="Colorful Grid Accent 3"/>
-    <w:basedOn w:val="TableNormal"/>
+    <w:basedOn w:val="TableauNormal"/>
     <w:uiPriority w:val="73"/>
     <w:rsid w:val="00CB0664"/>
     <w:pPr>
@@ -13737,9 +13148,9 @@
       </w:tcPr>
     </w:tblStylePr>
   </w:style>
-  <w:style w:type="table" w:styleId="ColorfulGrid-Accent4">
+  <w:style w:type="table" w:styleId="Grillecouleur-Accent4">
     <w:name w:val="Colorful Grid Accent 4"/>
-    <w:basedOn w:val="TableNormal"/>
+    <w:basedOn w:val="TableauNormal"/>
     <w:uiPriority w:val="73"/>
     <w:rsid w:val="00CB0664"/>
     <w:pPr>
@@ -13810,9 +13221,9 @@
       </w:tcPr>
     </w:tblStylePr>
   </w:style>
-  <w:style w:type="table" w:styleId="ColorfulGrid-Accent5">
+  <w:style w:type="table" w:styleId="Grillecouleur-Accent5">
     <w:name w:val="Colorful Grid Accent 5"/>
-    <w:basedOn w:val="TableNormal"/>
+    <w:basedOn w:val="TableauNormal"/>
     <w:uiPriority w:val="73"/>
     <w:rsid w:val="00CB0664"/>
     <w:pPr>
@@ -13883,9 +13294,9 @@
       </w:tcPr>
     </w:tblStylePr>
   </w:style>
-  <w:style w:type="table" w:styleId="ColorfulGrid-Accent6">
+  <w:style w:type="table" w:styleId="Grillecouleur-Accent6">
     <w:name w:val="Colorful Grid Accent 6"/>
-    <w:basedOn w:val="TableNormal"/>
+    <w:basedOn w:val="TableauNormal"/>
     <w:uiPriority w:val="73"/>
     <w:rsid w:val="00CB0664"/>
     <w:pPr>
@@ -13956,9 +13367,9 @@
       </w:tcPr>
     </w:tblStylePr>
   </w:style>
-  <w:style w:type="character" w:styleId="Hyperlink">
+  <w:style w:type="character" w:styleId="Lienhypertexte">
     <w:name w:val="Hyperlink"/>
-    <w:basedOn w:val="DefaultParagraphFont"/>
+    <w:basedOn w:val="Policepardfaut"/>
     <w:uiPriority w:val="99"/>
     <w:unhideWhenUsed/>
     <w:rsid w:val="0013487D"/>
@@ -13967,9 +13378,9 @@
       <w:u w:val="single"/>
     </w:rPr>
   </w:style>
-  <w:style w:type="character" w:styleId="UnresolvedMention">
+  <w:style w:type="character" w:styleId="Mentionnonrsolue">
     <w:name w:val="Unresolved Mention"/>
-    <w:basedOn w:val="DefaultParagraphFont"/>
+    <w:basedOn w:val="Policepardfaut"/>
     <w:uiPriority w:val="99"/>
     <w:semiHidden/>
     <w:unhideWhenUsed/>

--- a/doc/CV_Raphael_Scapolan.docx
+++ b/doc/CV_Raphael_Scapolan.docx
@@ -1336,171 +1336,6 @@
           <w:p>
             <w:pPr>
               <w:keepNext/>
-              <w:spacing w:before="240" w:after="0"/>
-              <w:rPr>
-                <w:b/>
-                <w:color w:val="2C4C68"/>
-                <w:sz w:val="21"/>
-                <w:szCs w:val="21"/>
-              </w:rPr>
-            </w:pPr>
-            <w:r>
-              <w:rPr>
-                <w:b/>
-                <w:color w:val="2C4C68"/>
-                <w:sz w:val="21"/>
-                <w:szCs w:val="21"/>
-              </w:rPr>
-              <w:t>Stage de recherche</w:t>
-            </w:r>
-          </w:p>
-          <w:p>
-            <w:pPr>
-              <w:keepNext/>
-              <w:spacing w:after="0"/>
-              <w:rPr>
-                <w:sz w:val="21"/>
-                <w:szCs w:val="21"/>
-              </w:rPr>
-            </w:pPr>
-            <w:r>
-              <w:rPr>
-                <w:b/>
-                <w:sz w:val="21"/>
-                <w:szCs w:val="21"/>
-              </w:rPr>
-              <w:t>03/2010 – 08/2010</w:t>
-            </w:r>
-            <w:r>
-              <w:rPr>
-                <w:b/>
-                <w:sz w:val="21"/>
-                <w:szCs w:val="21"/>
-              </w:rPr>
-              <w:t xml:space="preserve"> </w:t>
-            </w:r>
-            <w:r>
-              <w:rPr>
-                <w:b/>
-                <w:i/>
-                <w:iCs/>
-                <w:sz w:val="21"/>
-                <w:szCs w:val="21"/>
-              </w:rPr>
-              <w:t>(6 mois)</w:t>
-            </w:r>
-          </w:p>
-          <w:p>
-            <w:pPr>
-              <w:keepNext/>
-              <w:spacing w:after="60"/>
-            </w:pPr>
-            <w:r>
-              <w:rPr>
-                <w:b/>
-                <w:sz w:val="19"/>
-              </w:rPr>
-              <w:t>CEA, Leti – Grenoble</w:t>
-            </w:r>
-          </w:p>
-          <w:p>
-            <w:pPr>
-              <w:pStyle w:val="Listepuces"/>
-            </w:pPr>
-            <w:r>
-              <w:t>Modélisation d'électrodes de stimulation rétinienne sous COMSOL, calculs pilotés par MATLAB.</w:t>
-            </w:r>
-          </w:p>
-          <w:p>
-            <w:pPr>
-              <w:pStyle w:val="Listepuces"/>
-            </w:pPr>
-            <w:r>
-              <w:lastRenderedPageBreak/>
-              <w:t>Mesures d'impédance et aide à la caractérisation des électrodes.</w:t>
-            </w:r>
-          </w:p>
-          <w:p>
-            <w:pPr>
-              <w:keepNext/>
-              <w:spacing w:before="240" w:after="0"/>
-              <w:rPr>
-                <w:b/>
-                <w:color w:val="2C4C68"/>
-                <w:sz w:val="21"/>
-                <w:szCs w:val="21"/>
-              </w:rPr>
-            </w:pPr>
-            <w:r>
-              <w:rPr>
-                <w:b/>
-                <w:color w:val="2C4C68"/>
-                <w:sz w:val="21"/>
-                <w:szCs w:val="21"/>
-              </w:rPr>
-              <w:t>Stage de recherche</w:t>
-            </w:r>
-          </w:p>
-          <w:p>
-            <w:pPr>
-              <w:keepNext/>
-              <w:spacing w:after="0"/>
-              <w:rPr>
-                <w:sz w:val="21"/>
-                <w:szCs w:val="21"/>
-              </w:rPr>
-            </w:pPr>
-            <w:r>
-              <w:rPr>
-                <w:b/>
-                <w:sz w:val="21"/>
-                <w:szCs w:val="21"/>
-              </w:rPr>
-              <w:t>05/2009 – 06/2009</w:t>
-            </w:r>
-            <w:r>
-              <w:rPr>
-                <w:b/>
-                <w:sz w:val="21"/>
-                <w:szCs w:val="21"/>
-              </w:rPr>
-              <w:t xml:space="preserve"> </w:t>
-            </w:r>
-            <w:r>
-              <w:rPr>
-                <w:b/>
-                <w:i/>
-                <w:iCs/>
-                <w:sz w:val="21"/>
-                <w:szCs w:val="21"/>
-              </w:rPr>
-              <w:t>(2 mois)</w:t>
-            </w:r>
-          </w:p>
-          <w:p>
-            <w:pPr>
-              <w:keepNext/>
-              <w:spacing w:after="60"/>
-            </w:pPr>
-            <w:r>
-              <w:rPr>
-                <w:b/>
-                <w:sz w:val="19"/>
-              </w:rPr>
-              <w:t>Laboratoire d'Annecy-le-Vieux de Physique Théorique (LAPTH) – Annecy</w:t>
-            </w:r>
-          </w:p>
-          <w:p>
-            <w:pPr>
-              <w:pStyle w:val="Listepuces"/>
-            </w:pPr>
-            <w:r>
-              <w:t>Calcul de la probabilité de désintégration du boson de Higgs, développement en C++.</w:t>
-            </w:r>
-          </w:p>
-          <w:p>
-            <w:pPr>
-              <w:keepNext/>
               <w:pBdr>
                 <w:bottom w:val="single" w:sz="6" w:space="3" w:color="2C4C68"/>
               </w:pBdr>
@@ -1555,14 +1390,22 @@
           <w:p>
             <w:pPr>
               <w:pStyle w:val="Listepuces"/>
+              <w:rPr>
+                <w:lang w:val="en-US"/>
+              </w:rPr>
             </w:pPr>
             <w:r>
+              <w:rPr>
+                <w:lang w:val="en-US"/>
+              </w:rPr>
+              <w:lastRenderedPageBreak/>
               <w:t xml:space="preserve">3D Integral Method for Electromagnetic Processes Modelling — colloque scientifique </w:t>
             </w:r>
             <w:r>
               <w:rPr>
                 <w:b/>
                 <w:bCs/>
+                <w:lang w:val="en-US"/>
               </w:rPr>
               <w:t>I</w:t>
             </w:r>
@@ -1570,10 +1413,14 @@
               <w:rPr>
                 <w:b/>
                 <w:bCs/>
+                <w:lang w:val="en-US"/>
               </w:rPr>
               <w:t>nternational Modelling for Electromagnetic Processing</w:t>
             </w:r>
             <w:r>
+              <w:rPr>
+                <w:lang w:val="en-US"/>
+              </w:rPr>
               <w:t>, septembre 2014.</w:t>
             </w:r>
           </w:p>
@@ -1779,34 +1626,36 @@
   <w:abstractNum w:abstractNumId="0" w15:restartNumberingAfterBreak="0">
     <w:nsid w:val="FFFFFF7C"/>
     <w:multiLevelType w:val="singleLevel"/>
-    <w:tmpl w:val="C310EC42"/>
+    <w:tmpl w:val="7D72F6B4"/>
     <w:lvl w:ilvl="0">
       <w:start w:val="1"/>
       <w:numFmt w:val="decimal"/>
+      <w:pStyle w:val="Listenumros5"/>
       <w:lvlText w:val="%1."/>
       <w:lvlJc w:val="left"/>
       <w:pPr>
         <w:tabs>
-          <w:tab w:val="num" w:pos="1800"/>
+          <w:tab w:val="num" w:pos="1492"/>
         </w:tabs>
-        <w:ind w:left="1800" w:hanging="360"/>
+        <w:ind w:left="1492" w:hanging="360"/>
       </w:pPr>
     </w:lvl>
   </w:abstractNum>
   <w:abstractNum w:abstractNumId="1" w15:restartNumberingAfterBreak="0">
     <w:nsid w:val="FFFFFF7D"/>
     <w:multiLevelType w:val="singleLevel"/>
-    <w:tmpl w:val="E4089024"/>
+    <w:tmpl w:val="DD021B7E"/>
     <w:lvl w:ilvl="0">
       <w:start w:val="1"/>
       <w:numFmt w:val="decimal"/>
+      <w:pStyle w:val="Listenumros4"/>
       <w:lvlText w:val="%1."/>
       <w:lvlJc w:val="left"/>
       <w:pPr>
         <w:tabs>
-          <w:tab w:val="num" w:pos="1440"/>
+          <w:tab w:val="num" w:pos="1209"/>
         </w:tabs>
-        <w:ind w:left="1440" w:hanging="360"/>
+        <w:ind w:left="1209" w:hanging="360"/>
       </w:pPr>
     </w:lvl>
   </w:abstractNum>
@@ -1847,12 +1696,34 @@
     </w:lvl>
   </w:abstractNum>
   <w:abstractNum w:abstractNumId="4" w15:restartNumberingAfterBreak="0">
-    <w:nsid w:val="FFFFFF81"/>
+    <w:nsid w:val="FFFFFF80"/>
     <w:multiLevelType w:val="singleLevel"/>
-    <w:tmpl w:val="171AC3A4"/>
+    <w:tmpl w:val="78F85FF2"/>
     <w:lvl w:ilvl="0">
       <w:start w:val="1"/>
       <w:numFmt w:val="bullet"/>
+      <w:pStyle w:val="Listepuces5"/>
+      <w:lvlText w:val=""/>
+      <w:lvlJc w:val="left"/>
+      <w:pPr>
+        <w:tabs>
+          <w:tab w:val="num" w:pos="1492"/>
+        </w:tabs>
+        <w:ind w:left="1492" w:hanging="360"/>
+      </w:pPr>
+      <w:rPr>
+        <w:rFonts w:ascii="Symbol" w:hAnsi="Symbol" w:hint="default"/>
+      </w:rPr>
+    </w:lvl>
+  </w:abstractNum>
+  <w:abstractNum w:abstractNumId="5" w15:restartNumberingAfterBreak="0">
+    <w:nsid w:val="FFFFFF81"/>
+    <w:multiLevelType w:val="singleLevel"/>
+    <w:tmpl w:val="E8FC9B94"/>
+    <w:lvl w:ilvl="0">
+      <w:start w:val="1"/>
+      <w:numFmt w:val="bullet"/>
+      <w:pStyle w:val="Listepuces4"/>
       <w:lvlText w:val=""/>
       <w:lvlJc w:val="left"/>
       <w:pPr>
@@ -1866,7 +1737,7 @@
       </w:rPr>
     </w:lvl>
   </w:abstractNum>
-  <w:abstractNum w:abstractNumId="5" w15:restartNumberingAfterBreak="0">
+  <w:abstractNum w:abstractNumId="6" w15:restartNumberingAfterBreak="0">
     <w:nsid w:val="FFFFFF82"/>
     <w:multiLevelType w:val="singleLevel"/>
     <w:tmpl w:val="F3EAFDEC"/>
@@ -1887,7 +1758,7 @@
       </w:rPr>
     </w:lvl>
   </w:abstractNum>
-  <w:abstractNum w:abstractNumId="6" w15:restartNumberingAfterBreak="0">
+  <w:abstractNum w:abstractNumId="7" w15:restartNumberingAfterBreak="0">
     <w:nsid w:val="FFFFFF83"/>
     <w:multiLevelType w:val="singleLevel"/>
     <w:tmpl w:val="3D1EFFD4"/>
@@ -1908,7 +1779,7 @@
       </w:rPr>
     </w:lvl>
   </w:abstractNum>
-  <w:abstractNum w:abstractNumId="7" w15:restartNumberingAfterBreak="0">
+  <w:abstractNum w:abstractNumId="8" w15:restartNumberingAfterBreak="0">
     <w:nsid w:val="FFFFFF88"/>
     <w:multiLevelType w:val="singleLevel"/>
     <w:tmpl w:val="D0A62B40"/>
@@ -1926,7 +1797,7 @@
       </w:pPr>
     </w:lvl>
   </w:abstractNum>
-  <w:abstractNum w:abstractNumId="8" w15:restartNumberingAfterBreak="0">
+  <w:abstractNum w:abstractNumId="9" w15:restartNumberingAfterBreak="0">
     <w:nsid w:val="FFFFFF89"/>
     <w:multiLevelType w:val="singleLevel"/>
     <w:tmpl w:val="4426DF14"/>
@@ -1948,19 +1819,19 @@
     </w:lvl>
   </w:abstractNum>
   <w:num w:numId="1" w16cid:durableId="199515172">
-    <w:abstractNumId w:val="8"/>
+    <w:abstractNumId w:val="9"/>
   </w:num>
   <w:num w:numId="2" w16cid:durableId="840580345">
+    <w:abstractNumId w:val="7"/>
+  </w:num>
+  <w:num w:numId="3" w16cid:durableId="1595432094">
     <w:abstractNumId w:val="6"/>
   </w:num>
-  <w:num w:numId="3" w16cid:durableId="1595432094">
+  <w:num w:numId="4" w16cid:durableId="1662781399">
     <w:abstractNumId w:val="5"/>
   </w:num>
-  <w:num w:numId="4" w16cid:durableId="1662781399">
-    <w:abstractNumId w:val="4"/>
-  </w:num>
   <w:num w:numId="5" w16cid:durableId="1432503842">
-    <w:abstractNumId w:val="7"/>
+    <w:abstractNumId w:val="8"/>
   </w:num>
   <w:num w:numId="6" w16cid:durableId="1072852554">
     <w:abstractNumId w:val="3"/>
@@ -1973,6 +1844,15 @@
   </w:num>
   <w:num w:numId="9" w16cid:durableId="1223831674">
     <w:abstractNumId w:val="0"/>
+  </w:num>
+  <w:num w:numId="10" w16cid:durableId="1086536833">
+    <w:abstractNumId w:val="1"/>
+  </w:num>
+  <w:num w:numId="11" w16cid:durableId="289434342">
+    <w:abstractNumId w:val="0"/>
+  </w:num>
+  <w:num w:numId="12" w16cid:durableId="931090038">
+    <w:abstractNumId w:val="4"/>
   </w:num>
 </w:numbering>
 </file>
@@ -13390,6 +13270,1130 @@
       <w:shd w:val="clear" w:color="auto" w:fill="E1DFDD"/>
     </w:rPr>
   </w:style>
+  <w:style w:type="paragraph" w:styleId="Adressedestinataire">
+    <w:name w:val="envelope address"/>
+    <w:basedOn w:val="Normal"/>
+    <w:uiPriority w:val="99"/>
+    <w:semiHidden/>
+    <w:unhideWhenUsed/>
+    <w:rsid w:val="009675FA"/>
+    <w:pPr>
+      <w:framePr w:w="7938" w:h="1985" w:hRule="exact" w:hSpace="141" w:wrap="auto" w:hAnchor="page" w:xAlign="center" w:yAlign="bottom"/>
+      <w:spacing w:after="0" w:line="240" w:lineRule="auto"/>
+      <w:ind w:left="2835"/>
+    </w:pPr>
+    <w:rPr>
+      <w:rFonts w:asciiTheme="majorHAnsi" w:eastAsiaTheme="majorEastAsia" w:hAnsiTheme="majorHAnsi" w:cstheme="majorBidi"/>
+      <w:sz w:val="24"/>
+      <w:szCs w:val="24"/>
+    </w:rPr>
+  </w:style>
+  <w:style w:type="paragraph" w:styleId="Adresseexpditeur">
+    <w:name w:val="envelope return"/>
+    <w:basedOn w:val="Normal"/>
+    <w:uiPriority w:val="99"/>
+    <w:semiHidden/>
+    <w:unhideWhenUsed/>
+    <w:rsid w:val="009675FA"/>
+    <w:pPr>
+      <w:spacing w:after="0" w:line="240" w:lineRule="auto"/>
+    </w:pPr>
+    <w:rPr>
+      <w:rFonts w:asciiTheme="majorHAnsi" w:eastAsiaTheme="majorEastAsia" w:hAnsiTheme="majorHAnsi" w:cstheme="majorBidi"/>
+      <w:sz w:val="20"/>
+      <w:szCs w:val="20"/>
+    </w:rPr>
+  </w:style>
+  <w:style w:type="paragraph" w:styleId="AdresseHTML">
+    <w:name w:val="HTML Address"/>
+    <w:basedOn w:val="Normal"/>
+    <w:link w:val="AdresseHTMLCar"/>
+    <w:uiPriority w:val="99"/>
+    <w:semiHidden/>
+    <w:unhideWhenUsed/>
+    <w:rsid w:val="009675FA"/>
+    <w:pPr>
+      <w:spacing w:after="0" w:line="240" w:lineRule="auto"/>
+    </w:pPr>
+    <w:rPr>
+      <w:i/>
+      <w:iCs/>
+    </w:rPr>
+  </w:style>
+  <w:style w:type="character" w:customStyle="1" w:styleId="AdresseHTMLCar">
+    <w:name w:val="Adresse HTML Car"/>
+    <w:basedOn w:val="Policepardfaut"/>
+    <w:link w:val="AdresseHTML"/>
+    <w:uiPriority w:val="99"/>
+    <w:semiHidden/>
+    <w:rsid w:val="009675FA"/>
+    <w:rPr>
+      <w:rFonts w:ascii="Calibri" w:eastAsia="Calibri" w:hAnsi="Calibri"/>
+      <w:i/>
+      <w:iCs/>
+      <w:color w:val="333333"/>
+      <w:sz w:val="18"/>
+      <w:lang w:val="fr-FR"/>
+    </w:rPr>
+  </w:style>
+  <w:style w:type="paragraph" w:styleId="Bibliographie">
+    <w:name w:val="Bibliography"/>
+    <w:basedOn w:val="Normal"/>
+    <w:next w:val="Normal"/>
+    <w:uiPriority w:val="37"/>
+    <w:semiHidden/>
+    <w:unhideWhenUsed/>
+    <w:rsid w:val="009675FA"/>
+  </w:style>
+  <w:style w:type="paragraph" w:styleId="Commentaire">
+    <w:name w:val="annotation text"/>
+    <w:basedOn w:val="Normal"/>
+    <w:link w:val="CommentaireCar"/>
+    <w:uiPriority w:val="99"/>
+    <w:semiHidden/>
+    <w:unhideWhenUsed/>
+    <w:rsid w:val="009675FA"/>
+    <w:pPr>
+      <w:spacing w:line="240" w:lineRule="auto"/>
+    </w:pPr>
+    <w:rPr>
+      <w:sz w:val="20"/>
+      <w:szCs w:val="20"/>
+    </w:rPr>
+  </w:style>
+  <w:style w:type="character" w:customStyle="1" w:styleId="CommentaireCar">
+    <w:name w:val="Commentaire Car"/>
+    <w:basedOn w:val="Policepardfaut"/>
+    <w:link w:val="Commentaire"/>
+    <w:uiPriority w:val="99"/>
+    <w:semiHidden/>
+    <w:rsid w:val="009675FA"/>
+    <w:rPr>
+      <w:rFonts w:ascii="Calibri" w:eastAsia="Calibri" w:hAnsi="Calibri"/>
+      <w:color w:val="333333"/>
+      <w:sz w:val="20"/>
+      <w:szCs w:val="20"/>
+      <w:lang w:val="fr-FR"/>
+    </w:rPr>
+  </w:style>
+  <w:style w:type="paragraph" w:styleId="Date">
+    <w:name w:val="Date"/>
+    <w:basedOn w:val="Normal"/>
+    <w:next w:val="Normal"/>
+    <w:link w:val="DateCar"/>
+    <w:uiPriority w:val="99"/>
+    <w:semiHidden/>
+    <w:unhideWhenUsed/>
+    <w:rsid w:val="009675FA"/>
+  </w:style>
+  <w:style w:type="character" w:customStyle="1" w:styleId="DateCar">
+    <w:name w:val="Date Car"/>
+    <w:basedOn w:val="Policepardfaut"/>
+    <w:link w:val="Date"/>
+    <w:uiPriority w:val="99"/>
+    <w:semiHidden/>
+    <w:rsid w:val="009675FA"/>
+    <w:rPr>
+      <w:rFonts w:ascii="Calibri" w:eastAsia="Calibri" w:hAnsi="Calibri"/>
+      <w:color w:val="333333"/>
+      <w:sz w:val="18"/>
+      <w:lang w:val="fr-FR"/>
+    </w:rPr>
+  </w:style>
+  <w:style w:type="paragraph" w:styleId="En-ttedemessage">
+    <w:name w:val="Message Header"/>
+    <w:basedOn w:val="Normal"/>
+    <w:link w:val="En-ttedemessageCar"/>
+    <w:uiPriority w:val="99"/>
+    <w:semiHidden/>
+    <w:unhideWhenUsed/>
+    <w:rsid w:val="009675FA"/>
+    <w:pPr>
+      <w:pBdr>
+        <w:top w:val="single" w:sz="6" w:space="1" w:color="auto"/>
+        <w:left w:val="single" w:sz="6" w:space="1" w:color="auto"/>
+        <w:bottom w:val="single" w:sz="6" w:space="1" w:color="auto"/>
+        <w:right w:val="single" w:sz="6" w:space="1" w:color="auto"/>
+      </w:pBdr>
+      <w:shd w:val="pct20" w:color="auto" w:fill="auto"/>
+      <w:spacing w:after="0" w:line="240" w:lineRule="auto"/>
+      <w:ind w:left="1134" w:hanging="1134"/>
+    </w:pPr>
+    <w:rPr>
+      <w:rFonts w:asciiTheme="majorHAnsi" w:eastAsiaTheme="majorEastAsia" w:hAnsiTheme="majorHAnsi" w:cstheme="majorBidi"/>
+      <w:sz w:val="24"/>
+      <w:szCs w:val="24"/>
+    </w:rPr>
+  </w:style>
+  <w:style w:type="character" w:customStyle="1" w:styleId="En-ttedemessageCar">
+    <w:name w:val="En-tête de message Car"/>
+    <w:basedOn w:val="Policepardfaut"/>
+    <w:link w:val="En-ttedemessage"/>
+    <w:uiPriority w:val="99"/>
+    <w:semiHidden/>
+    <w:rsid w:val="009675FA"/>
+    <w:rPr>
+      <w:rFonts w:asciiTheme="majorHAnsi" w:eastAsiaTheme="majorEastAsia" w:hAnsiTheme="majorHAnsi" w:cstheme="majorBidi"/>
+      <w:color w:val="333333"/>
+      <w:sz w:val="24"/>
+      <w:szCs w:val="24"/>
+      <w:shd w:val="pct20" w:color="auto" w:fill="auto"/>
+      <w:lang w:val="fr-FR"/>
+    </w:rPr>
+  </w:style>
+  <w:style w:type="paragraph" w:styleId="Explorateurdedocuments">
+    <w:name w:val="Document Map"/>
+    <w:basedOn w:val="Normal"/>
+    <w:link w:val="ExplorateurdedocumentsCar"/>
+    <w:uiPriority w:val="99"/>
+    <w:semiHidden/>
+    <w:unhideWhenUsed/>
+    <w:rsid w:val="009675FA"/>
+    <w:pPr>
+      <w:spacing w:after="0" w:line="240" w:lineRule="auto"/>
+    </w:pPr>
+    <w:rPr>
+      <w:rFonts w:ascii="Segoe UI" w:hAnsi="Segoe UI" w:cs="Segoe UI"/>
+      <w:sz w:val="16"/>
+      <w:szCs w:val="16"/>
+    </w:rPr>
+  </w:style>
+  <w:style w:type="character" w:customStyle="1" w:styleId="ExplorateurdedocumentsCar">
+    <w:name w:val="Explorateur de documents Car"/>
+    <w:basedOn w:val="Policepardfaut"/>
+    <w:link w:val="Explorateurdedocuments"/>
+    <w:uiPriority w:val="99"/>
+    <w:semiHidden/>
+    <w:rsid w:val="009675FA"/>
+    <w:rPr>
+      <w:rFonts w:ascii="Segoe UI" w:eastAsia="Calibri" w:hAnsi="Segoe UI" w:cs="Segoe UI"/>
+      <w:color w:val="333333"/>
+      <w:sz w:val="16"/>
+      <w:szCs w:val="16"/>
+      <w:lang w:val="fr-FR"/>
+    </w:rPr>
+  </w:style>
+  <w:style w:type="paragraph" w:styleId="Formuledepolitesse">
+    <w:name w:val="Closing"/>
+    <w:basedOn w:val="Normal"/>
+    <w:link w:val="FormuledepolitesseCar"/>
+    <w:uiPriority w:val="99"/>
+    <w:semiHidden/>
+    <w:unhideWhenUsed/>
+    <w:rsid w:val="009675FA"/>
+    <w:pPr>
+      <w:spacing w:after="0" w:line="240" w:lineRule="auto"/>
+      <w:ind w:left="4252"/>
+    </w:pPr>
+  </w:style>
+  <w:style w:type="character" w:customStyle="1" w:styleId="FormuledepolitesseCar">
+    <w:name w:val="Formule de politesse Car"/>
+    <w:basedOn w:val="Policepardfaut"/>
+    <w:link w:val="Formuledepolitesse"/>
+    <w:uiPriority w:val="99"/>
+    <w:semiHidden/>
+    <w:rsid w:val="009675FA"/>
+    <w:rPr>
+      <w:rFonts w:ascii="Calibri" w:eastAsia="Calibri" w:hAnsi="Calibri"/>
+      <w:color w:val="333333"/>
+      <w:sz w:val="18"/>
+      <w:lang w:val="fr-FR"/>
+    </w:rPr>
+  </w:style>
+  <w:style w:type="paragraph" w:styleId="Index1">
+    <w:name w:val="index 1"/>
+    <w:basedOn w:val="Normal"/>
+    <w:next w:val="Normal"/>
+    <w:autoRedefine/>
+    <w:uiPriority w:val="99"/>
+    <w:semiHidden/>
+    <w:unhideWhenUsed/>
+    <w:rsid w:val="009675FA"/>
+    <w:pPr>
+      <w:spacing w:after="0" w:line="240" w:lineRule="auto"/>
+      <w:ind w:left="180" w:hanging="180"/>
+    </w:pPr>
+  </w:style>
+  <w:style w:type="paragraph" w:styleId="Index2">
+    <w:name w:val="index 2"/>
+    <w:basedOn w:val="Normal"/>
+    <w:next w:val="Normal"/>
+    <w:autoRedefine/>
+    <w:uiPriority w:val="99"/>
+    <w:semiHidden/>
+    <w:unhideWhenUsed/>
+    <w:rsid w:val="009675FA"/>
+    <w:pPr>
+      <w:spacing w:after="0" w:line="240" w:lineRule="auto"/>
+      <w:ind w:left="360" w:hanging="180"/>
+    </w:pPr>
+  </w:style>
+  <w:style w:type="paragraph" w:styleId="Index3">
+    <w:name w:val="index 3"/>
+    <w:basedOn w:val="Normal"/>
+    <w:next w:val="Normal"/>
+    <w:autoRedefine/>
+    <w:uiPriority w:val="99"/>
+    <w:semiHidden/>
+    <w:unhideWhenUsed/>
+    <w:rsid w:val="009675FA"/>
+    <w:pPr>
+      <w:spacing w:after="0" w:line="240" w:lineRule="auto"/>
+      <w:ind w:left="540" w:hanging="180"/>
+    </w:pPr>
+  </w:style>
+  <w:style w:type="paragraph" w:styleId="Index4">
+    <w:name w:val="index 4"/>
+    <w:basedOn w:val="Normal"/>
+    <w:next w:val="Normal"/>
+    <w:autoRedefine/>
+    <w:uiPriority w:val="99"/>
+    <w:semiHidden/>
+    <w:unhideWhenUsed/>
+    <w:rsid w:val="009675FA"/>
+    <w:pPr>
+      <w:spacing w:after="0" w:line="240" w:lineRule="auto"/>
+      <w:ind w:left="720" w:hanging="180"/>
+    </w:pPr>
+  </w:style>
+  <w:style w:type="paragraph" w:styleId="Index5">
+    <w:name w:val="index 5"/>
+    <w:basedOn w:val="Normal"/>
+    <w:next w:val="Normal"/>
+    <w:autoRedefine/>
+    <w:uiPriority w:val="99"/>
+    <w:semiHidden/>
+    <w:unhideWhenUsed/>
+    <w:rsid w:val="009675FA"/>
+    <w:pPr>
+      <w:spacing w:after="0" w:line="240" w:lineRule="auto"/>
+      <w:ind w:left="900" w:hanging="180"/>
+    </w:pPr>
+  </w:style>
+  <w:style w:type="paragraph" w:styleId="Index6">
+    <w:name w:val="index 6"/>
+    <w:basedOn w:val="Normal"/>
+    <w:next w:val="Normal"/>
+    <w:autoRedefine/>
+    <w:uiPriority w:val="99"/>
+    <w:semiHidden/>
+    <w:unhideWhenUsed/>
+    <w:rsid w:val="009675FA"/>
+    <w:pPr>
+      <w:spacing w:after="0" w:line="240" w:lineRule="auto"/>
+      <w:ind w:left="1080" w:hanging="180"/>
+    </w:pPr>
+  </w:style>
+  <w:style w:type="paragraph" w:styleId="Index7">
+    <w:name w:val="index 7"/>
+    <w:basedOn w:val="Normal"/>
+    <w:next w:val="Normal"/>
+    <w:autoRedefine/>
+    <w:uiPriority w:val="99"/>
+    <w:semiHidden/>
+    <w:unhideWhenUsed/>
+    <w:rsid w:val="009675FA"/>
+    <w:pPr>
+      <w:spacing w:after="0" w:line="240" w:lineRule="auto"/>
+      <w:ind w:left="1260" w:hanging="180"/>
+    </w:pPr>
+  </w:style>
+  <w:style w:type="paragraph" w:styleId="Index8">
+    <w:name w:val="index 8"/>
+    <w:basedOn w:val="Normal"/>
+    <w:next w:val="Normal"/>
+    <w:autoRedefine/>
+    <w:uiPriority w:val="99"/>
+    <w:semiHidden/>
+    <w:unhideWhenUsed/>
+    <w:rsid w:val="009675FA"/>
+    <w:pPr>
+      <w:spacing w:after="0" w:line="240" w:lineRule="auto"/>
+      <w:ind w:left="1440" w:hanging="180"/>
+    </w:pPr>
+  </w:style>
+  <w:style w:type="paragraph" w:styleId="Index9">
+    <w:name w:val="index 9"/>
+    <w:basedOn w:val="Normal"/>
+    <w:next w:val="Normal"/>
+    <w:autoRedefine/>
+    <w:uiPriority w:val="99"/>
+    <w:semiHidden/>
+    <w:unhideWhenUsed/>
+    <w:rsid w:val="009675FA"/>
+    <w:pPr>
+      <w:spacing w:after="0" w:line="240" w:lineRule="auto"/>
+      <w:ind w:left="1620" w:hanging="180"/>
+    </w:pPr>
+  </w:style>
+  <w:style w:type="paragraph" w:styleId="Liste4">
+    <w:name w:val="List 4"/>
+    <w:basedOn w:val="Normal"/>
+    <w:uiPriority w:val="99"/>
+    <w:semiHidden/>
+    <w:unhideWhenUsed/>
+    <w:rsid w:val="009675FA"/>
+    <w:pPr>
+      <w:ind w:left="1132" w:hanging="283"/>
+      <w:contextualSpacing/>
+    </w:pPr>
+  </w:style>
+  <w:style w:type="paragraph" w:styleId="Liste5">
+    <w:name w:val="List 5"/>
+    <w:basedOn w:val="Normal"/>
+    <w:uiPriority w:val="99"/>
+    <w:semiHidden/>
+    <w:unhideWhenUsed/>
+    <w:rsid w:val="009675FA"/>
+    <w:pPr>
+      <w:ind w:left="1415" w:hanging="283"/>
+      <w:contextualSpacing/>
+    </w:pPr>
+  </w:style>
+  <w:style w:type="paragraph" w:styleId="Listenumros4">
+    <w:name w:val="List Number 4"/>
+    <w:basedOn w:val="Normal"/>
+    <w:uiPriority w:val="99"/>
+    <w:semiHidden/>
+    <w:unhideWhenUsed/>
+    <w:rsid w:val="009675FA"/>
+    <w:pPr>
+      <w:numPr>
+        <w:numId w:val="10"/>
+      </w:numPr>
+      <w:contextualSpacing/>
+    </w:pPr>
+  </w:style>
+  <w:style w:type="paragraph" w:styleId="Listenumros5">
+    <w:name w:val="List Number 5"/>
+    <w:basedOn w:val="Normal"/>
+    <w:uiPriority w:val="99"/>
+    <w:semiHidden/>
+    <w:unhideWhenUsed/>
+    <w:rsid w:val="009675FA"/>
+    <w:pPr>
+      <w:numPr>
+        <w:numId w:val="11"/>
+      </w:numPr>
+      <w:contextualSpacing/>
+    </w:pPr>
+  </w:style>
+  <w:style w:type="paragraph" w:styleId="Listepuces4">
+    <w:name w:val="List Bullet 4"/>
+    <w:basedOn w:val="Normal"/>
+    <w:uiPriority w:val="99"/>
+    <w:semiHidden/>
+    <w:unhideWhenUsed/>
+    <w:rsid w:val="009675FA"/>
+    <w:pPr>
+      <w:numPr>
+        <w:numId w:val="4"/>
+      </w:numPr>
+      <w:contextualSpacing/>
+    </w:pPr>
+  </w:style>
+  <w:style w:type="paragraph" w:styleId="Listepuces5">
+    <w:name w:val="List Bullet 5"/>
+    <w:basedOn w:val="Normal"/>
+    <w:uiPriority w:val="99"/>
+    <w:semiHidden/>
+    <w:unhideWhenUsed/>
+    <w:rsid w:val="009675FA"/>
+    <w:pPr>
+      <w:numPr>
+        <w:numId w:val="12"/>
+      </w:numPr>
+      <w:contextualSpacing/>
+    </w:pPr>
+  </w:style>
+  <w:style w:type="paragraph" w:styleId="Listecontinue4">
+    <w:name w:val="List Continue 4"/>
+    <w:basedOn w:val="Normal"/>
+    <w:uiPriority w:val="99"/>
+    <w:semiHidden/>
+    <w:unhideWhenUsed/>
+    <w:rsid w:val="009675FA"/>
+    <w:pPr>
+      <w:spacing w:after="120"/>
+      <w:ind w:left="1132"/>
+      <w:contextualSpacing/>
+    </w:pPr>
+  </w:style>
+  <w:style w:type="paragraph" w:styleId="Listecontinue5">
+    <w:name w:val="List Continue 5"/>
+    <w:basedOn w:val="Normal"/>
+    <w:uiPriority w:val="99"/>
+    <w:semiHidden/>
+    <w:unhideWhenUsed/>
+    <w:rsid w:val="009675FA"/>
+    <w:pPr>
+      <w:spacing w:after="120"/>
+      <w:ind w:left="1415"/>
+      <w:contextualSpacing/>
+    </w:pPr>
+  </w:style>
+  <w:style w:type="paragraph" w:styleId="NormalWeb">
+    <w:name w:val="Normal (Web)"/>
+    <w:basedOn w:val="Normal"/>
+    <w:uiPriority w:val="99"/>
+    <w:semiHidden/>
+    <w:unhideWhenUsed/>
+    <w:rsid w:val="009675FA"/>
+    <w:rPr>
+      <w:rFonts w:ascii="Times New Roman" w:hAnsi="Times New Roman" w:cs="Times New Roman"/>
+      <w:sz w:val="24"/>
+      <w:szCs w:val="24"/>
+    </w:rPr>
+  </w:style>
+  <w:style w:type="paragraph" w:styleId="Normalcentr">
+    <w:name w:val="Block Text"/>
+    <w:basedOn w:val="Normal"/>
+    <w:uiPriority w:val="99"/>
+    <w:semiHidden/>
+    <w:unhideWhenUsed/>
+    <w:rsid w:val="009675FA"/>
+    <w:pPr>
+      <w:pBdr>
+        <w:top w:val="single" w:sz="2" w:space="10" w:color="4F81BD" w:themeColor="accent1"/>
+        <w:left w:val="single" w:sz="2" w:space="10" w:color="4F81BD" w:themeColor="accent1"/>
+        <w:bottom w:val="single" w:sz="2" w:space="10" w:color="4F81BD" w:themeColor="accent1"/>
+        <w:right w:val="single" w:sz="2" w:space="10" w:color="4F81BD" w:themeColor="accent1"/>
+      </w:pBdr>
+      <w:ind w:left="1152" w:right="1152"/>
+    </w:pPr>
+    <w:rPr>
+      <w:rFonts w:asciiTheme="minorHAnsi" w:eastAsiaTheme="minorEastAsia" w:hAnsiTheme="minorHAnsi"/>
+      <w:i/>
+      <w:iCs/>
+      <w:color w:val="4F81BD" w:themeColor="accent1"/>
+    </w:rPr>
+  </w:style>
+  <w:style w:type="paragraph" w:styleId="Notedebasdepage">
+    <w:name w:val="footnote text"/>
+    <w:basedOn w:val="Normal"/>
+    <w:link w:val="NotedebasdepageCar"/>
+    <w:uiPriority w:val="99"/>
+    <w:semiHidden/>
+    <w:unhideWhenUsed/>
+    <w:rsid w:val="009675FA"/>
+    <w:pPr>
+      <w:spacing w:after="0" w:line="240" w:lineRule="auto"/>
+    </w:pPr>
+    <w:rPr>
+      <w:sz w:val="20"/>
+      <w:szCs w:val="20"/>
+    </w:rPr>
+  </w:style>
+  <w:style w:type="character" w:customStyle="1" w:styleId="NotedebasdepageCar">
+    <w:name w:val="Note de bas de page Car"/>
+    <w:basedOn w:val="Policepardfaut"/>
+    <w:link w:val="Notedebasdepage"/>
+    <w:uiPriority w:val="99"/>
+    <w:semiHidden/>
+    <w:rsid w:val="009675FA"/>
+    <w:rPr>
+      <w:rFonts w:ascii="Calibri" w:eastAsia="Calibri" w:hAnsi="Calibri"/>
+      <w:color w:val="333333"/>
+      <w:sz w:val="20"/>
+      <w:szCs w:val="20"/>
+      <w:lang w:val="fr-FR"/>
+    </w:rPr>
+  </w:style>
+  <w:style w:type="paragraph" w:styleId="Notedefin">
+    <w:name w:val="endnote text"/>
+    <w:basedOn w:val="Normal"/>
+    <w:link w:val="NotedefinCar"/>
+    <w:uiPriority w:val="99"/>
+    <w:semiHidden/>
+    <w:unhideWhenUsed/>
+    <w:rsid w:val="009675FA"/>
+    <w:pPr>
+      <w:spacing w:after="0" w:line="240" w:lineRule="auto"/>
+    </w:pPr>
+    <w:rPr>
+      <w:sz w:val="20"/>
+      <w:szCs w:val="20"/>
+    </w:rPr>
+  </w:style>
+  <w:style w:type="character" w:customStyle="1" w:styleId="NotedefinCar">
+    <w:name w:val="Note de fin Car"/>
+    <w:basedOn w:val="Policepardfaut"/>
+    <w:link w:val="Notedefin"/>
+    <w:uiPriority w:val="99"/>
+    <w:semiHidden/>
+    <w:rsid w:val="009675FA"/>
+    <w:rPr>
+      <w:rFonts w:ascii="Calibri" w:eastAsia="Calibri" w:hAnsi="Calibri"/>
+      <w:color w:val="333333"/>
+      <w:sz w:val="20"/>
+      <w:szCs w:val="20"/>
+      <w:lang w:val="fr-FR"/>
+    </w:rPr>
+  </w:style>
+  <w:style w:type="paragraph" w:styleId="Objetducommentaire">
+    <w:name w:val="annotation subject"/>
+    <w:basedOn w:val="Commentaire"/>
+    <w:next w:val="Commentaire"/>
+    <w:link w:val="ObjetducommentaireCar"/>
+    <w:uiPriority w:val="99"/>
+    <w:semiHidden/>
+    <w:unhideWhenUsed/>
+    <w:rsid w:val="009675FA"/>
+    <w:rPr>
+      <w:b/>
+      <w:bCs/>
+    </w:rPr>
+  </w:style>
+  <w:style w:type="character" w:customStyle="1" w:styleId="ObjetducommentaireCar">
+    <w:name w:val="Objet du commentaire Car"/>
+    <w:basedOn w:val="CommentaireCar"/>
+    <w:link w:val="Objetducommentaire"/>
+    <w:uiPriority w:val="99"/>
+    <w:semiHidden/>
+    <w:rsid w:val="009675FA"/>
+    <w:rPr>
+      <w:rFonts w:ascii="Calibri" w:eastAsia="Calibri" w:hAnsi="Calibri"/>
+      <w:b/>
+      <w:bCs/>
+      <w:color w:val="333333"/>
+      <w:sz w:val="20"/>
+      <w:szCs w:val="20"/>
+      <w:lang w:val="fr-FR"/>
+    </w:rPr>
+  </w:style>
+  <w:style w:type="paragraph" w:styleId="PrformatHTML">
+    <w:name w:val="HTML Preformatted"/>
+    <w:basedOn w:val="Normal"/>
+    <w:link w:val="PrformatHTMLCar"/>
+    <w:uiPriority w:val="99"/>
+    <w:semiHidden/>
+    <w:unhideWhenUsed/>
+    <w:rsid w:val="009675FA"/>
+    <w:pPr>
+      <w:spacing w:after="0" w:line="240" w:lineRule="auto"/>
+    </w:pPr>
+    <w:rPr>
+      <w:rFonts w:ascii="Consolas" w:hAnsi="Consolas"/>
+      <w:sz w:val="20"/>
+      <w:szCs w:val="20"/>
+    </w:rPr>
+  </w:style>
+  <w:style w:type="character" w:customStyle="1" w:styleId="PrformatHTMLCar">
+    <w:name w:val="Préformaté HTML Car"/>
+    <w:basedOn w:val="Policepardfaut"/>
+    <w:link w:val="PrformatHTML"/>
+    <w:uiPriority w:val="99"/>
+    <w:semiHidden/>
+    <w:rsid w:val="009675FA"/>
+    <w:rPr>
+      <w:rFonts w:ascii="Consolas" w:eastAsia="Calibri" w:hAnsi="Consolas"/>
+      <w:color w:val="333333"/>
+      <w:sz w:val="20"/>
+      <w:szCs w:val="20"/>
+      <w:lang w:val="fr-FR"/>
+    </w:rPr>
+  </w:style>
+  <w:style w:type="paragraph" w:styleId="Retrait1religne">
+    <w:name w:val="Body Text First Indent"/>
+    <w:basedOn w:val="Corpsdetexte"/>
+    <w:link w:val="Retrait1religneCar"/>
+    <w:uiPriority w:val="99"/>
+    <w:semiHidden/>
+    <w:unhideWhenUsed/>
+    <w:rsid w:val="009675FA"/>
+    <w:pPr>
+      <w:spacing w:after="40"/>
+      <w:ind w:firstLine="360"/>
+    </w:pPr>
+  </w:style>
+  <w:style w:type="character" w:customStyle="1" w:styleId="Retrait1religneCar">
+    <w:name w:val="Retrait 1re ligne Car"/>
+    <w:basedOn w:val="CorpsdetexteCar"/>
+    <w:link w:val="Retrait1religne"/>
+    <w:uiPriority w:val="99"/>
+    <w:semiHidden/>
+    <w:rsid w:val="009675FA"/>
+    <w:rPr>
+      <w:rFonts w:ascii="Calibri" w:eastAsia="Calibri" w:hAnsi="Calibri"/>
+      <w:color w:val="333333"/>
+      <w:sz w:val="18"/>
+      <w:lang w:val="fr-FR"/>
+    </w:rPr>
+  </w:style>
+  <w:style w:type="paragraph" w:styleId="Retraitcorpsdetexte">
+    <w:name w:val="Body Text Indent"/>
+    <w:basedOn w:val="Normal"/>
+    <w:link w:val="RetraitcorpsdetexteCar"/>
+    <w:uiPriority w:val="99"/>
+    <w:semiHidden/>
+    <w:unhideWhenUsed/>
+    <w:rsid w:val="009675FA"/>
+    <w:pPr>
+      <w:spacing w:after="120"/>
+      <w:ind w:left="283"/>
+    </w:pPr>
+  </w:style>
+  <w:style w:type="character" w:customStyle="1" w:styleId="RetraitcorpsdetexteCar">
+    <w:name w:val="Retrait corps de texte Car"/>
+    <w:basedOn w:val="Policepardfaut"/>
+    <w:link w:val="Retraitcorpsdetexte"/>
+    <w:uiPriority w:val="99"/>
+    <w:semiHidden/>
+    <w:rsid w:val="009675FA"/>
+    <w:rPr>
+      <w:rFonts w:ascii="Calibri" w:eastAsia="Calibri" w:hAnsi="Calibri"/>
+      <w:color w:val="333333"/>
+      <w:sz w:val="18"/>
+      <w:lang w:val="fr-FR"/>
+    </w:rPr>
+  </w:style>
+  <w:style w:type="paragraph" w:styleId="Retraitcorpsdetexte2">
+    <w:name w:val="Body Text Indent 2"/>
+    <w:basedOn w:val="Normal"/>
+    <w:link w:val="Retraitcorpsdetexte2Car"/>
+    <w:uiPriority w:val="99"/>
+    <w:semiHidden/>
+    <w:unhideWhenUsed/>
+    <w:rsid w:val="009675FA"/>
+    <w:pPr>
+      <w:spacing w:after="120" w:line="480" w:lineRule="auto"/>
+      <w:ind w:left="283"/>
+    </w:pPr>
+  </w:style>
+  <w:style w:type="character" w:customStyle="1" w:styleId="Retraitcorpsdetexte2Car">
+    <w:name w:val="Retrait corps de texte 2 Car"/>
+    <w:basedOn w:val="Policepardfaut"/>
+    <w:link w:val="Retraitcorpsdetexte2"/>
+    <w:uiPriority w:val="99"/>
+    <w:semiHidden/>
+    <w:rsid w:val="009675FA"/>
+    <w:rPr>
+      <w:rFonts w:ascii="Calibri" w:eastAsia="Calibri" w:hAnsi="Calibri"/>
+      <w:color w:val="333333"/>
+      <w:sz w:val="18"/>
+      <w:lang w:val="fr-FR"/>
+    </w:rPr>
+  </w:style>
+  <w:style w:type="paragraph" w:styleId="Retraitcorpsdetexte3">
+    <w:name w:val="Body Text Indent 3"/>
+    <w:basedOn w:val="Normal"/>
+    <w:link w:val="Retraitcorpsdetexte3Car"/>
+    <w:uiPriority w:val="99"/>
+    <w:semiHidden/>
+    <w:unhideWhenUsed/>
+    <w:rsid w:val="009675FA"/>
+    <w:pPr>
+      <w:spacing w:after="120"/>
+      <w:ind w:left="283"/>
+    </w:pPr>
+    <w:rPr>
+      <w:sz w:val="16"/>
+      <w:szCs w:val="16"/>
+    </w:rPr>
+  </w:style>
+  <w:style w:type="character" w:customStyle="1" w:styleId="Retraitcorpsdetexte3Car">
+    <w:name w:val="Retrait corps de texte 3 Car"/>
+    <w:basedOn w:val="Policepardfaut"/>
+    <w:link w:val="Retraitcorpsdetexte3"/>
+    <w:uiPriority w:val="99"/>
+    <w:semiHidden/>
+    <w:rsid w:val="009675FA"/>
+    <w:rPr>
+      <w:rFonts w:ascii="Calibri" w:eastAsia="Calibri" w:hAnsi="Calibri"/>
+      <w:color w:val="333333"/>
+      <w:sz w:val="16"/>
+      <w:szCs w:val="16"/>
+      <w:lang w:val="fr-FR"/>
+    </w:rPr>
+  </w:style>
+  <w:style w:type="paragraph" w:styleId="Retraitcorpset1relig">
+    <w:name w:val="Body Text First Indent 2"/>
+    <w:basedOn w:val="Retraitcorpsdetexte"/>
+    <w:link w:val="Retraitcorpset1religCar"/>
+    <w:uiPriority w:val="99"/>
+    <w:semiHidden/>
+    <w:unhideWhenUsed/>
+    <w:rsid w:val="009675FA"/>
+    <w:pPr>
+      <w:spacing w:after="40"/>
+      <w:ind w:left="360" w:firstLine="360"/>
+    </w:pPr>
+  </w:style>
+  <w:style w:type="character" w:customStyle="1" w:styleId="Retraitcorpset1religCar">
+    <w:name w:val="Retrait corps et 1re lig. Car"/>
+    <w:basedOn w:val="RetraitcorpsdetexteCar"/>
+    <w:link w:val="Retraitcorpset1relig"/>
+    <w:uiPriority w:val="99"/>
+    <w:semiHidden/>
+    <w:rsid w:val="009675FA"/>
+    <w:rPr>
+      <w:rFonts w:ascii="Calibri" w:eastAsia="Calibri" w:hAnsi="Calibri"/>
+      <w:color w:val="333333"/>
+      <w:sz w:val="18"/>
+      <w:lang w:val="fr-FR"/>
+    </w:rPr>
+  </w:style>
+  <w:style w:type="paragraph" w:styleId="Retraitnormal">
+    <w:name w:val="Normal Indent"/>
+    <w:basedOn w:val="Normal"/>
+    <w:uiPriority w:val="99"/>
+    <w:semiHidden/>
+    <w:unhideWhenUsed/>
+    <w:rsid w:val="009675FA"/>
+    <w:pPr>
+      <w:ind w:left="708"/>
+    </w:pPr>
+  </w:style>
+  <w:style w:type="paragraph" w:styleId="Salutations">
+    <w:name w:val="Salutation"/>
+    <w:basedOn w:val="Normal"/>
+    <w:next w:val="Normal"/>
+    <w:link w:val="SalutationsCar"/>
+    <w:uiPriority w:val="99"/>
+    <w:semiHidden/>
+    <w:unhideWhenUsed/>
+    <w:rsid w:val="009675FA"/>
+  </w:style>
+  <w:style w:type="character" w:customStyle="1" w:styleId="SalutationsCar">
+    <w:name w:val="Salutations Car"/>
+    <w:basedOn w:val="Policepardfaut"/>
+    <w:link w:val="Salutations"/>
+    <w:uiPriority w:val="99"/>
+    <w:semiHidden/>
+    <w:rsid w:val="009675FA"/>
+    <w:rPr>
+      <w:rFonts w:ascii="Calibri" w:eastAsia="Calibri" w:hAnsi="Calibri"/>
+      <w:color w:val="333333"/>
+      <w:sz w:val="18"/>
+      <w:lang w:val="fr-FR"/>
+    </w:rPr>
+  </w:style>
+  <w:style w:type="paragraph" w:styleId="Signature">
+    <w:name w:val="Signature"/>
+    <w:basedOn w:val="Normal"/>
+    <w:link w:val="SignatureCar"/>
+    <w:uiPriority w:val="99"/>
+    <w:semiHidden/>
+    <w:unhideWhenUsed/>
+    <w:rsid w:val="009675FA"/>
+    <w:pPr>
+      <w:spacing w:after="0" w:line="240" w:lineRule="auto"/>
+      <w:ind w:left="4252"/>
+    </w:pPr>
+  </w:style>
+  <w:style w:type="character" w:customStyle="1" w:styleId="SignatureCar">
+    <w:name w:val="Signature Car"/>
+    <w:basedOn w:val="Policepardfaut"/>
+    <w:link w:val="Signature"/>
+    <w:uiPriority w:val="99"/>
+    <w:semiHidden/>
+    <w:rsid w:val="009675FA"/>
+    <w:rPr>
+      <w:rFonts w:ascii="Calibri" w:eastAsia="Calibri" w:hAnsi="Calibri"/>
+      <w:color w:val="333333"/>
+      <w:sz w:val="18"/>
+      <w:lang w:val="fr-FR"/>
+    </w:rPr>
+  </w:style>
+  <w:style w:type="paragraph" w:styleId="Signaturelectronique">
+    <w:name w:val="E-mail Signature"/>
+    <w:basedOn w:val="Normal"/>
+    <w:link w:val="SignaturelectroniqueCar"/>
+    <w:uiPriority w:val="99"/>
+    <w:semiHidden/>
+    <w:unhideWhenUsed/>
+    <w:rsid w:val="009675FA"/>
+    <w:pPr>
+      <w:spacing w:after="0" w:line="240" w:lineRule="auto"/>
+    </w:pPr>
+  </w:style>
+  <w:style w:type="character" w:customStyle="1" w:styleId="SignaturelectroniqueCar">
+    <w:name w:val="Signature électronique Car"/>
+    <w:basedOn w:val="Policepardfaut"/>
+    <w:link w:val="Signaturelectronique"/>
+    <w:uiPriority w:val="99"/>
+    <w:semiHidden/>
+    <w:rsid w:val="009675FA"/>
+    <w:rPr>
+      <w:rFonts w:ascii="Calibri" w:eastAsia="Calibri" w:hAnsi="Calibri"/>
+      <w:color w:val="333333"/>
+      <w:sz w:val="18"/>
+      <w:lang w:val="fr-FR"/>
+    </w:rPr>
+  </w:style>
+  <w:style w:type="paragraph" w:styleId="Tabledesillustrations">
+    <w:name w:val="table of figures"/>
+    <w:basedOn w:val="Normal"/>
+    <w:next w:val="Normal"/>
+    <w:uiPriority w:val="99"/>
+    <w:semiHidden/>
+    <w:unhideWhenUsed/>
+    <w:rsid w:val="009675FA"/>
+    <w:pPr>
+      <w:spacing w:after="0"/>
+    </w:pPr>
+  </w:style>
+  <w:style w:type="paragraph" w:styleId="Tabledesrfrencesjuridiques">
+    <w:name w:val="table of authorities"/>
+    <w:basedOn w:val="Normal"/>
+    <w:next w:val="Normal"/>
+    <w:uiPriority w:val="99"/>
+    <w:semiHidden/>
+    <w:unhideWhenUsed/>
+    <w:rsid w:val="009675FA"/>
+    <w:pPr>
+      <w:spacing w:after="0"/>
+      <w:ind w:left="180" w:hanging="180"/>
+    </w:pPr>
+  </w:style>
+  <w:style w:type="paragraph" w:styleId="Textebrut">
+    <w:name w:val="Plain Text"/>
+    <w:basedOn w:val="Normal"/>
+    <w:link w:val="TextebrutCar"/>
+    <w:uiPriority w:val="99"/>
+    <w:semiHidden/>
+    <w:unhideWhenUsed/>
+    <w:rsid w:val="009675FA"/>
+    <w:pPr>
+      <w:spacing w:after="0" w:line="240" w:lineRule="auto"/>
+    </w:pPr>
+    <w:rPr>
+      <w:rFonts w:ascii="Consolas" w:hAnsi="Consolas"/>
+      <w:sz w:val="21"/>
+      <w:szCs w:val="21"/>
+    </w:rPr>
+  </w:style>
+  <w:style w:type="character" w:customStyle="1" w:styleId="TextebrutCar">
+    <w:name w:val="Texte brut Car"/>
+    <w:basedOn w:val="Policepardfaut"/>
+    <w:link w:val="Textebrut"/>
+    <w:uiPriority w:val="99"/>
+    <w:semiHidden/>
+    <w:rsid w:val="009675FA"/>
+    <w:rPr>
+      <w:rFonts w:ascii="Consolas" w:eastAsia="Calibri" w:hAnsi="Consolas"/>
+      <w:color w:val="333333"/>
+      <w:sz w:val="21"/>
+      <w:szCs w:val="21"/>
+      <w:lang w:val="fr-FR"/>
+    </w:rPr>
+  </w:style>
+  <w:style w:type="paragraph" w:styleId="Textedebulles">
+    <w:name w:val="Balloon Text"/>
+    <w:basedOn w:val="Normal"/>
+    <w:link w:val="TextedebullesCar"/>
+    <w:uiPriority w:val="99"/>
+    <w:semiHidden/>
+    <w:unhideWhenUsed/>
+    <w:rsid w:val="009675FA"/>
+    <w:pPr>
+      <w:spacing w:after="0" w:line="240" w:lineRule="auto"/>
+    </w:pPr>
+    <w:rPr>
+      <w:rFonts w:ascii="Segoe UI" w:hAnsi="Segoe UI" w:cs="Segoe UI"/>
+      <w:szCs w:val="18"/>
+    </w:rPr>
+  </w:style>
+  <w:style w:type="character" w:customStyle="1" w:styleId="TextedebullesCar">
+    <w:name w:val="Texte de bulles Car"/>
+    <w:basedOn w:val="Policepardfaut"/>
+    <w:link w:val="Textedebulles"/>
+    <w:uiPriority w:val="99"/>
+    <w:semiHidden/>
+    <w:rsid w:val="009675FA"/>
+    <w:rPr>
+      <w:rFonts w:ascii="Segoe UI" w:eastAsia="Calibri" w:hAnsi="Segoe UI" w:cs="Segoe UI"/>
+      <w:color w:val="333333"/>
+      <w:sz w:val="18"/>
+      <w:szCs w:val="18"/>
+      <w:lang w:val="fr-FR"/>
+    </w:rPr>
+  </w:style>
+  <w:style w:type="paragraph" w:styleId="Titredenote">
+    <w:name w:val="Note Heading"/>
+    <w:basedOn w:val="Normal"/>
+    <w:next w:val="Normal"/>
+    <w:link w:val="TitredenoteCar"/>
+    <w:uiPriority w:val="99"/>
+    <w:semiHidden/>
+    <w:unhideWhenUsed/>
+    <w:rsid w:val="009675FA"/>
+    <w:pPr>
+      <w:spacing w:after="0" w:line="240" w:lineRule="auto"/>
+    </w:pPr>
+  </w:style>
+  <w:style w:type="character" w:customStyle="1" w:styleId="TitredenoteCar">
+    <w:name w:val="Titre de note Car"/>
+    <w:basedOn w:val="Policepardfaut"/>
+    <w:link w:val="Titredenote"/>
+    <w:uiPriority w:val="99"/>
+    <w:semiHidden/>
+    <w:rsid w:val="009675FA"/>
+    <w:rPr>
+      <w:rFonts w:ascii="Calibri" w:eastAsia="Calibri" w:hAnsi="Calibri"/>
+      <w:color w:val="333333"/>
+      <w:sz w:val="18"/>
+      <w:lang w:val="fr-FR"/>
+    </w:rPr>
+  </w:style>
+  <w:style w:type="paragraph" w:styleId="Titreindex">
+    <w:name w:val="index heading"/>
+    <w:basedOn w:val="Normal"/>
+    <w:next w:val="Index1"/>
+    <w:uiPriority w:val="99"/>
+    <w:semiHidden/>
+    <w:unhideWhenUsed/>
+    <w:rsid w:val="009675FA"/>
+    <w:rPr>
+      <w:rFonts w:asciiTheme="majorHAnsi" w:eastAsiaTheme="majorEastAsia" w:hAnsiTheme="majorHAnsi" w:cstheme="majorBidi"/>
+      <w:b/>
+      <w:bCs/>
+    </w:rPr>
+  </w:style>
+  <w:style w:type="paragraph" w:styleId="TitreTR">
+    <w:name w:val="toa heading"/>
+    <w:basedOn w:val="Normal"/>
+    <w:next w:val="Normal"/>
+    <w:uiPriority w:val="99"/>
+    <w:semiHidden/>
+    <w:unhideWhenUsed/>
+    <w:rsid w:val="009675FA"/>
+    <w:pPr>
+      <w:spacing w:before="120"/>
+    </w:pPr>
+    <w:rPr>
+      <w:rFonts w:asciiTheme="majorHAnsi" w:eastAsiaTheme="majorEastAsia" w:hAnsiTheme="majorHAnsi" w:cstheme="majorBidi"/>
+      <w:b/>
+      <w:bCs/>
+      <w:sz w:val="24"/>
+      <w:szCs w:val="24"/>
+    </w:rPr>
+  </w:style>
+  <w:style w:type="paragraph" w:styleId="TM1">
+    <w:name w:val="toc 1"/>
+    <w:basedOn w:val="Normal"/>
+    <w:next w:val="Normal"/>
+    <w:autoRedefine/>
+    <w:uiPriority w:val="39"/>
+    <w:semiHidden/>
+    <w:unhideWhenUsed/>
+    <w:rsid w:val="009675FA"/>
+    <w:pPr>
+      <w:spacing w:after="100"/>
+    </w:pPr>
+  </w:style>
+  <w:style w:type="paragraph" w:styleId="TM2">
+    <w:name w:val="toc 2"/>
+    <w:basedOn w:val="Normal"/>
+    <w:next w:val="Normal"/>
+    <w:autoRedefine/>
+    <w:uiPriority w:val="39"/>
+    <w:semiHidden/>
+    <w:unhideWhenUsed/>
+    <w:rsid w:val="009675FA"/>
+    <w:pPr>
+      <w:spacing w:after="100"/>
+      <w:ind w:left="180"/>
+    </w:pPr>
+  </w:style>
+  <w:style w:type="paragraph" w:styleId="TM3">
+    <w:name w:val="toc 3"/>
+    <w:basedOn w:val="Normal"/>
+    <w:next w:val="Normal"/>
+    <w:autoRedefine/>
+    <w:uiPriority w:val="39"/>
+    <w:semiHidden/>
+    <w:unhideWhenUsed/>
+    <w:rsid w:val="009675FA"/>
+    <w:pPr>
+      <w:spacing w:after="100"/>
+      <w:ind w:left="360"/>
+    </w:pPr>
+  </w:style>
+  <w:style w:type="paragraph" w:styleId="TM4">
+    <w:name w:val="toc 4"/>
+    <w:basedOn w:val="Normal"/>
+    <w:next w:val="Normal"/>
+    <w:autoRedefine/>
+    <w:uiPriority w:val="39"/>
+    <w:semiHidden/>
+    <w:unhideWhenUsed/>
+    <w:rsid w:val="009675FA"/>
+    <w:pPr>
+      <w:spacing w:after="100"/>
+      <w:ind w:left="540"/>
+    </w:pPr>
+  </w:style>
+  <w:style w:type="paragraph" w:styleId="TM5">
+    <w:name w:val="toc 5"/>
+    <w:basedOn w:val="Normal"/>
+    <w:next w:val="Normal"/>
+    <w:autoRedefine/>
+    <w:uiPriority w:val="39"/>
+    <w:semiHidden/>
+    <w:unhideWhenUsed/>
+    <w:rsid w:val="009675FA"/>
+    <w:pPr>
+      <w:spacing w:after="100"/>
+      <w:ind w:left="720"/>
+    </w:pPr>
+  </w:style>
+  <w:style w:type="paragraph" w:styleId="TM6">
+    <w:name w:val="toc 6"/>
+    <w:basedOn w:val="Normal"/>
+    <w:next w:val="Normal"/>
+    <w:autoRedefine/>
+    <w:uiPriority w:val="39"/>
+    <w:semiHidden/>
+    <w:unhideWhenUsed/>
+    <w:rsid w:val="009675FA"/>
+    <w:pPr>
+      <w:spacing w:after="100"/>
+      <w:ind w:left="900"/>
+    </w:pPr>
+  </w:style>
+  <w:style w:type="paragraph" w:styleId="TM7">
+    <w:name w:val="toc 7"/>
+    <w:basedOn w:val="Normal"/>
+    <w:next w:val="Normal"/>
+    <w:autoRedefine/>
+    <w:uiPriority w:val="39"/>
+    <w:semiHidden/>
+    <w:unhideWhenUsed/>
+    <w:rsid w:val="009675FA"/>
+    <w:pPr>
+      <w:spacing w:after="100"/>
+      <w:ind w:left="1080"/>
+    </w:pPr>
+  </w:style>
+  <w:style w:type="paragraph" w:styleId="TM8">
+    <w:name w:val="toc 8"/>
+    <w:basedOn w:val="Normal"/>
+    <w:next w:val="Normal"/>
+    <w:autoRedefine/>
+    <w:uiPriority w:val="39"/>
+    <w:semiHidden/>
+    <w:unhideWhenUsed/>
+    <w:rsid w:val="009675FA"/>
+    <w:pPr>
+      <w:spacing w:after="100"/>
+      <w:ind w:left="1260"/>
+    </w:pPr>
+  </w:style>
+  <w:style w:type="paragraph" w:styleId="TM9">
+    <w:name w:val="toc 9"/>
+    <w:basedOn w:val="Normal"/>
+    <w:next w:val="Normal"/>
+    <w:autoRedefine/>
+    <w:uiPriority w:val="39"/>
+    <w:semiHidden/>
+    <w:unhideWhenUsed/>
+    <w:rsid w:val="009675FA"/>
+    <w:pPr>
+      <w:spacing w:after="100"/>
+      <w:ind w:left="1440"/>
+    </w:pPr>
+  </w:style>
 </w:styles>
 </file>
 

--- a/doc/CV_Raphael_Scapolan.docx
+++ b/doc/CV_Raphael_Scapolan.docx
@@ -300,13 +300,23 @@
               </w:rPr>
             </w:pPr>
             <w:hyperlink r:id="rId10" w:history="1">
+              <w:proofErr w:type="spellStart"/>
               <w:r>
                 <w:rPr>
                   <w:rStyle w:val="Lienhypertexte"/>
                   <w:b/>
                   <w:lang w:val="fi-FI"/>
                 </w:rPr>
-                <w:t>Mon L</w:t>
+                <w:t>Mon</w:t>
+              </w:r>
+              <w:proofErr w:type="spellEnd"/>
+              <w:r>
+                <w:rPr>
+                  <w:rStyle w:val="Lienhypertexte"/>
+                  <w:b/>
+                  <w:lang w:val="fi-FI"/>
+                </w:rPr>
+                <w:t xml:space="preserve"> L</w:t>
               </w:r>
               <w:r>
                 <w:rPr>
@@ -326,13 +336,23 @@
               </w:rPr>
             </w:pPr>
             <w:hyperlink r:id="rId11" w:history="1">
+              <w:proofErr w:type="spellStart"/>
               <w:r>
                 <w:rPr>
                   <w:rStyle w:val="Lienhypertexte"/>
                   <w:b/>
                   <w:lang w:val="fi-FI"/>
                 </w:rPr>
-                <w:t>Mon P</w:t>
+                <w:t>Mon</w:t>
+              </w:r>
+              <w:proofErr w:type="spellEnd"/>
+              <w:r>
+                <w:rPr>
+                  <w:rStyle w:val="Lienhypertexte"/>
+                  <w:b/>
+                  <w:lang w:val="fi-FI"/>
+                </w:rPr>
+                <w:t xml:space="preserve"> P</w:t>
               </w:r>
               <w:r>
                 <w:rPr>
@@ -381,7 +401,14 @@
               <w:rPr>
                 <w:b/>
               </w:rPr>
-              <w:t>/ WPF</w:t>
+              <w:t xml:space="preserve">/ </w:t>
+            </w:r>
+            <w:proofErr w:type="gramStart"/>
+            <w:r>
+              <w:rPr>
+                <w:b/>
+              </w:rPr>
+              <w:t>WPF</w:t>
             </w:r>
             <w:r>
               <w:rPr>
@@ -390,11 +417,13 @@
               </w:rPr>
               <w:t xml:space="preserve">  expert</w:t>
             </w:r>
+            <w:proofErr w:type="gramEnd"/>
           </w:p>
           <w:p>
             <w:pPr>
               <w:pStyle w:val="Listepuces"/>
             </w:pPr>
+            <w:proofErr w:type="gramStart"/>
             <w:r>
               <w:rPr>
                 <w:b/>
@@ -415,6 +444,7 @@
               </w:rPr>
               <w:t>confirmé</w:t>
             </w:r>
+            <w:proofErr w:type="gramEnd"/>
           </w:p>
           <w:p>
             <w:pPr>
@@ -436,16 +466,34 @@
             <w:pPr>
               <w:pStyle w:val="Listepuces"/>
             </w:pPr>
-            <w:r>
-              <w:t>GitLab CI/CD</w:t>
+            <w:proofErr w:type="spellStart"/>
+            <w:r>
+              <w:t>GitLab</w:t>
+            </w:r>
+            <w:proofErr w:type="spellEnd"/>
+            <w:r>
+              <w:t xml:space="preserve"> CI/CD</w:t>
             </w:r>
           </w:p>
           <w:p>
             <w:pPr>
               <w:pStyle w:val="Listepuces"/>
             </w:pPr>
-            <w:r>
-              <w:t>Specflow / Reqnroll (BDD)</w:t>
+            <w:proofErr w:type="spellStart"/>
+            <w:r>
+              <w:t>Specflow</w:t>
+            </w:r>
+            <w:proofErr w:type="spellEnd"/>
+            <w:r>
+              <w:t xml:space="preserve"> / </w:t>
+            </w:r>
+            <w:proofErr w:type="spellStart"/>
+            <w:r>
+              <w:t>Reqnroll</w:t>
+            </w:r>
+            <w:proofErr w:type="spellEnd"/>
+            <w:r>
+              <w:t xml:space="preserve"> (BDD)</w:t>
             </w:r>
           </w:p>
           <w:p>
@@ -453,8 +501,13 @@
               <w:pStyle w:val="Listepuces"/>
             </w:pPr>
             <w:r>
-              <w:t>Migration d'applications legacy</w:t>
-            </w:r>
+              <w:t xml:space="preserve">Migration d'applications </w:t>
+            </w:r>
+            <w:proofErr w:type="spellStart"/>
+            <w:r>
+              <w:t>legacy</w:t>
+            </w:r>
+            <w:proofErr w:type="spellEnd"/>
           </w:p>
           <w:p>
             <w:pPr>
@@ -494,19 +547,29 @@
               <w:pStyle w:val="Listepuces"/>
             </w:pPr>
             <w:r>
-              <w:t>Extraction et matching de documents</w:t>
+              <w:t xml:space="preserve">Extraction et </w:t>
+            </w:r>
+            <w:proofErr w:type="spellStart"/>
+            <w:r>
+              <w:t>matching</w:t>
+            </w:r>
+            <w:proofErr w:type="spellEnd"/>
+            <w:r>
+              <w:t xml:space="preserve"> de documents</w:t>
             </w:r>
           </w:p>
           <w:p>
             <w:pPr>
               <w:pStyle w:val="Listepuces"/>
             </w:pPr>
+            <w:proofErr w:type="spellStart"/>
             <w:r>
               <w:t>MCP</w:t>
             </w:r>
             <w:r>
               <w:t>s</w:t>
             </w:r>
+            <w:proofErr w:type="spellEnd"/>
           </w:p>
           <w:p>
             <w:pPr>
@@ -1019,14 +1082,30 @@
             <w:pPr>
               <w:pStyle w:val="Listepuces"/>
             </w:pPr>
+            <w:proofErr w:type="spellStart"/>
             <w:r>
               <w:rPr>
                 <w:b/>
               </w:rPr>
-              <w:t xml:space="preserve">Core ERP &amp; e-commerce — </w:t>
-            </w:r>
-            <w:r>
-              <w:t>développement du module d'achats intégré et de l'interconnexion e-commerce par flux cXML.</w:t>
+              <w:t>Core</w:t>
+            </w:r>
+            <w:proofErr w:type="spellEnd"/>
+            <w:r>
+              <w:rPr>
+                <w:b/>
+              </w:rPr>
+              <w:t xml:space="preserve"> ERP &amp; e-commerce — </w:t>
+            </w:r>
+            <w:r>
+              <w:t xml:space="preserve">développement du module d'achats intégré et de l'interconnexion e-commerce par flux </w:t>
+            </w:r>
+            <w:proofErr w:type="spellStart"/>
+            <w:r>
+              <w:t>cXML</w:t>
+            </w:r>
+            <w:proofErr w:type="spellEnd"/>
+            <w:r>
+              <w:t>.</w:t>
             </w:r>
           </w:p>
           <w:p>
@@ -1040,7 +1119,15 @@
               <w:t xml:space="preserve">Architecture — </w:t>
             </w:r>
             <w:r>
-              <w:t xml:space="preserve">client lourd adossé à un serveur, chaîne CI/CD GitLab, outillage interne de pilotage local </w:t>
+              <w:t xml:space="preserve">client lourd adossé à un serveur, chaîne CI/CD </w:t>
+            </w:r>
+            <w:proofErr w:type="spellStart"/>
+            <w:r>
+              <w:t>GitLab</w:t>
+            </w:r>
+            <w:proofErr w:type="spellEnd"/>
+            <w:r>
+              <w:t xml:space="preserve">, outillage interne de pilotage local </w:t>
             </w:r>
             <w:r>
               <w:t xml:space="preserve">de </w:t>
@@ -1066,7 +1153,23 @@
               <w:t xml:space="preserve">Qualité — </w:t>
             </w:r>
             <w:r>
-              <w:t>tests automatisés BDD (Specflow / Reqnroll), indexation des règles métier, revue de code systématique.</w:t>
+              <w:t>tests automatisés BDD (</w:t>
+            </w:r>
+            <w:proofErr w:type="spellStart"/>
+            <w:r>
+              <w:t>Specflow</w:t>
+            </w:r>
+            <w:proofErr w:type="spellEnd"/>
+            <w:r>
+              <w:t xml:space="preserve"> / </w:t>
+            </w:r>
+            <w:proofErr w:type="spellStart"/>
+            <w:r>
+              <w:t>Reqnroll</w:t>
+            </w:r>
+            <w:proofErr w:type="spellEnd"/>
+            <w:r>
+              <w:t>), indexation des règles métier, revue de code systématique.</w:t>
             </w:r>
           </w:p>
           <w:p>
@@ -1080,7 +1183,15 @@
               <w:t xml:space="preserve">Intégration IA — </w:t>
             </w:r>
             <w:r>
-              <w:t>automatisation des demandes d'achat et du traitement des factures, extraction intelligente, matching.</w:t>
+              <w:t xml:space="preserve">automatisation des demandes d'achat et du traitement des factures, extraction intelligente, </w:t>
+            </w:r>
+            <w:proofErr w:type="spellStart"/>
+            <w:r>
+              <w:t>matching</w:t>
+            </w:r>
+            <w:proofErr w:type="spellEnd"/>
+            <w:r>
+              <w:t>.</w:t>
             </w:r>
           </w:p>
           <w:p>
@@ -1094,7 +1205,31 @@
               <w:t xml:space="preserve">IA &amp; outillage technique — </w:t>
             </w:r>
             <w:r>
-              <w:t>développement assisté par IA, revue de code augmentée, écosystème de MCPs (indexation de codebase, GitLab / Redmine), AI Buildathons.</w:t>
+              <w:t xml:space="preserve">développement assisté par IA, revue de code augmentée, écosystème de </w:t>
+            </w:r>
+            <w:proofErr w:type="spellStart"/>
+            <w:r>
+              <w:t>MCPs</w:t>
+            </w:r>
+            <w:proofErr w:type="spellEnd"/>
+            <w:r>
+              <w:t xml:space="preserve"> (indexation de codebase, </w:t>
+            </w:r>
+            <w:proofErr w:type="spellStart"/>
+            <w:r>
+              <w:t>GitLab</w:t>
+            </w:r>
+            <w:proofErr w:type="spellEnd"/>
+            <w:r>
+              <w:t xml:space="preserve"> / Redmine), AI </w:t>
+            </w:r>
+            <w:proofErr w:type="spellStart"/>
+            <w:r>
+              <w:t>Buildathons</w:t>
+            </w:r>
+            <w:proofErr w:type="spellEnd"/>
+            <w:r>
+              <w:t>.</w:t>
             </w:r>
           </w:p>
           <w:p>
@@ -1172,12 +1307,21 @@
               <w:keepNext/>
               <w:spacing w:after="60"/>
             </w:pPr>
+            <w:proofErr w:type="spellStart"/>
             <w:r>
               <w:rPr>
                 <w:b/>
                 <w:sz w:val="19"/>
               </w:rPr>
-              <w:t>Akkodis (ex-Akka Technologies) – mission Schneider Electric, Grenoble</w:t>
+              <w:t>Akkodis</w:t>
+            </w:r>
+            <w:proofErr w:type="spellEnd"/>
+            <w:r>
+              <w:rPr>
+                <w:b/>
+                <w:sz w:val="19"/>
+              </w:rPr>
+              <w:t xml:space="preserve"> (ex-Akka Technologies) – mission Schneider Electric, Grenoble</w:t>
             </w:r>
           </w:p>
           <w:p>
@@ -1258,12 +1402,28 @@
               <w:keepNext/>
               <w:spacing w:after="60"/>
             </w:pPr>
+            <w:proofErr w:type="spellStart"/>
             <w:r>
               <w:rPr>
                 <w:b/>
                 <w:sz w:val="19"/>
               </w:rPr>
-              <w:t>SIMaP, Laboratoire de Recherche sur les Matériaux – Grenoble</w:t>
+              <w:t>SIMaP</w:t>
+            </w:r>
+            <w:proofErr w:type="spellEnd"/>
+            <w:r>
+              <w:rPr>
+                <w:b/>
+                <w:sz w:val="19"/>
+              </w:rPr>
+              <w:t xml:space="preserve"> (CNRS)</w:t>
+            </w:r>
+            <w:r>
+              <w:rPr>
+                <w:b/>
+                <w:sz w:val="19"/>
+              </w:rPr>
+              <w:t>, Laboratoire de Recherche sur les Matériaux – Grenoble</w:t>
             </w:r>
           </w:p>
           <w:p>
@@ -1283,11 +1443,19 @@
             <w:pPr>
               <w:pStyle w:val="Listepuces"/>
             </w:pPr>
+            <w:proofErr w:type="spellStart"/>
             <w:r>
               <w:rPr>
                 <w:b/>
               </w:rPr>
-              <w:t xml:space="preserve">ModeLitz — </w:t>
+              <w:t>ModeLitz</w:t>
+            </w:r>
+            <w:proofErr w:type="spellEnd"/>
+            <w:r>
+              <w:rPr>
+                <w:b/>
+              </w:rPr>
+              <w:t xml:space="preserve"> — </w:t>
             </w:r>
             <w:r>
               <w:t>conception et implémentation d'un solveur HPC parallèle par méthode intégrale, déposé auprès de l'Agence pour la protection des programmes</w:t>
@@ -1358,11 +1526,21 @@
               <w:t xml:space="preserve">Thèse en texte intégral sur HAL : </w:t>
             </w:r>
             <w:hyperlink r:id="rId12" w:history="1">
+              <w:proofErr w:type="spellStart"/>
+              <w:proofErr w:type="gramStart"/>
               <w:r>
                 <w:rPr>
                   <w:rStyle w:val="Lienhypertexte"/>
                 </w:rPr>
-                <w:t>theses.hal.science/tel-01104637v1</w:t>
+                <w:t>theses.hal.science</w:t>
+              </w:r>
+              <w:proofErr w:type="spellEnd"/>
+              <w:proofErr w:type="gramEnd"/>
+              <w:r>
+                <w:rPr>
+                  <w:rStyle w:val="Lienhypertexte"/>
+                </w:rPr>
+                <w:t>/tel-01104637v1</w:t>
               </w:r>
             </w:hyperlink>
             <w:r>
@@ -1374,15 +1552,64 @@
               <w:pStyle w:val="Listepuces"/>
             </w:pPr>
             <w:r>
-              <w:t xml:space="preserve">3-D Multistrands Inductor Modeling: Influence of Complex Geometrical Arrangements — </w:t>
+              <w:t xml:space="preserve">3-D </w:t>
+            </w:r>
+            <w:proofErr w:type="spellStart"/>
+            <w:r>
+              <w:t>Multistrands</w:t>
+            </w:r>
+            <w:proofErr w:type="spellEnd"/>
+            <w:r>
+              <w:t xml:space="preserve"> </w:t>
+            </w:r>
+            <w:proofErr w:type="spellStart"/>
+            <w:r>
+              <w:t>Inductor</w:t>
+            </w:r>
+            <w:proofErr w:type="spellEnd"/>
+            <w:r>
+              <w:t xml:space="preserve"> </w:t>
+            </w:r>
+            <w:proofErr w:type="gramStart"/>
+            <w:r>
+              <w:t>Modeling:</w:t>
+            </w:r>
+            <w:proofErr w:type="gramEnd"/>
+            <w:r>
+              <w:t xml:space="preserve"> Influence of </w:t>
+            </w:r>
+            <w:proofErr w:type="spellStart"/>
+            <w:r>
+              <w:t>Complex</w:t>
+            </w:r>
+            <w:proofErr w:type="spellEnd"/>
+            <w:r>
+              <w:t xml:space="preserve"> </w:t>
+            </w:r>
+            <w:proofErr w:type="spellStart"/>
+            <w:r>
+              <w:t>Geometrical</w:t>
+            </w:r>
+            <w:proofErr w:type="spellEnd"/>
+            <w:r>
+              <w:t xml:space="preserve"> Arrangements — </w:t>
             </w:r>
             <w:r>
               <w:rPr>
                 <w:b/>
                 <w:bCs/>
               </w:rPr>
-              <w:t>IEEE Transactions on Magnetics</w:t>
-            </w:r>
+              <w:t xml:space="preserve">IEEE Transactions on </w:t>
+            </w:r>
+            <w:proofErr w:type="spellStart"/>
+            <w:r>
+              <w:rPr>
+                <w:b/>
+                <w:bCs/>
+              </w:rPr>
+              <w:t>Magnetics</w:t>
+            </w:r>
+            <w:proofErr w:type="spellEnd"/>
             <w:r>
               <w:t>, 50(2), février 2014 (DOI 10.1109/TMAG.2013.2282502).</w:t>
             </w:r>
@@ -1399,7 +1626,21 @@
                 <w:lang w:val="en-US"/>
               </w:rPr>
               <w:lastRenderedPageBreak/>
-              <w:t xml:space="preserve">3D Integral Method for Electromagnetic Processes Modelling — colloque scientifique </w:t>
+              <w:t xml:space="preserve">3D Integral Method for Electromagnetic Processes Modelling — colloque </w:t>
+            </w:r>
+            <w:proofErr w:type="spellStart"/>
+            <w:r>
+              <w:rPr>
+                <w:lang w:val="en-US"/>
+              </w:rPr>
+              <w:t>scientifique</w:t>
+            </w:r>
+            <w:proofErr w:type="spellEnd"/>
+            <w:r>
+              <w:rPr>
+                <w:lang w:val="en-US"/>
+              </w:rPr>
+              <w:t xml:space="preserve"> </w:t>
             </w:r>
             <w:r>
               <w:rPr>
@@ -1421,7 +1662,21 @@
               <w:rPr>
                 <w:lang w:val="en-US"/>
               </w:rPr>
-              <w:t>, septembre 2014.</w:t>
+              <w:t xml:space="preserve">, </w:t>
+            </w:r>
+            <w:proofErr w:type="spellStart"/>
+            <w:r>
+              <w:rPr>
+                <w:lang w:val="en-US"/>
+              </w:rPr>
+              <w:t>septembre</w:t>
+            </w:r>
+            <w:proofErr w:type="spellEnd"/>
+            <w:r>
+              <w:rPr>
+                <w:lang w:val="en-US"/>
+              </w:rPr>
+              <w:t xml:space="preserve"> 2014.</w:t>
             </w:r>
           </w:p>
           <w:p>
@@ -1478,11 +1733,16 @@
             <w:r>
               <w:t xml:space="preserve">interface </w:t>
             </w:r>
+            <w:proofErr w:type="spellStart"/>
             <w:r>
               <w:t>Bla</w:t>
             </w:r>
             <w:r>
-              <w:t xml:space="preserve">zor partagée entre </w:t>
+              <w:t>zor</w:t>
+            </w:r>
+            <w:proofErr w:type="spellEnd"/>
+            <w:r>
+              <w:t xml:space="preserve"> partagée entre </w:t>
             </w:r>
             <w:r>
               <w:t>application mobile et site web</w:t>
@@ -1506,7 +1766,23 @@
               <w:t xml:space="preserve">assuré via CI/CD </w:t>
             </w:r>
             <w:r>
-              <w:t>(.NET 10, MAUI, Blazor Hybrid, PostgreSQL, Docker).</w:t>
+              <w:t xml:space="preserve">(.NET 10, MAUI, </w:t>
+            </w:r>
+            <w:proofErr w:type="spellStart"/>
+            <w:r>
+              <w:t>Blazor</w:t>
+            </w:r>
+            <w:proofErr w:type="spellEnd"/>
+            <w:r>
+              <w:t xml:space="preserve"> </w:t>
+            </w:r>
+            <w:proofErr w:type="spellStart"/>
+            <w:r>
+              <w:t>Hybrid</w:t>
+            </w:r>
+            <w:proofErr w:type="spellEnd"/>
+            <w:r>
+              <w:t>, PostgreSQL, Docker).</w:t>
             </w:r>
           </w:p>
           <w:p>
@@ -1532,7 +1808,23 @@
               <w:t xml:space="preserve"> — </w:t>
             </w:r>
             <w:r>
-              <w:t>physique de vol, génération procédurale déterministe, suite de tests en headless (Godot 4, GDScript).</w:t>
+              <w:t xml:space="preserve">physique de vol, génération procédurale déterministe, suite de tests en </w:t>
+            </w:r>
+            <w:proofErr w:type="spellStart"/>
+            <w:r>
+              <w:t>headless</w:t>
+            </w:r>
+            <w:proofErr w:type="spellEnd"/>
+            <w:r>
+              <w:t xml:space="preserve"> (Godot 4, </w:t>
+            </w:r>
+            <w:proofErr w:type="spellStart"/>
+            <w:r>
+              <w:t>GDScript</w:t>
+            </w:r>
+            <w:proofErr w:type="spellEnd"/>
+            <w:r>
+              <w:t>).</w:t>
             </w:r>
           </w:p>
         </w:tc>
